--- a/docs/sdlc/50_operation/WS2D-EN-001_環境構築手順書.docx
+++ b/docs/sdlc/50_operation/WS2D-EN-001_環境構築手順書.docx
@@ -76,13 +76,13 @@
         <w:tblLook w:firstColumn="1" w:firstRow="1" w:lastColumn="0" w:lastRow="0" w:noHBand="0" w:noVBand="1" w:val="04A0"/>
       </w:tblPr>
       <w:tblGrid>
-        <w:gridCol w:w="4320"/>
-        <w:gridCol w:w="4320"/>
+        <w:gridCol w:w="4961"/>
+        <w:gridCol w:w="4961"/>
       </w:tblGrid>
       <w:tr>
         <w:tc>
           <w:tcPr>
-            <w:tcW w:type="dxa" w:w="4320"/>
+            <w:tcW w:type="dxa" w:w="4961"/>
             <w:shd w:fill="D9E2F3"/>
           </w:tcPr>
           <w:p>
@@ -102,7 +102,7 @@
         </w:tc>
         <w:tc>
           <w:tcPr>
-            <w:tcW w:type="dxa" w:w="4320"/>
+            <w:tcW w:type="dxa" w:w="4961"/>
           </w:tcPr>
           <w:p>
             <w:r>
@@ -123,7 +123,7 @@
       <w:tr>
         <w:tc>
           <w:tcPr>
-            <w:tcW w:type="dxa" w:w="4320"/>
+            <w:tcW w:type="dxa" w:w="4961"/>
             <w:shd w:fill="D9E2F3"/>
           </w:tcPr>
           <w:p>
@@ -143,7 +143,7 @@
         </w:tc>
         <w:tc>
           <w:tcPr>
-            <w:tcW w:type="dxa" w:w="4320"/>
+            <w:tcW w:type="dxa" w:w="4961"/>
           </w:tcPr>
           <w:p>
             <w:r>
@@ -164,7 +164,7 @@
       <w:tr>
         <w:tc>
           <w:tcPr>
-            <w:tcW w:type="dxa" w:w="4320"/>
+            <w:tcW w:type="dxa" w:w="4961"/>
             <w:shd w:fill="D9E2F3"/>
           </w:tcPr>
           <w:p>
@@ -184,7 +184,7 @@
         </w:tc>
         <w:tc>
           <w:tcPr>
-            <w:tcW w:type="dxa" w:w="4320"/>
+            <w:tcW w:type="dxa" w:w="4961"/>
           </w:tcPr>
           <w:p>
             <w:r>
@@ -205,7 +205,7 @@
       <w:tr>
         <w:tc>
           <w:tcPr>
-            <w:tcW w:type="dxa" w:w="4320"/>
+            <w:tcW w:type="dxa" w:w="4961"/>
             <w:shd w:fill="D9E2F3"/>
           </w:tcPr>
           <w:p>
@@ -225,7 +225,7 @@
         </w:tc>
         <w:tc>
           <w:tcPr>
-            <w:tcW w:type="dxa" w:w="4320"/>
+            <w:tcW w:type="dxa" w:w="4961"/>
           </w:tcPr>
           <w:p>
             <w:r>
@@ -246,7 +246,7 @@
       <w:tr>
         <w:tc>
           <w:tcPr>
-            <w:tcW w:type="dxa" w:w="4320"/>
+            <w:tcW w:type="dxa" w:w="4961"/>
             <w:shd w:fill="D9E2F3"/>
           </w:tcPr>
           <w:p>
@@ -266,7 +266,7 @@
         </w:tc>
         <w:tc>
           <w:tcPr>
-            <w:tcW w:type="dxa" w:w="4320"/>
+            <w:tcW w:type="dxa" w:w="4961"/>
           </w:tcPr>
           <w:p>
             <w:r>
@@ -287,7 +287,7 @@
       <w:tr>
         <w:tc>
           <w:tcPr>
-            <w:tcW w:type="dxa" w:w="4320"/>
+            <w:tcW w:type="dxa" w:w="4961"/>
             <w:shd w:fill="D9E2F3"/>
           </w:tcPr>
           <w:p>
@@ -307,7 +307,7 @@
         </w:tc>
         <w:tc>
           <w:tcPr>
-            <w:tcW w:type="dxa" w:w="4320"/>
+            <w:tcW w:type="dxa" w:w="4961"/>
           </w:tcPr>
           <w:p>
             <w:r>
@@ -356,13 +356,13 @@
         <w:tblLook w:firstColumn="1" w:firstRow="1" w:lastColumn="0" w:lastRow="0" w:noHBand="0" w:noVBand="1" w:val="04A0"/>
       </w:tblPr>
       <w:tblGrid>
-        <w:gridCol w:w="4320"/>
-        <w:gridCol w:w="4320"/>
+        <w:gridCol w:w="4961"/>
+        <w:gridCol w:w="4961"/>
       </w:tblGrid>
       <w:tr>
         <w:tc>
           <w:tcPr>
-            <w:tcW w:type="dxa" w:w="4320"/>
+            <w:tcW w:type="dxa" w:w="4961"/>
             <w:shd w:fill="D9E2F3"/>
           </w:tcPr>
           <w:p>
@@ -382,7 +382,7 @@
         </w:tc>
         <w:tc>
           <w:tcPr>
-            <w:tcW w:type="dxa" w:w="4320"/>
+            <w:tcW w:type="dxa" w:w="4961"/>
           </w:tcPr>
           <w:p>
             <w:r>
@@ -403,7 +403,7 @@
       <w:tr>
         <w:tc>
           <w:tcPr>
-            <w:tcW w:type="dxa" w:w="4320"/>
+            <w:tcW w:type="dxa" w:w="4961"/>
             <w:shd w:fill="D9E2F3"/>
           </w:tcPr>
           <w:p>
@@ -423,7 +423,7 @@
         </w:tc>
         <w:tc>
           <w:tcPr>
-            <w:tcW w:type="dxa" w:w="4320"/>
+            <w:tcW w:type="dxa" w:w="4961"/>
           </w:tcPr>
           <w:p>
             <w:r>
@@ -444,7 +444,7 @@
       <w:tr>
         <w:tc>
           <w:tcPr>
-            <w:tcW w:type="dxa" w:w="4320"/>
+            <w:tcW w:type="dxa" w:w="4961"/>
             <w:shd w:fill="D9E2F3"/>
           </w:tcPr>
           <w:p>
@@ -464,7 +464,7 @@
         </w:tc>
         <w:tc>
           <w:tcPr>
-            <w:tcW w:type="dxa" w:w="4320"/>
+            <w:tcW w:type="dxa" w:w="4961"/>
           </w:tcPr>
           <w:p>
             <w:r>
@@ -485,7 +485,7 @@
       <w:tr>
         <w:tc>
           <w:tcPr>
-            <w:tcW w:type="dxa" w:w="4320"/>
+            <w:tcW w:type="dxa" w:w="4961"/>
             <w:shd w:fill="D9E2F3"/>
           </w:tcPr>
           <w:p>
@@ -505,7 +505,7 @@
         </w:tc>
         <w:tc>
           <w:tcPr>
-            <w:tcW w:type="dxa" w:w="4320"/>
+            <w:tcW w:type="dxa" w:w="4961"/>
           </w:tcPr>
           <w:p>
             <w:r>
@@ -526,7 +526,7 @@
       <w:tr>
         <w:tc>
           <w:tcPr>
-            <w:tcW w:type="dxa" w:w="4320"/>
+            <w:tcW w:type="dxa" w:w="4961"/>
             <w:shd w:fill="D9E2F3"/>
           </w:tcPr>
           <w:p>
@@ -546,7 +546,7 @@
         </w:tc>
         <w:tc>
           <w:tcPr>
-            <w:tcW w:type="dxa" w:w="4320"/>
+            <w:tcW w:type="dxa" w:w="4961"/>
           </w:tcPr>
           <w:p>
             <w:r>
@@ -567,7 +567,7 @@
       <w:tr>
         <w:tc>
           <w:tcPr>
-            <w:tcW w:type="dxa" w:w="4320"/>
+            <w:tcW w:type="dxa" w:w="4961"/>
             <w:shd w:fill="D9E2F3"/>
           </w:tcPr>
           <w:p>
@@ -587,7 +587,7 @@
         </w:tc>
         <w:tc>
           <w:tcPr>
-            <w:tcW w:type="dxa" w:w="4320"/>
+            <w:tcW w:type="dxa" w:w="4961"/>
           </w:tcPr>
           <w:p>
             <w:r>
@@ -632,15 +632,15 @@
         <w:tblLook w:firstColumn="1" w:firstRow="1" w:lastColumn="0" w:lastRow="0" w:noHBand="0" w:noVBand="1" w:val="04A0"/>
       </w:tblPr>
       <w:tblGrid>
-        <w:gridCol w:w="2160"/>
-        <w:gridCol w:w="2160"/>
-        <w:gridCol w:w="2160"/>
-        <w:gridCol w:w="2160"/>
+        <w:gridCol w:w="2480"/>
+        <w:gridCol w:w="2480"/>
+        <w:gridCol w:w="2480"/>
+        <w:gridCol w:w="2480"/>
       </w:tblGrid>
       <w:tr>
         <w:tc>
           <w:tcPr>
-            <w:tcW w:type="dxa" w:w="2160"/>
+            <w:tcW w:type="dxa" w:w="2480"/>
             <w:shd w:fill="D9E2F3"/>
           </w:tcPr>
           <w:p>
@@ -662,7 +662,7 @@
         </w:tc>
         <w:tc>
           <w:tcPr>
-            <w:tcW w:type="dxa" w:w="2160"/>
+            <w:tcW w:type="dxa" w:w="2480"/>
             <w:shd w:fill="D9E2F3"/>
           </w:tcPr>
           <w:p>
@@ -684,7 +684,7 @@
         </w:tc>
         <w:tc>
           <w:tcPr>
-            <w:tcW w:type="dxa" w:w="2160"/>
+            <w:tcW w:type="dxa" w:w="2480"/>
             <w:shd w:fill="D9E2F3"/>
           </w:tcPr>
           <w:p>
@@ -706,7 +706,7 @@
         </w:tc>
         <w:tc>
           <w:tcPr>
-            <w:tcW w:type="dxa" w:w="2160"/>
+            <w:tcW w:type="dxa" w:w="2480"/>
             <w:shd w:fill="D9E2F3"/>
           </w:tcPr>
           <w:p>
@@ -730,7 +730,7 @@
       <w:tr>
         <w:tc>
           <w:tcPr>
-            <w:tcW w:type="dxa" w:w="2160"/>
+            <w:tcW w:type="dxa" w:w="2480"/>
           </w:tcPr>
           <w:p>
             <w:r>
@@ -749,7 +749,7 @@
         </w:tc>
         <w:tc>
           <w:tcPr>
-            <w:tcW w:type="dxa" w:w="2160"/>
+            <w:tcW w:type="dxa" w:w="2480"/>
           </w:tcPr>
           <w:p>
             <w:r>
@@ -761,7 +761,7 @@
         </w:tc>
         <w:tc>
           <w:tcPr>
-            <w:tcW w:type="dxa" w:w="2160"/>
+            <w:tcW w:type="dxa" w:w="2480"/>
           </w:tcPr>
           <w:p>
             <w:r>
@@ -773,7 +773,7 @@
         </w:tc>
         <w:tc>
           <w:tcPr>
-            <w:tcW w:type="dxa" w:w="2160"/>
+            <w:tcW w:type="dxa" w:w="2480"/>
           </w:tcPr>
           <w:p>
             <w:r>
@@ -787,7 +787,7 @@
       <w:tr>
         <w:tc>
           <w:tcPr>
-            <w:tcW w:type="dxa" w:w="2160"/>
+            <w:tcW w:type="dxa" w:w="2480"/>
           </w:tcPr>
           <w:p>
             <w:r>
@@ -806,7 +806,7 @@
         </w:tc>
         <w:tc>
           <w:tcPr>
-            <w:tcW w:type="dxa" w:w="2160"/>
+            <w:tcW w:type="dxa" w:w="2480"/>
           </w:tcPr>
           <w:p>
             <w:r>
@@ -818,7 +818,7 @@
         </w:tc>
         <w:tc>
           <w:tcPr>
-            <w:tcW w:type="dxa" w:w="2160"/>
+            <w:tcW w:type="dxa" w:w="2480"/>
           </w:tcPr>
           <w:p>
             <w:r>
@@ -830,7 +830,7 @@
         </w:tc>
         <w:tc>
           <w:tcPr>
-            <w:tcW w:type="dxa" w:w="2160"/>
+            <w:tcW w:type="dxa" w:w="2480"/>
           </w:tcPr>
           <w:p>
             <w:r>
@@ -844,7 +844,7 @@
       <w:tr>
         <w:tc>
           <w:tcPr>
-            <w:tcW w:type="dxa" w:w="2160"/>
+            <w:tcW w:type="dxa" w:w="2480"/>
             <w:shd w:fill="D9E2F3"/>
           </w:tcPr>
           <w:p>
@@ -864,7 +864,7 @@
         </w:tc>
         <w:tc>
           <w:tcPr>
-            <w:tcW w:type="dxa" w:w="2160"/>
+            <w:tcW w:type="dxa" w:w="2480"/>
           </w:tcPr>
           <w:p>
             <w:r>
@@ -876,7 +876,7 @@
         </w:tc>
         <w:tc>
           <w:tcPr>
-            <w:tcW w:type="dxa" w:w="2160"/>
+            <w:tcW w:type="dxa" w:w="2480"/>
           </w:tcPr>
           <w:p>
             <w:r>
@@ -888,7 +888,7 @@
         </w:tc>
         <w:tc>
           <w:tcPr>
-            <w:tcW w:type="dxa" w:w="2160"/>
+            <w:tcW w:type="dxa" w:w="2480"/>
           </w:tcPr>
           <w:p>
             <w:r>
@@ -1330,7 +1330,7 @@
       <w:r>
         <w:drawing>
           <wp:inline xmlns:a="http://schemas.openxmlformats.org/drawingml/2006/main" xmlns:pic="http://schemas.openxmlformats.org/drawingml/2006/picture">
-            <wp:extent cx="5486400" cy="380622"/>
+            <wp:extent cx="6300470" cy="437099"/>
             <wp:docPr id="1" name="Picture 1"/>
             <wp:cNvGraphicFramePr>
               <a:graphicFrameLocks noChangeAspect="1"/>
@@ -1351,7 +1351,7 @@
                   <pic:spPr>
                     <a:xfrm>
                       <a:off x="0" y="0"/>
-                      <a:ext cx="5486400" cy="380622"/>
+                      <a:ext cx="6300470" cy="437099"/>
                     </a:xfrm>
                     <a:prstGeom prst="rect"/>
                   </pic:spPr>
@@ -1402,18 +1402,18 @@
       <w:tblPr>
         <w:tblStyle w:val="TableGrid"/>
         <w:tblW w:type="auto" w:w="0"/>
-        <w:tblLayout w:type="autofit"/>
+        <w:tblLayout w:type="fixed"/>
         <w:tblLook w:firstColumn="1" w:firstRow="1" w:lastColumn="0" w:lastRow="0" w:noHBand="0" w:noVBand="1" w:val="04A0"/>
       </w:tblPr>
       <w:tblGrid>
-        <w:gridCol w:w="2880"/>
-        <w:gridCol w:w="2880"/>
-        <w:gridCol w:w="2880"/>
+        <w:gridCol w:w="3307"/>
+        <w:gridCol w:w="3307"/>
+        <w:gridCol w:w="3307"/>
       </w:tblGrid>
       <w:tr>
         <w:tc>
           <w:tcPr>
-            <w:tcW w:type="dxa" w:w="2880"/>
+            <w:tcW w:type="dxa" w:w="3307"/>
             <w:shd w:fill="D9E2F3"/>
           </w:tcPr>
           <w:p>
@@ -1435,7 +1435,7 @@
         </w:tc>
         <w:tc>
           <w:tcPr>
-            <w:tcW w:type="dxa" w:w="2880"/>
+            <w:tcW w:type="dxa" w:w="3307"/>
             <w:shd w:fill="D9E2F3"/>
           </w:tcPr>
           <w:p>
@@ -1457,7 +1457,7 @@
         </w:tc>
         <w:tc>
           <w:tcPr>
-            <w:tcW w:type="dxa" w:w="2880"/>
+            <w:tcW w:type="dxa" w:w="3307"/>
             <w:shd w:fill="D9E2F3"/>
           </w:tcPr>
           <w:p>
@@ -1481,7 +1481,7 @@
       <w:tr>
         <w:tc>
           <w:tcPr>
-            <w:tcW w:type="dxa" w:w="2880"/>
+            <w:tcW w:type="dxa" w:w="3307"/>
           </w:tcPr>
           <w:p>
             <w:r>
@@ -1500,7 +1500,7 @@
         </w:tc>
         <w:tc>
           <w:tcPr>
-            <w:tcW w:type="dxa" w:w="2880"/>
+            <w:tcW w:type="dxa" w:w="3307"/>
           </w:tcPr>
           <w:p>
             <w:r>
@@ -1519,7 +1519,7 @@
         </w:tc>
         <w:tc>
           <w:tcPr>
-            <w:tcW w:type="dxa" w:w="2880"/>
+            <w:tcW w:type="dxa" w:w="3307"/>
           </w:tcPr>
           <w:p>
             <w:r>
@@ -1540,7 +1540,7 @@
       <w:tr>
         <w:tc>
           <w:tcPr>
-            <w:tcW w:type="dxa" w:w="2880"/>
+            <w:tcW w:type="dxa" w:w="3307"/>
           </w:tcPr>
           <w:p>
             <w:r>
@@ -1559,7 +1559,7 @@
         </w:tc>
         <w:tc>
           <w:tcPr>
-            <w:tcW w:type="dxa" w:w="2880"/>
+            <w:tcW w:type="dxa" w:w="3307"/>
           </w:tcPr>
           <w:p>
             <w:r>
@@ -1578,7 +1578,7 @@
         </w:tc>
         <w:tc>
           <w:tcPr>
-            <w:tcW w:type="dxa" w:w="2880"/>
+            <w:tcW w:type="dxa" w:w="3307"/>
           </w:tcPr>
           <w:p>
             <w:r>
@@ -1599,7 +1599,7 @@
       <w:tr>
         <w:tc>
           <w:tcPr>
-            <w:tcW w:type="dxa" w:w="2880"/>
+            <w:tcW w:type="dxa" w:w="3307"/>
           </w:tcPr>
           <w:p>
             <w:r>
@@ -1618,7 +1618,7 @@
         </w:tc>
         <w:tc>
           <w:tcPr>
-            <w:tcW w:type="dxa" w:w="2880"/>
+            <w:tcW w:type="dxa" w:w="3307"/>
           </w:tcPr>
           <w:p>
             <w:r>
@@ -1644,7 +1644,7 @@
         </w:tc>
         <w:tc>
           <w:tcPr>
-            <w:tcW w:type="dxa" w:w="2880"/>
+            <w:tcW w:type="dxa" w:w="3307"/>
           </w:tcPr>
           <w:p>
             <w:r>
@@ -1665,7 +1665,7 @@
       <w:tr>
         <w:tc>
           <w:tcPr>
-            <w:tcW w:type="dxa" w:w="2880"/>
+            <w:tcW w:type="dxa" w:w="3307"/>
           </w:tcPr>
           <w:p>
             <w:r>
@@ -1684,7 +1684,7 @@
         </w:tc>
         <w:tc>
           <w:tcPr>
-            <w:tcW w:type="dxa" w:w="2880"/>
+            <w:tcW w:type="dxa" w:w="3307"/>
           </w:tcPr>
           <w:p>
             <w:r>
@@ -1703,7 +1703,7 @@
         </w:tc>
         <w:tc>
           <w:tcPr>
-            <w:tcW w:type="dxa" w:w="2880"/>
+            <w:tcW w:type="dxa" w:w="3307"/>
           </w:tcPr>
           <w:p>
             <w:r>
@@ -1724,7 +1724,7 @@
       <w:tr>
         <w:tc>
           <w:tcPr>
-            <w:tcW w:type="dxa" w:w="2880"/>
+            <w:tcW w:type="dxa" w:w="3307"/>
           </w:tcPr>
           <w:p>
             <w:r>
@@ -1743,7 +1743,7 @@
         </w:tc>
         <w:tc>
           <w:tcPr>
-            <w:tcW w:type="dxa" w:w="2880"/>
+            <w:tcW w:type="dxa" w:w="3307"/>
           </w:tcPr>
           <w:p>
             <w:r>
@@ -1769,7 +1769,7 @@
         </w:tc>
         <w:tc>
           <w:tcPr>
-            <w:tcW w:type="dxa" w:w="2880"/>
+            <w:tcW w:type="dxa" w:w="3307"/>
           </w:tcPr>
           <w:p>
             <w:r>
@@ -1790,7 +1790,7 @@
       <w:tr>
         <w:tc>
           <w:tcPr>
-            <w:tcW w:type="dxa" w:w="2880"/>
+            <w:tcW w:type="dxa" w:w="3307"/>
           </w:tcPr>
           <w:p>
             <w:r>
@@ -1809,7 +1809,7 @@
         </w:tc>
         <w:tc>
           <w:tcPr>
-            <w:tcW w:type="dxa" w:w="2880"/>
+            <w:tcW w:type="dxa" w:w="3307"/>
           </w:tcPr>
           <w:p>
             <w:r>
@@ -1828,7 +1828,7 @@
         </w:tc>
         <w:tc>
           <w:tcPr>
-            <w:tcW w:type="dxa" w:w="2880"/>
+            <w:tcW w:type="dxa" w:w="3307"/>
           </w:tcPr>
           <w:p>
             <w:r>
@@ -2648,18 +2648,18 @@
       <w:tblPr>
         <w:tblStyle w:val="TableGrid"/>
         <w:tblW w:type="auto" w:w="0"/>
-        <w:tblLayout w:type="autofit"/>
+        <w:tblLayout w:type="fixed"/>
         <w:tblLook w:firstColumn="1" w:firstRow="1" w:lastColumn="0" w:lastRow="0" w:noHBand="0" w:noVBand="1" w:val="04A0"/>
       </w:tblPr>
       <w:tblGrid>
-        <w:gridCol w:w="2880"/>
-        <w:gridCol w:w="2880"/>
-        <w:gridCol w:w="2880"/>
+        <w:gridCol w:w="3307"/>
+        <w:gridCol w:w="3307"/>
+        <w:gridCol w:w="3307"/>
       </w:tblGrid>
       <w:tr>
         <w:tc>
           <w:tcPr>
-            <w:tcW w:type="dxa" w:w="2880"/>
+            <w:tcW w:type="dxa" w:w="3307"/>
             <w:shd w:fill="D9E2F3"/>
           </w:tcPr>
           <w:p>
@@ -2681,7 +2681,7 @@
         </w:tc>
         <w:tc>
           <w:tcPr>
-            <w:tcW w:type="dxa" w:w="2880"/>
+            <w:tcW w:type="dxa" w:w="3307"/>
             <w:shd w:fill="D9E2F3"/>
           </w:tcPr>
           <w:p>
@@ -2703,7 +2703,7 @@
         </w:tc>
         <w:tc>
           <w:tcPr>
-            <w:tcW w:type="dxa" w:w="2880"/>
+            <w:tcW w:type="dxa" w:w="3307"/>
             <w:shd w:fill="D9E2F3"/>
           </w:tcPr>
           <w:p>
@@ -2727,7 +2727,7 @@
       <w:tr>
         <w:tc>
           <w:tcPr>
-            <w:tcW w:type="dxa" w:w="2880"/>
+            <w:tcW w:type="dxa" w:w="3307"/>
           </w:tcPr>
           <w:p>
             <w:r>
@@ -2746,7 +2746,7 @@
         </w:tc>
         <w:tc>
           <w:tcPr>
-            <w:tcW w:type="dxa" w:w="2880"/>
+            <w:tcW w:type="dxa" w:w="3307"/>
           </w:tcPr>
           <w:p>
             <w:r>
@@ -2772,7 +2772,7 @@
         </w:tc>
         <w:tc>
           <w:tcPr>
-            <w:tcW w:type="dxa" w:w="2880"/>
+            <w:tcW w:type="dxa" w:w="3307"/>
           </w:tcPr>
           <w:p>
             <w:r>
@@ -2793,7 +2793,7 @@
       <w:tr>
         <w:tc>
           <w:tcPr>
-            <w:tcW w:type="dxa" w:w="2880"/>
+            <w:tcW w:type="dxa" w:w="3307"/>
           </w:tcPr>
           <w:p>
             <w:r>
@@ -2812,7 +2812,7 @@
         </w:tc>
         <w:tc>
           <w:tcPr>
-            <w:tcW w:type="dxa" w:w="2880"/>
+            <w:tcW w:type="dxa" w:w="3307"/>
           </w:tcPr>
           <w:p>
             <w:r>
@@ -2831,7 +2831,7 @@
         </w:tc>
         <w:tc>
           <w:tcPr>
-            <w:tcW w:type="dxa" w:w="2880"/>
+            <w:tcW w:type="dxa" w:w="3307"/>
           </w:tcPr>
           <w:p>
             <w:r>
@@ -2852,7 +2852,7 @@
       <w:tr>
         <w:tc>
           <w:tcPr>
-            <w:tcW w:type="dxa" w:w="2880"/>
+            <w:tcW w:type="dxa" w:w="3307"/>
           </w:tcPr>
           <w:p>
             <w:r>
@@ -2871,7 +2871,7 @@
         </w:tc>
         <w:tc>
           <w:tcPr>
-            <w:tcW w:type="dxa" w:w="2880"/>
+            <w:tcW w:type="dxa" w:w="3307"/>
           </w:tcPr>
           <w:p>
             <w:r>
@@ -2897,7 +2897,7 @@
         </w:tc>
         <w:tc>
           <w:tcPr>
-            <w:tcW w:type="dxa" w:w="2880"/>
+            <w:tcW w:type="dxa" w:w="3307"/>
           </w:tcPr>
           <w:p>
             <w:r>
@@ -2918,7 +2918,7 @@
       <w:tr>
         <w:tc>
           <w:tcPr>
-            <w:tcW w:type="dxa" w:w="2880"/>
+            <w:tcW w:type="dxa" w:w="3307"/>
           </w:tcPr>
           <w:p>
             <w:r>
@@ -2937,7 +2937,7 @@
         </w:tc>
         <w:tc>
           <w:tcPr>
-            <w:tcW w:type="dxa" w:w="2880"/>
+            <w:tcW w:type="dxa" w:w="3307"/>
           </w:tcPr>
           <w:p>
             <w:r>
@@ -2970,7 +2970,7 @@
         </w:tc>
         <w:tc>
           <w:tcPr>
-            <w:tcW w:type="dxa" w:w="2880"/>
+            <w:tcW w:type="dxa" w:w="3307"/>
           </w:tcPr>
           <w:p>
             <w:r>
@@ -2991,7 +2991,7 @@
       <w:tr>
         <w:tc>
           <w:tcPr>
-            <w:tcW w:type="dxa" w:w="2880"/>
+            <w:tcW w:type="dxa" w:w="3307"/>
           </w:tcPr>
           <w:p>
             <w:r>
@@ -3010,7 +3010,7 @@
         </w:tc>
         <w:tc>
           <w:tcPr>
-            <w:tcW w:type="dxa" w:w="2880"/>
+            <w:tcW w:type="dxa" w:w="3307"/>
           </w:tcPr>
           <w:p>
             <w:r>
@@ -3043,7 +3043,7 @@
         </w:tc>
         <w:tc>
           <w:tcPr>
-            <w:tcW w:type="dxa" w:w="2880"/>
+            <w:tcW w:type="dxa" w:w="3307"/>
           </w:tcPr>
           <w:p>
             <w:r>
@@ -3064,7 +3064,7 @@
       <w:tr>
         <w:tc>
           <w:tcPr>
-            <w:tcW w:type="dxa" w:w="2880"/>
+            <w:tcW w:type="dxa" w:w="3307"/>
           </w:tcPr>
           <w:p>
             <w:r>
@@ -3083,7 +3083,7 @@
         </w:tc>
         <w:tc>
           <w:tcPr>
-            <w:tcW w:type="dxa" w:w="2880"/>
+            <w:tcW w:type="dxa" w:w="3307"/>
           </w:tcPr>
           <w:p>
             <w:r>
@@ -3102,7 +3102,7 @@
         </w:tc>
         <w:tc>
           <w:tcPr>
-            <w:tcW w:type="dxa" w:w="2880"/>
+            <w:tcW w:type="dxa" w:w="3307"/>
           </w:tcPr>
           <w:p>
             <w:r>
@@ -3147,7 +3147,7 @@
       <w:r>
         <w:drawing>
           <wp:inline xmlns:a="http://schemas.openxmlformats.org/drawingml/2006/main" xmlns:pic="http://schemas.openxmlformats.org/drawingml/2006/picture">
-            <wp:extent cx="5486400" cy="1816019"/>
+            <wp:extent cx="6300470" cy="2085480"/>
             <wp:docPr id="2" name="Picture 2"/>
             <wp:cNvGraphicFramePr>
               <a:graphicFrameLocks noChangeAspect="1"/>
@@ -3168,7 +3168,7 @@
                   <pic:spPr>
                     <a:xfrm>
                       <a:off x="0" y="0"/>
-                      <a:ext cx="5486400" cy="1816019"/>
+                      <a:ext cx="6300470" cy="2085480"/>
                     </a:xfrm>
                     <a:prstGeom prst="rect"/>
                   </pic:spPr>
@@ -3918,20 +3918,20 @@
       <w:tblPr>
         <w:tblStyle w:val="TableGrid"/>
         <w:tblW w:type="auto" w:w="0"/>
-        <w:tblLayout w:type="autofit"/>
+        <w:tblLayout w:type="fixed"/>
         <w:tblLook w:firstColumn="1" w:firstRow="1" w:lastColumn="0" w:lastRow="0" w:noHBand="0" w:noVBand="1" w:val="04A0"/>
       </w:tblPr>
       <w:tblGrid>
-        <w:gridCol w:w="1728"/>
-        <w:gridCol w:w="1728"/>
-        <w:gridCol w:w="1728"/>
-        <w:gridCol w:w="1728"/>
-        <w:gridCol w:w="1728"/>
+        <w:gridCol w:w="1984"/>
+        <w:gridCol w:w="1984"/>
+        <w:gridCol w:w="1984"/>
+        <w:gridCol w:w="1984"/>
+        <w:gridCol w:w="1984"/>
       </w:tblGrid>
       <w:tr>
         <w:tc>
           <w:tcPr>
-            <w:tcW w:type="dxa" w:w="1728"/>
+            <w:tcW w:type="dxa" w:w="1984"/>
             <w:shd w:fill="D9E2F3"/>
           </w:tcPr>
           <w:p>
@@ -3953,7 +3953,7 @@
         </w:tc>
         <w:tc>
           <w:tcPr>
-            <w:tcW w:type="dxa" w:w="1728"/>
+            <w:tcW w:type="dxa" w:w="1984"/>
             <w:shd w:fill="D9E2F3"/>
           </w:tcPr>
           <w:p>
@@ -3975,7 +3975,7 @@
         </w:tc>
         <w:tc>
           <w:tcPr>
-            <w:tcW w:type="dxa" w:w="1728"/>
+            <w:tcW w:type="dxa" w:w="1984"/>
             <w:shd w:fill="D9E2F3"/>
           </w:tcPr>
           <w:p>
@@ -3997,7 +3997,7 @@
         </w:tc>
         <w:tc>
           <w:tcPr>
-            <w:tcW w:type="dxa" w:w="1728"/>
+            <w:tcW w:type="dxa" w:w="1984"/>
             <w:shd w:fill="D9E2F3"/>
           </w:tcPr>
           <w:p>
@@ -4019,7 +4019,7 @@
         </w:tc>
         <w:tc>
           <w:tcPr>
-            <w:tcW w:type="dxa" w:w="1728"/>
+            <w:tcW w:type="dxa" w:w="1984"/>
             <w:shd w:fill="D9E2F3"/>
           </w:tcPr>
           <w:p>
@@ -4043,7 +4043,7 @@
       <w:tr>
         <w:tc>
           <w:tcPr>
-            <w:tcW w:type="dxa" w:w="1728"/>
+            <w:tcW w:type="dxa" w:w="1984"/>
           </w:tcPr>
           <w:p>
             <w:r>
@@ -4062,7 +4062,7 @@
         </w:tc>
         <w:tc>
           <w:tcPr>
-            <w:tcW w:type="dxa" w:w="1728"/>
+            <w:tcW w:type="dxa" w:w="1984"/>
           </w:tcPr>
           <w:p>
             <w:r>
@@ -4081,7 +4081,7 @@
         </w:tc>
         <w:tc>
           <w:tcPr>
-            <w:tcW w:type="dxa" w:w="1728"/>
+            <w:tcW w:type="dxa" w:w="1984"/>
           </w:tcPr>
           <w:p>
             <w:r>
@@ -4100,7 +4100,7 @@
         </w:tc>
         <w:tc>
           <w:tcPr>
-            <w:tcW w:type="dxa" w:w="1728"/>
+            <w:tcW w:type="dxa" w:w="1984"/>
           </w:tcPr>
           <w:p>
             <w:r>
@@ -4119,7 +4119,7 @@
         </w:tc>
         <w:tc>
           <w:tcPr>
-            <w:tcW w:type="dxa" w:w="1728"/>
+            <w:tcW w:type="dxa" w:w="1984"/>
           </w:tcPr>
           <w:p>
             <w:r>
@@ -4140,7 +4140,7 @@
       <w:tr>
         <w:tc>
           <w:tcPr>
-            <w:tcW w:type="dxa" w:w="1728"/>
+            <w:tcW w:type="dxa" w:w="1984"/>
           </w:tcPr>
           <w:p>
             <w:r>
@@ -4159,7 +4159,7 @@
         </w:tc>
         <w:tc>
           <w:tcPr>
-            <w:tcW w:type="dxa" w:w="1728"/>
+            <w:tcW w:type="dxa" w:w="1984"/>
           </w:tcPr>
           <w:p>
             <w:r>
@@ -4178,7 +4178,7 @@
         </w:tc>
         <w:tc>
           <w:tcPr>
-            <w:tcW w:type="dxa" w:w="1728"/>
+            <w:tcW w:type="dxa" w:w="1984"/>
           </w:tcPr>
           <w:p>
             <w:r>
@@ -4197,7 +4197,7 @@
         </w:tc>
         <w:tc>
           <w:tcPr>
-            <w:tcW w:type="dxa" w:w="1728"/>
+            <w:tcW w:type="dxa" w:w="1984"/>
           </w:tcPr>
           <w:p>
             <w:r>
@@ -4223,7 +4223,7 @@
         </w:tc>
         <w:tc>
           <w:tcPr>
-            <w:tcW w:type="dxa" w:w="1728"/>
+            <w:tcW w:type="dxa" w:w="1984"/>
           </w:tcPr>
           <w:p>
             <w:r>
@@ -4258,7 +4258,7 @@
       <w:tr>
         <w:tc>
           <w:tcPr>
-            <w:tcW w:type="dxa" w:w="1728"/>
+            <w:tcW w:type="dxa" w:w="1984"/>
           </w:tcPr>
           <w:p>
             <w:r>
@@ -4277,7 +4277,7 @@
         </w:tc>
         <w:tc>
           <w:tcPr>
-            <w:tcW w:type="dxa" w:w="1728"/>
+            <w:tcW w:type="dxa" w:w="1984"/>
           </w:tcPr>
           <w:p>
             <w:r>
@@ -4296,7 +4296,7 @@
         </w:tc>
         <w:tc>
           <w:tcPr>
-            <w:tcW w:type="dxa" w:w="1728"/>
+            <w:tcW w:type="dxa" w:w="1984"/>
           </w:tcPr>
           <w:p>
             <w:r>
@@ -4315,7 +4315,7 @@
         </w:tc>
         <w:tc>
           <w:tcPr>
-            <w:tcW w:type="dxa" w:w="1728"/>
+            <w:tcW w:type="dxa" w:w="1984"/>
           </w:tcPr>
           <w:p>
             <w:r>
@@ -4341,7 +4341,7 @@
         </w:tc>
         <w:tc>
           <w:tcPr>
-            <w:tcW w:type="dxa" w:w="1728"/>
+            <w:tcW w:type="dxa" w:w="1984"/>
           </w:tcPr>
           <w:p>
             <w:r>
@@ -4376,7 +4376,7 @@
       <w:tr>
         <w:tc>
           <w:tcPr>
-            <w:tcW w:type="dxa" w:w="1728"/>
+            <w:tcW w:type="dxa" w:w="1984"/>
           </w:tcPr>
           <w:p>
             <w:r>
@@ -4395,7 +4395,7 @@
         </w:tc>
         <w:tc>
           <w:tcPr>
-            <w:tcW w:type="dxa" w:w="1728"/>
+            <w:tcW w:type="dxa" w:w="1984"/>
           </w:tcPr>
           <w:p>
             <w:r>
@@ -4414,7 +4414,7 @@
         </w:tc>
         <w:tc>
           <w:tcPr>
-            <w:tcW w:type="dxa" w:w="1728"/>
+            <w:tcW w:type="dxa" w:w="1984"/>
           </w:tcPr>
           <w:p>
             <w:r>
@@ -4433,7 +4433,7 @@
         </w:tc>
         <w:tc>
           <w:tcPr>
-            <w:tcW w:type="dxa" w:w="1728"/>
+            <w:tcW w:type="dxa" w:w="1984"/>
           </w:tcPr>
           <w:p>
             <w:r>
@@ -4466,7 +4466,7 @@
         </w:tc>
         <w:tc>
           <w:tcPr>
-            <w:tcW w:type="dxa" w:w="1728"/>
+            <w:tcW w:type="dxa" w:w="1984"/>
           </w:tcPr>
           <w:p>
             <w:r>
@@ -4508,7 +4508,7 @@
       <w:tr>
         <w:tc>
           <w:tcPr>
-            <w:tcW w:type="dxa" w:w="1728"/>
+            <w:tcW w:type="dxa" w:w="1984"/>
           </w:tcPr>
           <w:p>
             <w:r>
@@ -4527,7 +4527,7 @@
         </w:tc>
         <w:tc>
           <w:tcPr>
-            <w:tcW w:type="dxa" w:w="1728"/>
+            <w:tcW w:type="dxa" w:w="1984"/>
           </w:tcPr>
           <w:p>
             <w:r>
@@ -4546,7 +4546,7 @@
         </w:tc>
         <w:tc>
           <w:tcPr>
-            <w:tcW w:type="dxa" w:w="1728"/>
+            <w:tcW w:type="dxa" w:w="1984"/>
           </w:tcPr>
           <w:p>
             <w:r>
@@ -4565,7 +4565,7 @@
         </w:tc>
         <w:tc>
           <w:tcPr>
-            <w:tcW w:type="dxa" w:w="1728"/>
+            <w:tcW w:type="dxa" w:w="1984"/>
           </w:tcPr>
           <w:p>
             <w:r>
@@ -4584,7 +4584,7 @@
         </w:tc>
         <w:tc>
           <w:tcPr>
-            <w:tcW w:type="dxa" w:w="1728"/>
+            <w:tcW w:type="dxa" w:w="1984"/>
           </w:tcPr>
           <w:p>
             <w:r>
@@ -4619,7 +4619,7 @@
       <w:tr>
         <w:tc>
           <w:tcPr>
-            <w:tcW w:type="dxa" w:w="1728"/>
+            <w:tcW w:type="dxa" w:w="1984"/>
           </w:tcPr>
           <w:p>
             <w:r>
@@ -4638,7 +4638,7 @@
         </w:tc>
         <w:tc>
           <w:tcPr>
-            <w:tcW w:type="dxa" w:w="1728"/>
+            <w:tcW w:type="dxa" w:w="1984"/>
           </w:tcPr>
           <w:p>
             <w:r>
@@ -4657,7 +4657,7 @@
         </w:tc>
         <w:tc>
           <w:tcPr>
-            <w:tcW w:type="dxa" w:w="1728"/>
+            <w:tcW w:type="dxa" w:w="1984"/>
           </w:tcPr>
           <w:p>
             <w:r>
@@ -4676,7 +4676,7 @@
         </w:tc>
         <w:tc>
           <w:tcPr>
-            <w:tcW w:type="dxa" w:w="1728"/>
+            <w:tcW w:type="dxa" w:w="1984"/>
           </w:tcPr>
           <w:p>
             <w:r>
@@ -4723,7 +4723,7 @@
         </w:tc>
         <w:tc>
           <w:tcPr>
-            <w:tcW w:type="dxa" w:w="1728"/>
+            <w:tcW w:type="dxa" w:w="1984"/>
           </w:tcPr>
           <w:p>
             <w:r>
@@ -4744,7 +4744,7 @@
       <w:tr>
         <w:tc>
           <w:tcPr>
-            <w:tcW w:type="dxa" w:w="1728"/>
+            <w:tcW w:type="dxa" w:w="1984"/>
           </w:tcPr>
           <w:p>
             <w:r>
@@ -4763,7 +4763,7 @@
         </w:tc>
         <w:tc>
           <w:tcPr>
-            <w:tcW w:type="dxa" w:w="1728"/>
+            <w:tcW w:type="dxa" w:w="1984"/>
           </w:tcPr>
           <w:p>
             <w:r>
@@ -4782,7 +4782,7 @@
         </w:tc>
         <w:tc>
           <w:tcPr>
-            <w:tcW w:type="dxa" w:w="1728"/>
+            <w:tcW w:type="dxa" w:w="1984"/>
           </w:tcPr>
           <w:p>
             <w:r>
@@ -4801,7 +4801,7 @@
         </w:tc>
         <w:tc>
           <w:tcPr>
-            <w:tcW w:type="dxa" w:w="1728"/>
+            <w:tcW w:type="dxa" w:w="1984"/>
           </w:tcPr>
           <w:p>
             <w:r>
@@ -4820,7 +4820,7 @@
         </w:tc>
         <w:tc>
           <w:tcPr>
-            <w:tcW w:type="dxa" w:w="1728"/>
+            <w:tcW w:type="dxa" w:w="1984"/>
           </w:tcPr>
           <w:p>
             <w:r>
@@ -4841,7 +4841,7 @@
       <w:tr>
         <w:tc>
           <w:tcPr>
-            <w:tcW w:type="dxa" w:w="1728"/>
+            <w:tcW w:type="dxa" w:w="1984"/>
           </w:tcPr>
           <w:p>
             <w:r>
@@ -4860,7 +4860,7 @@
         </w:tc>
         <w:tc>
           <w:tcPr>
-            <w:tcW w:type="dxa" w:w="1728"/>
+            <w:tcW w:type="dxa" w:w="1984"/>
           </w:tcPr>
           <w:p>
             <w:r>
@@ -4879,7 +4879,7 @@
         </w:tc>
         <w:tc>
           <w:tcPr>
-            <w:tcW w:type="dxa" w:w="1728"/>
+            <w:tcW w:type="dxa" w:w="1984"/>
           </w:tcPr>
           <w:p>
             <w:r>
@@ -4898,7 +4898,7 @@
         </w:tc>
         <w:tc>
           <w:tcPr>
-            <w:tcW w:type="dxa" w:w="1728"/>
+            <w:tcW w:type="dxa" w:w="1984"/>
           </w:tcPr>
           <w:p>
             <w:r>
@@ -4917,7 +4917,7 @@
         </w:tc>
         <w:tc>
           <w:tcPr>
-            <w:tcW w:type="dxa" w:w="1728"/>
+            <w:tcW w:type="dxa" w:w="1984"/>
           </w:tcPr>
           <w:p>
             <w:r>
@@ -4945,7 +4945,7 @@
       <w:tr>
         <w:tc>
           <w:tcPr>
-            <w:tcW w:type="dxa" w:w="1728"/>
+            <w:tcW w:type="dxa" w:w="1984"/>
           </w:tcPr>
           <w:p>
             <w:r>
@@ -4964,7 +4964,7 @@
         </w:tc>
         <w:tc>
           <w:tcPr>
-            <w:tcW w:type="dxa" w:w="1728"/>
+            <w:tcW w:type="dxa" w:w="1984"/>
           </w:tcPr>
           <w:p>
             <w:r>
@@ -4983,7 +4983,7 @@
         </w:tc>
         <w:tc>
           <w:tcPr>
-            <w:tcW w:type="dxa" w:w="1728"/>
+            <w:tcW w:type="dxa" w:w="1984"/>
           </w:tcPr>
           <w:p>
             <w:r>
@@ -5002,7 +5002,7 @@
         </w:tc>
         <w:tc>
           <w:tcPr>
-            <w:tcW w:type="dxa" w:w="1728"/>
+            <w:tcW w:type="dxa" w:w="1984"/>
           </w:tcPr>
           <w:p>
             <w:r>
@@ -5021,7 +5021,7 @@
         </w:tc>
         <w:tc>
           <w:tcPr>
-            <w:tcW w:type="dxa" w:w="1728"/>
+            <w:tcW w:type="dxa" w:w="1984"/>
           </w:tcPr>
           <w:p>
             <w:r>
@@ -5042,7 +5042,7 @@
       <w:tr>
         <w:tc>
           <w:tcPr>
-            <w:tcW w:type="dxa" w:w="1728"/>
+            <w:tcW w:type="dxa" w:w="1984"/>
           </w:tcPr>
           <w:p>
             <w:r>
@@ -5061,7 +5061,7 @@
         </w:tc>
         <w:tc>
           <w:tcPr>
-            <w:tcW w:type="dxa" w:w="1728"/>
+            <w:tcW w:type="dxa" w:w="1984"/>
           </w:tcPr>
           <w:p>
             <w:r>
@@ -5087,7 +5087,7 @@
         </w:tc>
         <w:tc>
           <w:tcPr>
-            <w:tcW w:type="dxa" w:w="1728"/>
+            <w:tcW w:type="dxa" w:w="1984"/>
           </w:tcPr>
           <w:p>
             <w:r>
@@ -5106,7 +5106,7 @@
         </w:tc>
         <w:tc>
           <w:tcPr>
-            <w:tcW w:type="dxa" w:w="1728"/>
+            <w:tcW w:type="dxa" w:w="1984"/>
           </w:tcPr>
           <w:p>
             <w:r>
@@ -5132,7 +5132,7 @@
         </w:tc>
         <w:tc>
           <w:tcPr>
-            <w:tcW w:type="dxa" w:w="1728"/>
+            <w:tcW w:type="dxa" w:w="1984"/>
           </w:tcPr>
           <w:p>
             <w:r>
@@ -5181,7 +5181,7 @@
       <w:tr>
         <w:tc>
           <w:tcPr>
-            <w:tcW w:type="dxa" w:w="1728"/>
+            <w:tcW w:type="dxa" w:w="1984"/>
           </w:tcPr>
           <w:p>
             <w:r>
@@ -5200,7 +5200,7 @@
         </w:tc>
         <w:tc>
           <w:tcPr>
-            <w:tcW w:type="dxa" w:w="1728"/>
+            <w:tcW w:type="dxa" w:w="1984"/>
           </w:tcPr>
           <w:p>
             <w:r>
@@ -5219,7 +5219,7 @@
         </w:tc>
         <w:tc>
           <w:tcPr>
-            <w:tcW w:type="dxa" w:w="1728"/>
+            <w:tcW w:type="dxa" w:w="1984"/>
           </w:tcPr>
           <w:p>
             <w:r>
@@ -5238,7 +5238,7 @@
         </w:tc>
         <w:tc>
           <w:tcPr>
-            <w:tcW w:type="dxa" w:w="1728"/>
+            <w:tcW w:type="dxa" w:w="1984"/>
           </w:tcPr>
           <w:p>
             <w:r>
@@ -5264,7 +5264,7 @@
         </w:tc>
         <w:tc>
           <w:tcPr>
-            <w:tcW w:type="dxa" w:w="1728"/>
+            <w:tcW w:type="dxa" w:w="1984"/>
           </w:tcPr>
           <w:p>
             <w:r>
@@ -5285,7 +5285,7 @@
       <w:tr>
         <w:tc>
           <w:tcPr>
-            <w:tcW w:type="dxa" w:w="1728"/>
+            <w:tcW w:type="dxa" w:w="1984"/>
           </w:tcPr>
           <w:p>
             <w:r>
@@ -5304,7 +5304,7 @@
         </w:tc>
         <w:tc>
           <w:tcPr>
-            <w:tcW w:type="dxa" w:w="1728"/>
+            <w:tcW w:type="dxa" w:w="1984"/>
           </w:tcPr>
           <w:p>
             <w:r>
@@ -5323,7 +5323,7 @@
         </w:tc>
         <w:tc>
           <w:tcPr>
-            <w:tcW w:type="dxa" w:w="1728"/>
+            <w:tcW w:type="dxa" w:w="1984"/>
           </w:tcPr>
           <w:p>
             <w:r>
@@ -5342,7 +5342,7 @@
         </w:tc>
         <w:tc>
           <w:tcPr>
-            <w:tcW w:type="dxa" w:w="1728"/>
+            <w:tcW w:type="dxa" w:w="1984"/>
           </w:tcPr>
           <w:p>
             <w:r>
@@ -5361,7 +5361,7 @@
         </w:tc>
         <w:tc>
           <w:tcPr>
-            <w:tcW w:type="dxa" w:w="1728"/>
+            <w:tcW w:type="dxa" w:w="1984"/>
           </w:tcPr>
           <w:p>
             <w:r>
@@ -5396,7 +5396,7 @@
       <w:tr>
         <w:tc>
           <w:tcPr>
-            <w:tcW w:type="dxa" w:w="1728"/>
+            <w:tcW w:type="dxa" w:w="1984"/>
           </w:tcPr>
           <w:p>
             <w:r>
@@ -5415,7 +5415,7 @@
         </w:tc>
         <w:tc>
           <w:tcPr>
-            <w:tcW w:type="dxa" w:w="1728"/>
+            <w:tcW w:type="dxa" w:w="1984"/>
           </w:tcPr>
           <w:p>
             <w:r>
@@ -5434,7 +5434,7 @@
         </w:tc>
         <w:tc>
           <w:tcPr>
-            <w:tcW w:type="dxa" w:w="1728"/>
+            <w:tcW w:type="dxa" w:w="1984"/>
           </w:tcPr>
           <w:p>
             <w:r>
@@ -5453,7 +5453,7 @@
         </w:tc>
         <w:tc>
           <w:tcPr>
-            <w:tcW w:type="dxa" w:w="1728"/>
+            <w:tcW w:type="dxa" w:w="1984"/>
           </w:tcPr>
           <w:p>
             <w:r>
@@ -5472,7 +5472,7 @@
         </w:tc>
         <w:tc>
           <w:tcPr>
-            <w:tcW w:type="dxa" w:w="1728"/>
+            <w:tcW w:type="dxa" w:w="1984"/>
           </w:tcPr>
           <w:p>
             <w:r>
@@ -6094,35 +6094,35 @@
       <w:tblPr>
         <w:tblStyle w:val="TableGrid"/>
         <w:tblW w:type="auto" w:w="0"/>
-        <w:tblLayout w:type="autofit"/>
+        <w:tblLayout w:type="fixed"/>
         <w:tblLook w:firstColumn="1" w:firstRow="1" w:lastColumn="0" w:lastRow="0" w:noHBand="0" w:noVBand="1" w:val="04A0"/>
       </w:tblPr>
       <w:tblGrid>
-        <w:gridCol w:w="1440"/>
-        <w:gridCol w:w="1440"/>
-        <w:gridCol w:w="1440"/>
-        <w:gridCol w:w="1440"/>
-        <w:gridCol w:w="1440"/>
-        <w:gridCol w:w="1440"/>
+        <w:gridCol w:w="1654"/>
+        <w:gridCol w:w="1654"/>
+        <w:gridCol w:w="1654"/>
+        <w:gridCol w:w="1654"/>
+        <w:gridCol w:w="1654"/>
+        <w:gridCol w:w="1654"/>
       </w:tblGrid>
       <w:tr>
         <w:tc>
           <w:tcPr>
-            <w:tcW w:type="dxa" w:w="1440"/>
+            <w:tcW w:type="dxa" w:w="1654"/>
             <w:shd w:fill="D9E2F3"/>
           </w:tcPr>
           <w:p>
             <w:r>
               <w:rPr>
                 <w:b/>
-                <w:sz w:val="18"/>
+                <w:sz w:val="17"/>
               </w:rPr>
             </w:r>
             <w:r>
               <w:rPr>
                 <w:rFonts w:ascii="Yu Gothic" w:hAnsi="Yu Gothic" w:eastAsia="Yu Gothic"/>
                 <w:b/>
-                <w:sz w:val="18"/>
+                <w:sz w:val="17"/>
               </w:rPr>
               <w:t>変数名</w:t>
             </w:r>
@@ -6130,21 +6130,21 @@
         </w:tc>
         <w:tc>
           <w:tcPr>
-            <w:tcW w:type="dxa" w:w="1440"/>
+            <w:tcW w:type="dxa" w:w="1654"/>
             <w:shd w:fill="D9E2F3"/>
           </w:tcPr>
           <w:p>
             <w:r>
               <w:rPr>
                 <w:b/>
-                <w:sz w:val="18"/>
+                <w:sz w:val="17"/>
               </w:rPr>
             </w:r>
             <w:r>
               <w:rPr>
                 <w:rFonts w:ascii="Yu Gothic" w:hAnsi="Yu Gothic" w:eastAsia="Yu Gothic"/>
                 <w:b/>
-                <w:sz w:val="18"/>
+                <w:sz w:val="17"/>
               </w:rPr>
               <w:t>用途</w:t>
             </w:r>
@@ -6152,21 +6152,21 @@
         </w:tc>
         <w:tc>
           <w:tcPr>
-            <w:tcW w:type="dxa" w:w="1440"/>
+            <w:tcW w:type="dxa" w:w="1654"/>
             <w:shd w:fill="D9E2F3"/>
           </w:tcPr>
           <w:p>
             <w:r>
               <w:rPr>
                 <w:b/>
-                <w:sz w:val="18"/>
+                <w:sz w:val="17"/>
               </w:rPr>
             </w:r>
             <w:r>
               <w:rPr>
                 <w:rFonts w:ascii="Yu Gothic" w:hAnsi="Yu Gothic" w:eastAsia="Yu Gothic"/>
                 <w:b/>
-                <w:sz w:val="18"/>
+                <w:sz w:val="17"/>
               </w:rPr>
               <w:t>必須/任意</w:t>
             </w:r>
@@ -6174,21 +6174,21 @@
         </w:tc>
         <w:tc>
           <w:tcPr>
-            <w:tcW w:type="dxa" w:w="1440"/>
+            <w:tcW w:type="dxa" w:w="1654"/>
             <w:shd w:fill="D9E2F3"/>
           </w:tcPr>
           <w:p>
             <w:r>
               <w:rPr>
                 <w:b/>
-                <w:sz w:val="18"/>
+                <w:sz w:val="17"/>
               </w:rPr>
             </w:r>
             <w:r>
               <w:rPr>
                 <w:rFonts w:ascii="Yu Gothic" w:hAnsi="Yu Gothic" w:eastAsia="Yu Gothic"/>
                 <w:b/>
-                <w:sz w:val="18"/>
+                <w:sz w:val="17"/>
               </w:rPr>
               <w:t>既定値</w:t>
             </w:r>
@@ -6196,21 +6196,21 @@
         </w:tc>
         <w:tc>
           <w:tcPr>
-            <w:tcW w:type="dxa" w:w="1440"/>
+            <w:tcW w:type="dxa" w:w="1654"/>
             <w:shd w:fill="D9E2F3"/>
           </w:tcPr>
           <w:p>
             <w:r>
               <w:rPr>
                 <w:b/>
-                <w:sz w:val="18"/>
+                <w:sz w:val="17"/>
               </w:rPr>
             </w:r>
             <w:r>
               <w:rPr>
                 <w:rFonts w:ascii="Yu Gothic" w:hAnsi="Yu Gothic" w:eastAsia="Yu Gothic"/>
                 <w:b/>
-                <w:sz w:val="18"/>
+                <w:sz w:val="17"/>
               </w:rPr>
               <w:t>設定例</w:t>
             </w:r>
@@ -6218,21 +6218,21 @@
         </w:tc>
         <w:tc>
           <w:tcPr>
-            <w:tcW w:type="dxa" w:w="1440"/>
+            <w:tcW w:type="dxa" w:w="1654"/>
             <w:shd w:fill="D9E2F3"/>
           </w:tcPr>
           <w:p>
             <w:r>
               <w:rPr>
                 <w:b/>
-                <w:sz w:val="18"/>
+                <w:sz w:val="17"/>
               </w:rPr>
             </w:r>
             <w:r>
               <w:rPr>
                 <w:rFonts w:ascii="Yu Gothic" w:hAnsi="Yu Gothic" w:eastAsia="Yu Gothic"/>
                 <w:b/>
-                <w:sz w:val="18"/>
+                <w:sz w:val="17"/>
               </w:rPr>
               <w:t>影響範囲</w:t>
             </w:r>
@@ -6242,18 +6242,18 @@
       <w:tr>
         <w:tc>
           <w:tcPr>
-            <w:tcW w:type="dxa" w:w="1440"/>
-          </w:tcPr>
-          <w:p>
-            <w:r>
-              <w:rPr>
-                <w:sz w:val="18"/>
+            <w:tcW w:type="dxa" w:w="1654"/>
+          </w:tcPr>
+          <w:p>
+            <w:r>
+              <w:rPr>
+                <w:sz w:val="17"/>
               </w:rPr>
             </w:r>
             <w:r>
               <w:rPr>
                 <w:rFonts w:ascii="Consolas" w:hAnsi="Consolas" w:eastAsia="Consolas"/>
-                <w:sz w:val="18"/>
+                <w:sz w:val="17"/>
               </w:rPr>
               <w:t>WEBSPEC2DOC_PORT</w:t>
             </w:r>
@@ -6261,18 +6261,18 @@
         </w:tc>
         <w:tc>
           <w:tcPr>
-            <w:tcW w:type="dxa" w:w="1440"/>
-          </w:tcPr>
-          <w:p>
-            <w:r>
-              <w:rPr>
-                <w:sz w:val="18"/>
-              </w:rPr>
-            </w:r>
-            <w:r>
-              <w:rPr>
-                <w:rFonts w:ascii="Yu Gothic" w:hAnsi="Yu Gothic" w:eastAsia="Yu Gothic"/>
-                <w:sz w:val="18"/>
+            <w:tcW w:type="dxa" w:w="1654"/>
+          </w:tcPr>
+          <w:p>
+            <w:r>
+              <w:rPr>
+                <w:sz w:val="17"/>
+              </w:rPr>
+            </w:r>
+            <w:r>
+              <w:rPr>
+                <w:rFonts w:ascii="Yu Gothic" w:hAnsi="Yu Gothic" w:eastAsia="Yu Gothic"/>
+                <w:sz w:val="17"/>
               </w:rPr>
               <w:t>待受ポート</w:t>
             </w:r>
@@ -6280,18 +6280,18 @@
         </w:tc>
         <w:tc>
           <w:tcPr>
-            <w:tcW w:type="dxa" w:w="1440"/>
-          </w:tcPr>
-          <w:p>
-            <w:r>
-              <w:rPr>
-                <w:sz w:val="18"/>
-              </w:rPr>
-            </w:r>
-            <w:r>
-              <w:rPr>
-                <w:rFonts w:ascii="Yu Gothic" w:hAnsi="Yu Gothic" w:eastAsia="Yu Gothic"/>
-                <w:sz w:val="18"/>
+            <w:tcW w:type="dxa" w:w="1654"/>
+          </w:tcPr>
+          <w:p>
+            <w:r>
+              <w:rPr>
+                <w:sz w:val="17"/>
+              </w:rPr>
+            </w:r>
+            <w:r>
+              <w:rPr>
+                <w:rFonts w:ascii="Yu Gothic" w:hAnsi="Yu Gothic" w:eastAsia="Yu Gothic"/>
+                <w:sz w:val="17"/>
               </w:rPr>
               <w:t>任意</w:t>
             </w:r>
@@ -6299,18 +6299,18 @@
         </w:tc>
         <w:tc>
           <w:tcPr>
-            <w:tcW w:type="dxa" w:w="1440"/>
-          </w:tcPr>
-          <w:p>
-            <w:r>
-              <w:rPr>
-                <w:sz w:val="18"/>
+            <w:tcW w:type="dxa" w:w="1654"/>
+          </w:tcPr>
+          <w:p>
+            <w:r>
+              <w:rPr>
+                <w:sz w:val="17"/>
               </w:rPr>
             </w:r>
             <w:r>
               <w:rPr>
                 <w:rFonts w:ascii="Consolas" w:hAnsi="Consolas" w:eastAsia="Consolas"/>
-                <w:sz w:val="18"/>
+                <w:sz w:val="17"/>
               </w:rPr>
               <w:t>8765</w:t>
             </w:r>
@@ -6318,18 +6318,18 @@
         </w:tc>
         <w:tc>
           <w:tcPr>
-            <w:tcW w:type="dxa" w:w="1440"/>
-          </w:tcPr>
-          <w:p>
-            <w:r>
-              <w:rPr>
-                <w:sz w:val="18"/>
+            <w:tcW w:type="dxa" w:w="1654"/>
+          </w:tcPr>
+          <w:p>
+            <w:r>
+              <w:rPr>
+                <w:sz w:val="17"/>
               </w:rPr>
             </w:r>
             <w:r>
               <w:rPr>
                 <w:rFonts w:ascii="Consolas" w:hAnsi="Consolas" w:eastAsia="Consolas"/>
-                <w:sz w:val="18"/>
+                <w:sz w:val="17"/>
               </w:rPr>
               <w:t>WEBSPEC2DOC_PORT=8080</w:t>
             </w:r>
@@ -6337,18 +6337,18 @@
         </w:tc>
         <w:tc>
           <w:tcPr>
-            <w:tcW w:type="dxa" w:w="1440"/>
-          </w:tcPr>
-          <w:p>
-            <w:r>
-              <w:rPr>
-                <w:sz w:val="18"/>
-              </w:rPr>
-            </w:r>
-            <w:r>
-              <w:rPr>
-                <w:rFonts w:ascii="Yu Gothic" w:hAnsi="Yu Gothic" w:eastAsia="Yu Gothic"/>
-                <w:sz w:val="18"/>
+            <w:tcW w:type="dxa" w:w="1654"/>
+          </w:tcPr>
+          <w:p>
+            <w:r>
+              <w:rPr>
+                <w:sz w:val="17"/>
+              </w:rPr>
+            </w:r>
+            <w:r>
+              <w:rPr>
+                <w:rFonts w:ascii="Yu Gothic" w:hAnsi="Yu Gothic" w:eastAsia="Yu Gothic"/>
+                <w:sz w:val="17"/>
               </w:rPr>
               <w:t>待受アドレス・全アクセスURL</w:t>
             </w:r>
@@ -6358,18 +6358,18 @@
       <w:tr>
         <w:tc>
           <w:tcPr>
-            <w:tcW w:type="dxa" w:w="1440"/>
-          </w:tcPr>
-          <w:p>
-            <w:r>
-              <w:rPr>
-                <w:sz w:val="18"/>
+            <w:tcW w:type="dxa" w:w="1654"/>
+          </w:tcPr>
+          <w:p>
+            <w:r>
+              <w:rPr>
+                <w:sz w:val="17"/>
               </w:rPr>
             </w:r>
             <w:r>
               <w:rPr>
                 <w:rFonts w:ascii="Consolas" w:hAnsi="Consolas" w:eastAsia="Consolas"/>
-                <w:sz w:val="18"/>
+                <w:sz w:val="17"/>
               </w:rPr>
               <w:t>FLASK_TESTING</w:t>
             </w:r>
@@ -6377,18 +6377,18 @@
         </w:tc>
         <w:tc>
           <w:tcPr>
-            <w:tcW w:type="dxa" w:w="1440"/>
-          </w:tcPr>
-          <w:p>
-            <w:r>
-              <w:rPr>
-                <w:sz w:val="18"/>
-              </w:rPr>
-            </w:r>
-            <w:r>
-              <w:rPr>
-                <w:rFonts w:ascii="Yu Gothic" w:hAnsi="Yu Gothic" w:eastAsia="Yu Gothic"/>
-                <w:sz w:val="18"/>
+            <w:tcW w:type="dxa" w:w="1654"/>
+          </w:tcPr>
+          <w:p>
+            <w:r>
+              <w:rPr>
+                <w:sz w:val="17"/>
+              </w:rPr>
+            </w:r>
+            <w:r>
+              <w:rPr>
+                <w:rFonts w:ascii="Yu Gothic" w:hAnsi="Yu Gothic" w:eastAsia="Yu Gothic"/>
+                <w:sz w:val="17"/>
               </w:rPr>
               <w:t>テスト/自動起動モード。設定時はブラウザ自動起動を抑止する</w:t>
             </w:r>
@@ -6396,18 +6396,18 @@
         </w:tc>
         <w:tc>
           <w:tcPr>
-            <w:tcW w:type="dxa" w:w="1440"/>
-          </w:tcPr>
-          <w:p>
-            <w:r>
-              <w:rPr>
-                <w:sz w:val="18"/>
-              </w:rPr>
-            </w:r>
-            <w:r>
-              <w:rPr>
-                <w:rFonts w:ascii="Yu Gothic" w:hAnsi="Yu Gothic" w:eastAsia="Yu Gothic"/>
-                <w:sz w:val="18"/>
+            <w:tcW w:type="dxa" w:w="1654"/>
+          </w:tcPr>
+          <w:p>
+            <w:r>
+              <w:rPr>
+                <w:sz w:val="17"/>
+              </w:rPr>
+            </w:r>
+            <w:r>
+              <w:rPr>
+                <w:rFonts w:ascii="Yu Gothic" w:hAnsi="Yu Gothic" w:eastAsia="Yu Gothic"/>
+                <w:sz w:val="17"/>
               </w:rPr>
               <w:t>任意</w:t>
             </w:r>
@@ -6415,18 +6415,18 @@
         </w:tc>
         <w:tc>
           <w:tcPr>
-            <w:tcW w:type="dxa" w:w="1440"/>
-          </w:tcPr>
-          <w:p>
-            <w:r>
-              <w:rPr>
-                <w:sz w:val="18"/>
-              </w:rPr>
-            </w:r>
-            <w:r>
-              <w:rPr>
-                <w:rFonts w:ascii="Yu Gothic" w:hAnsi="Yu Gothic" w:eastAsia="Yu Gothic"/>
-                <w:sz w:val="18"/>
+            <w:tcW w:type="dxa" w:w="1654"/>
+          </w:tcPr>
+          <w:p>
+            <w:r>
+              <w:rPr>
+                <w:sz w:val="17"/>
+              </w:rPr>
+            </w:r>
+            <w:r>
+              <w:rPr>
+                <w:rFonts w:ascii="Yu Gothic" w:hAnsi="Yu Gothic" w:eastAsia="Yu Gothic"/>
+                <w:sz w:val="17"/>
               </w:rPr>
               <w:t>未設定</w:t>
             </w:r>
@@ -6434,18 +6434,18 @@
         </w:tc>
         <w:tc>
           <w:tcPr>
-            <w:tcW w:type="dxa" w:w="1440"/>
-          </w:tcPr>
-          <w:p>
-            <w:r>
-              <w:rPr>
-                <w:sz w:val="18"/>
+            <w:tcW w:type="dxa" w:w="1654"/>
+          </w:tcPr>
+          <w:p>
+            <w:r>
+              <w:rPr>
+                <w:sz w:val="17"/>
               </w:rPr>
             </w:r>
             <w:r>
               <w:rPr>
                 <w:rFonts w:ascii="Consolas" w:hAnsi="Consolas" w:eastAsia="Consolas"/>
-                <w:sz w:val="18"/>
+                <w:sz w:val="17"/>
               </w:rPr>
               <w:t>FLASK_TESTING=1</w:t>
             </w:r>
@@ -6453,18 +6453,18 @@
         </w:tc>
         <w:tc>
           <w:tcPr>
-            <w:tcW w:type="dxa" w:w="1440"/>
-          </w:tcPr>
-          <w:p>
-            <w:r>
-              <w:rPr>
-                <w:sz w:val="18"/>
-              </w:rPr>
-            </w:r>
-            <w:r>
-              <w:rPr>
-                <w:rFonts w:ascii="Yu Gothic" w:hAnsi="Yu Gothic" w:eastAsia="Yu Gothic"/>
-                <w:sz w:val="18"/>
+            <w:tcW w:type="dxa" w:w="1654"/>
+          </w:tcPr>
+          <w:p>
+            <w:r>
+              <w:rPr>
+                <w:sz w:val="17"/>
+              </w:rPr>
+            </w:r>
+            <w:r>
+              <w:rPr>
+                <w:rFonts w:ascii="Yu Gothic" w:hAnsi="Yu Gothic" w:eastAsia="Yu Gothic"/>
+                <w:sz w:val="17"/>
               </w:rPr>
               <w:t>起動時のブラウザ自動起動の有無</w:t>
             </w:r>
@@ -6474,18 +6474,18 @@
       <w:tr>
         <w:tc>
           <w:tcPr>
-            <w:tcW w:type="dxa" w:w="1440"/>
-          </w:tcPr>
-          <w:p>
-            <w:r>
-              <w:rPr>
-                <w:sz w:val="18"/>
+            <w:tcW w:type="dxa" w:w="1654"/>
+          </w:tcPr>
+          <w:p>
+            <w:r>
+              <w:rPr>
+                <w:sz w:val="17"/>
               </w:rPr>
             </w:r>
             <w:r>
               <w:rPr>
                 <w:rFonts w:ascii="Consolas" w:hAnsi="Consolas" w:eastAsia="Consolas"/>
-                <w:sz w:val="18"/>
+                <w:sz w:val="17"/>
               </w:rPr>
               <w:t>WEBSPEC2DOC_TRUSTED_HOSTS</w:t>
             </w:r>
@@ -6493,32 +6493,32 @@
         </w:tc>
         <w:tc>
           <w:tcPr>
-            <w:tcW w:type="dxa" w:w="1440"/>
-          </w:tcPr>
-          <w:p>
-            <w:r>
-              <w:rPr>
-                <w:sz w:val="18"/>
-              </w:rPr>
-            </w:r>
-            <w:r>
-              <w:rPr>
-                <w:rFonts w:ascii="Yu Gothic" w:hAnsi="Yu Gothic" w:eastAsia="Yu Gothic"/>
-                <w:sz w:val="18"/>
+            <w:tcW w:type="dxa" w:w="1654"/>
+          </w:tcPr>
+          <w:p>
+            <w:r>
+              <w:rPr>
+                <w:sz w:val="17"/>
+              </w:rPr>
+            </w:r>
+            <w:r>
+              <w:rPr>
+                <w:rFonts w:ascii="Yu Gothic" w:hAnsi="Yu Gothic" w:eastAsia="Yu Gothic"/>
+                <w:sz w:val="17"/>
               </w:rPr>
               <w:t xml:space="preserve">設定時は </w:t>
             </w:r>
             <w:r>
               <w:rPr>
                 <w:rFonts w:ascii="Consolas" w:hAnsi="Consolas" w:eastAsia="Consolas"/>
-                <w:sz w:val="18"/>
+                <w:sz w:val="17"/>
               </w:rPr>
               <w:t>0.0.0.0</w:t>
             </w:r>
             <w:r>
               <w:rPr>
                 <w:rFonts w:ascii="Yu Gothic" w:hAnsi="Yu Gothic" w:eastAsia="Yu Gothic"/>
-                <w:sz w:val="18"/>
+                <w:sz w:val="17"/>
               </w:rPr>
               <w:t xml:space="preserve"> 待受＋許可ホストガードに切替（社内サーバ展開）</w:t>
             </w:r>
@@ -6526,18 +6526,18 @@
         </w:tc>
         <w:tc>
           <w:tcPr>
-            <w:tcW w:type="dxa" w:w="1440"/>
-          </w:tcPr>
-          <w:p>
-            <w:r>
-              <w:rPr>
-                <w:sz w:val="18"/>
-              </w:rPr>
-            </w:r>
-            <w:r>
-              <w:rPr>
-                <w:rFonts w:ascii="Yu Gothic" w:hAnsi="Yu Gothic" w:eastAsia="Yu Gothic"/>
-                <w:sz w:val="18"/>
+            <w:tcW w:type="dxa" w:w="1654"/>
+          </w:tcPr>
+          <w:p>
+            <w:r>
+              <w:rPr>
+                <w:sz w:val="17"/>
+              </w:rPr>
+            </w:r>
+            <w:r>
+              <w:rPr>
+                <w:rFonts w:ascii="Yu Gothic" w:hAnsi="Yu Gothic" w:eastAsia="Yu Gothic"/>
+                <w:sz w:val="17"/>
               </w:rPr>
               <w:t>任意</w:t>
             </w:r>
@@ -6545,32 +6545,32 @@
         </w:tc>
         <w:tc>
           <w:tcPr>
-            <w:tcW w:type="dxa" w:w="1440"/>
-          </w:tcPr>
-          <w:p>
-            <w:r>
-              <w:rPr>
-                <w:sz w:val="18"/>
-              </w:rPr>
-            </w:r>
-            <w:r>
-              <w:rPr>
-                <w:rFonts w:ascii="Yu Gothic" w:hAnsi="Yu Gothic" w:eastAsia="Yu Gothic"/>
-                <w:sz w:val="18"/>
+            <w:tcW w:type="dxa" w:w="1654"/>
+          </w:tcPr>
+          <w:p>
+            <w:r>
+              <w:rPr>
+                <w:sz w:val="17"/>
+              </w:rPr>
+            </w:r>
+            <w:r>
+              <w:rPr>
+                <w:rFonts w:ascii="Yu Gothic" w:hAnsi="Yu Gothic" w:eastAsia="Yu Gothic"/>
+                <w:sz w:val="17"/>
               </w:rPr>
               <w:t>未設定（</w:t>
             </w:r>
             <w:r>
               <w:rPr>
                 <w:rFonts w:ascii="Consolas" w:hAnsi="Consolas" w:eastAsia="Consolas"/>
-                <w:sz w:val="18"/>
+                <w:sz w:val="17"/>
               </w:rPr>
               <w:t>127.0.0.1</w:t>
             </w:r>
             <w:r>
               <w:rPr>
                 <w:rFonts w:ascii="Yu Gothic" w:hAnsi="Yu Gothic" w:eastAsia="Yu Gothic"/>
-                <w:sz w:val="18"/>
+                <w:sz w:val="17"/>
               </w:rPr>
               <w:t>限定）</w:t>
             </w:r>
@@ -6578,18 +6578,18 @@
         </w:tc>
         <w:tc>
           <w:tcPr>
-            <w:tcW w:type="dxa" w:w="1440"/>
-          </w:tcPr>
-          <w:p>
-            <w:r>
-              <w:rPr>
-                <w:sz w:val="18"/>
+            <w:tcW w:type="dxa" w:w="1654"/>
+          </w:tcPr>
+          <w:p>
+            <w:r>
+              <w:rPr>
+                <w:sz w:val="17"/>
               </w:rPr>
             </w:r>
             <w:r>
               <w:rPr>
                 <w:rFonts w:ascii="Consolas" w:hAnsi="Consolas" w:eastAsia="Consolas"/>
-                <w:sz w:val="18"/>
+                <w:sz w:val="17"/>
               </w:rPr>
               <w:t>WEBSPEC2DOC_TRUSTED_HOSTS=webspec2doc.example.internal</w:t>
             </w:r>
@@ -6597,18 +6597,18 @@
         </w:tc>
         <w:tc>
           <w:tcPr>
-            <w:tcW w:type="dxa" w:w="1440"/>
-          </w:tcPr>
-          <w:p>
-            <w:r>
-              <w:rPr>
-                <w:sz w:val="18"/>
-              </w:rPr>
-            </w:r>
-            <w:r>
-              <w:rPr>
-                <w:rFonts w:ascii="Yu Gothic" w:hAnsi="Yu Gothic" w:eastAsia="Yu Gothic"/>
-                <w:sz w:val="18"/>
+            <w:tcW w:type="dxa" w:w="1654"/>
+          </w:tcPr>
+          <w:p>
+            <w:r>
+              <w:rPr>
+                <w:sz w:val="17"/>
+              </w:rPr>
+            </w:r>
+            <w:r>
+              <w:rPr>
+                <w:rFonts w:ascii="Yu Gothic" w:hAnsi="Yu Gothic" w:eastAsia="Yu Gothic"/>
+                <w:sz w:val="17"/>
               </w:rPr>
               <w:t>待受アドレスとHostヘッダ検証</w:t>
             </w:r>
@@ -6618,18 +6618,18 @@
       <w:tr>
         <w:tc>
           <w:tcPr>
-            <w:tcW w:type="dxa" w:w="1440"/>
-          </w:tcPr>
-          <w:p>
-            <w:r>
-              <w:rPr>
-                <w:sz w:val="18"/>
+            <w:tcW w:type="dxa" w:w="1654"/>
+          </w:tcPr>
+          <w:p>
+            <w:r>
+              <w:rPr>
+                <w:sz w:val="17"/>
               </w:rPr>
             </w:r>
             <w:r>
               <w:rPr>
                 <w:rFonts w:ascii="Consolas" w:hAnsi="Consolas" w:eastAsia="Consolas"/>
-                <w:sz w:val="18"/>
+                <w:sz w:val="17"/>
               </w:rPr>
               <w:t>WEBSPEC2DOC_BOOTSTRAP_ADMIN</w:t>
             </w:r>
@@ -6637,18 +6637,18 @@
         </w:tc>
         <w:tc>
           <w:tcPr>
-            <w:tcW w:type="dxa" w:w="1440"/>
-          </w:tcPr>
-          <w:p>
-            <w:r>
-              <w:rPr>
-                <w:sz w:val="18"/>
-              </w:rPr>
-            </w:r>
-            <w:r>
-              <w:rPr>
-                <w:rFonts w:ascii="Yu Gothic" w:hAnsi="Yu Gothic" w:eastAsia="Yu Gothic"/>
-                <w:sz w:val="18"/>
+            <w:tcW w:type="dxa" w:w="1654"/>
+          </w:tcPr>
+          <w:p>
+            <w:r>
+              <w:rPr>
+                <w:sz w:val="17"/>
+              </w:rPr>
+            </w:r>
+            <w:r>
+              <w:rPr>
+                <w:rFonts w:ascii="Yu Gothic" w:hAnsi="Yu Gothic" w:eastAsia="Yu Gothic"/>
+                <w:sz w:val="17"/>
               </w:rPr>
               <w:t>起動時にユーザーが0件なら初期管理者（ID: admin）を自動作成</w:t>
             </w:r>
@@ -6656,18 +6656,18 @@
         </w:tc>
         <w:tc>
           <w:tcPr>
-            <w:tcW w:type="dxa" w:w="1440"/>
-          </w:tcPr>
-          <w:p>
-            <w:r>
-              <w:rPr>
-                <w:sz w:val="18"/>
-              </w:rPr>
-            </w:r>
-            <w:r>
-              <w:rPr>
-                <w:rFonts w:ascii="Yu Gothic" w:hAnsi="Yu Gothic" w:eastAsia="Yu Gothic"/>
-                <w:sz w:val="18"/>
+            <w:tcW w:type="dxa" w:w="1654"/>
+          </w:tcPr>
+          <w:p>
+            <w:r>
+              <w:rPr>
+                <w:sz w:val="17"/>
+              </w:rPr>
+            </w:r>
+            <w:r>
+              <w:rPr>
+                <w:rFonts w:ascii="Yu Gothic" w:hAnsi="Yu Gothic" w:eastAsia="Yu Gothic"/>
+                <w:sz w:val="17"/>
               </w:rPr>
               <w:t>任意</w:t>
             </w:r>
@@ -6675,25 +6675,25 @@
         </w:tc>
         <w:tc>
           <w:tcPr>
-            <w:tcW w:type="dxa" w:w="1440"/>
-          </w:tcPr>
-          <w:p>
-            <w:r>
-              <w:rPr>
-                <w:sz w:val="18"/>
+            <w:tcW w:type="dxa" w:w="1654"/>
+          </w:tcPr>
+          <w:p>
+            <w:r>
+              <w:rPr>
+                <w:sz w:val="17"/>
               </w:rPr>
             </w:r>
             <w:r>
               <w:rPr>
                 <w:rFonts w:ascii="Consolas" w:hAnsi="Consolas" w:eastAsia="Consolas"/>
-                <w:sz w:val="18"/>
+                <w:sz w:val="17"/>
               </w:rPr>
               <w:t>1</w:t>
             </w:r>
             <w:r>
               <w:rPr>
                 <w:rFonts w:ascii="Yu Gothic" w:hAnsi="Yu Gothic" w:eastAsia="Yu Gothic"/>
-                <w:sz w:val="18"/>
+                <w:sz w:val="17"/>
               </w:rPr>
               <w:t>（有効）</w:t>
             </w:r>
@@ -6701,18 +6701,18 @@
         </w:tc>
         <w:tc>
           <w:tcPr>
-            <w:tcW w:type="dxa" w:w="1440"/>
-          </w:tcPr>
-          <w:p>
-            <w:r>
-              <w:rPr>
-                <w:sz w:val="18"/>
+            <w:tcW w:type="dxa" w:w="1654"/>
+          </w:tcPr>
+          <w:p>
+            <w:r>
+              <w:rPr>
+                <w:sz w:val="17"/>
               </w:rPr>
             </w:r>
             <w:r>
               <w:rPr>
                 <w:rFonts w:ascii="Consolas" w:hAnsi="Consolas" w:eastAsia="Consolas"/>
-                <w:sz w:val="18"/>
+                <w:sz w:val="17"/>
               </w:rPr>
               <w:t>WEBSPEC2DOC_BOOTSTRAP_ADMIN=0</w:t>
             </w:r>
@@ -6720,18 +6720,18 @@
         </w:tc>
         <w:tc>
           <w:tcPr>
-            <w:tcW w:type="dxa" w:w="1440"/>
-          </w:tcPr>
-          <w:p>
-            <w:r>
-              <w:rPr>
-                <w:sz w:val="18"/>
-              </w:rPr>
-            </w:r>
-            <w:r>
-              <w:rPr>
-                <w:rFonts w:ascii="Yu Gothic" w:hAnsi="Yu Gothic" w:eastAsia="Yu Gothic"/>
-                <w:sz w:val="18"/>
+            <w:tcW w:type="dxa" w:w="1654"/>
+          </w:tcPr>
+          <w:p>
+            <w:r>
+              <w:rPr>
+                <w:sz w:val="17"/>
+              </w:rPr>
+            </w:r>
+            <w:r>
+              <w:rPr>
+                <w:rFonts w:ascii="Yu Gothic" w:hAnsi="Yu Gothic" w:eastAsia="Yu Gothic"/>
+                <w:sz w:val="17"/>
               </w:rPr>
               <w:t>初回起動時の管理者アカウント有無</w:t>
             </w:r>
@@ -6741,18 +6741,18 @@
       <w:tr>
         <w:tc>
           <w:tcPr>
-            <w:tcW w:type="dxa" w:w="1440"/>
-          </w:tcPr>
-          <w:p>
-            <w:r>
-              <w:rPr>
-                <w:sz w:val="18"/>
+            <w:tcW w:type="dxa" w:w="1654"/>
+          </w:tcPr>
+          <w:p>
+            <w:r>
+              <w:rPr>
+                <w:sz w:val="17"/>
               </w:rPr>
             </w:r>
             <w:r>
               <w:rPr>
                 <w:rFonts w:ascii="Consolas" w:hAnsi="Consolas" w:eastAsia="Consolas"/>
-                <w:sz w:val="18"/>
+                <w:sz w:val="17"/>
               </w:rPr>
               <w:t>WEBSPEC2DOC_AUTH_MODE</w:t>
             </w:r>
@@ -6760,60 +6760,60 @@
         </w:tc>
         <w:tc>
           <w:tcPr>
-            <w:tcW w:type="dxa" w:w="1440"/>
-          </w:tcPr>
-          <w:p>
-            <w:r>
-              <w:rPr>
-                <w:sz w:val="18"/>
-              </w:rPr>
-            </w:r>
-            <w:r>
-              <w:rPr>
-                <w:rFonts w:ascii="Yu Gothic" w:hAnsi="Yu Gothic" w:eastAsia="Yu Gothic"/>
-                <w:sz w:val="18"/>
+            <w:tcW w:type="dxa" w:w="1654"/>
+          </w:tcPr>
+          <w:p>
+            <w:r>
+              <w:rPr>
+                <w:sz w:val="17"/>
+              </w:rPr>
+            </w:r>
+            <w:r>
+              <w:rPr>
+                <w:rFonts w:ascii="Yu Gothic" w:hAnsi="Yu Gothic" w:eastAsia="Yu Gothic"/>
+                <w:sz w:val="17"/>
               </w:rPr>
               <w:t>認証モード（</w:t>
             </w:r>
             <w:r>
               <w:rPr>
                 <w:rFonts w:ascii="Consolas" w:hAnsi="Consolas" w:eastAsia="Consolas"/>
-                <w:sz w:val="18"/>
+                <w:sz w:val="17"/>
               </w:rPr>
               <w:t>auto</w:t>
             </w:r>
             <w:r>
               <w:rPr>
                 <w:rFonts w:ascii="Yu Gothic" w:hAnsi="Yu Gothic" w:eastAsia="Yu Gothic"/>
-                <w:sz w:val="18"/>
+                <w:sz w:val="17"/>
               </w:rPr>
               <w:t>/</w:t>
             </w:r>
             <w:r>
               <w:rPr>
                 <w:rFonts w:ascii="Consolas" w:hAnsi="Consolas" w:eastAsia="Consolas"/>
-                <w:sz w:val="18"/>
+                <w:sz w:val="17"/>
               </w:rPr>
               <w:t>required</w:t>
             </w:r>
             <w:r>
               <w:rPr>
                 <w:rFonts w:ascii="Yu Gothic" w:hAnsi="Yu Gothic" w:eastAsia="Yu Gothic"/>
-                <w:sz w:val="18"/>
+                <w:sz w:val="17"/>
               </w:rPr>
               <w:t>/</w:t>
             </w:r>
             <w:r>
               <w:rPr>
                 <w:rFonts w:ascii="Consolas" w:hAnsi="Consolas" w:eastAsia="Consolas"/>
-                <w:sz w:val="18"/>
+                <w:sz w:val="17"/>
               </w:rPr>
               <w:t>off</w:t>
             </w:r>
             <w:r>
               <w:rPr>
                 <w:rFonts w:ascii="Yu Gothic" w:hAnsi="Yu Gothic" w:eastAsia="Yu Gothic"/>
-                <w:sz w:val="18"/>
+                <w:sz w:val="17"/>
               </w:rPr>
               <w:t>）</w:t>
             </w:r>
@@ -6821,18 +6821,18 @@
         </w:tc>
         <w:tc>
           <w:tcPr>
-            <w:tcW w:type="dxa" w:w="1440"/>
-          </w:tcPr>
-          <w:p>
-            <w:r>
-              <w:rPr>
-                <w:sz w:val="18"/>
-              </w:rPr>
-            </w:r>
-            <w:r>
-              <w:rPr>
-                <w:rFonts w:ascii="Yu Gothic" w:hAnsi="Yu Gothic" w:eastAsia="Yu Gothic"/>
-                <w:sz w:val="18"/>
+            <w:tcW w:type="dxa" w:w="1654"/>
+          </w:tcPr>
+          <w:p>
+            <w:r>
+              <w:rPr>
+                <w:sz w:val="17"/>
+              </w:rPr>
+            </w:r>
+            <w:r>
+              <w:rPr>
+                <w:rFonts w:ascii="Yu Gothic" w:hAnsi="Yu Gothic" w:eastAsia="Yu Gothic"/>
+                <w:sz w:val="17"/>
               </w:rPr>
               <w:t>任意</w:t>
             </w:r>
@@ -6840,18 +6840,18 @@
         </w:tc>
         <w:tc>
           <w:tcPr>
-            <w:tcW w:type="dxa" w:w="1440"/>
-          </w:tcPr>
-          <w:p>
-            <w:r>
-              <w:rPr>
-                <w:sz w:val="18"/>
+            <w:tcW w:type="dxa" w:w="1654"/>
+          </w:tcPr>
+          <w:p>
+            <w:r>
+              <w:rPr>
+                <w:sz w:val="17"/>
               </w:rPr>
             </w:r>
             <w:r>
               <w:rPr>
                 <w:rFonts w:ascii="Consolas" w:hAnsi="Consolas" w:eastAsia="Consolas"/>
-                <w:sz w:val="18"/>
+                <w:sz w:val="17"/>
               </w:rPr>
               <w:t>auto</w:t>
             </w:r>
@@ -6859,18 +6859,18 @@
         </w:tc>
         <w:tc>
           <w:tcPr>
-            <w:tcW w:type="dxa" w:w="1440"/>
-          </w:tcPr>
-          <w:p>
-            <w:r>
-              <w:rPr>
-                <w:sz w:val="18"/>
+            <w:tcW w:type="dxa" w:w="1654"/>
+          </w:tcPr>
+          <w:p>
+            <w:r>
+              <w:rPr>
+                <w:sz w:val="17"/>
               </w:rPr>
             </w:r>
             <w:r>
               <w:rPr>
                 <w:rFonts w:ascii="Consolas" w:hAnsi="Consolas" w:eastAsia="Consolas"/>
-                <w:sz w:val="18"/>
+                <w:sz w:val="17"/>
               </w:rPr>
               <w:t>WEBSPEC2DOC_AUTH_MODE=required</w:t>
             </w:r>
@@ -6878,18 +6878,18 @@
         </w:tc>
         <w:tc>
           <w:tcPr>
-            <w:tcW w:type="dxa" w:w="1440"/>
-          </w:tcPr>
-          <w:p>
-            <w:r>
-              <w:rPr>
-                <w:sz w:val="18"/>
-              </w:rPr>
-            </w:r>
-            <w:r>
-              <w:rPr>
-                <w:rFonts w:ascii="Yu Gothic" w:hAnsi="Yu Gothic" w:eastAsia="Yu Gothic"/>
-                <w:sz w:val="18"/>
+            <w:tcW w:type="dxa" w:w="1654"/>
+          </w:tcPr>
+          <w:p>
+            <w:r>
+              <w:rPr>
+                <w:sz w:val="17"/>
+              </w:rPr>
+            </w:r>
+            <w:r>
+              <w:rPr>
+                <w:rFonts w:ascii="Yu Gothic" w:hAnsi="Yu Gothic" w:eastAsia="Yu Gothic"/>
+                <w:sz w:val="17"/>
               </w:rPr>
               <w:t>ログイン必須化・全画面への到達可否</w:t>
             </w:r>
@@ -6899,18 +6899,18 @@
       <w:tr>
         <w:tc>
           <w:tcPr>
-            <w:tcW w:type="dxa" w:w="1440"/>
-          </w:tcPr>
-          <w:p>
-            <w:r>
-              <w:rPr>
-                <w:sz w:val="18"/>
+            <w:tcW w:type="dxa" w:w="1654"/>
+          </w:tcPr>
+          <w:p>
+            <w:r>
+              <w:rPr>
+                <w:sz w:val="17"/>
               </w:rPr>
             </w:r>
             <w:r>
               <w:rPr>
                 <w:rFonts w:ascii="Consolas" w:hAnsi="Consolas" w:eastAsia="Consolas"/>
-                <w:sz w:val="18"/>
+                <w:sz w:val="17"/>
               </w:rPr>
               <w:t>WEBSPEC2DOC_AUTH_DB</w:t>
             </w:r>
@@ -6918,18 +6918,18 @@
         </w:tc>
         <w:tc>
           <w:tcPr>
-            <w:tcW w:type="dxa" w:w="1440"/>
-          </w:tcPr>
-          <w:p>
-            <w:r>
-              <w:rPr>
-                <w:sz w:val="18"/>
-              </w:rPr>
-            </w:r>
-            <w:r>
-              <w:rPr>
-                <w:rFonts w:ascii="Yu Gothic" w:hAnsi="Yu Gothic" w:eastAsia="Yu Gothic"/>
-                <w:sz w:val="18"/>
+            <w:tcW w:type="dxa" w:w="1654"/>
+          </w:tcPr>
+          <w:p>
+            <w:r>
+              <w:rPr>
+                <w:sz w:val="17"/>
+              </w:rPr>
+            </w:r>
+            <w:r>
+              <w:rPr>
+                <w:rFonts w:ascii="Yu Gothic" w:hAnsi="Yu Gothic" w:eastAsia="Yu Gothic"/>
+                <w:sz w:val="17"/>
               </w:rPr>
               <w:t>認証DBのファイルパス</w:t>
             </w:r>
@@ -6937,18 +6937,18 @@
         </w:tc>
         <w:tc>
           <w:tcPr>
-            <w:tcW w:type="dxa" w:w="1440"/>
-          </w:tcPr>
-          <w:p>
-            <w:r>
-              <w:rPr>
-                <w:sz w:val="18"/>
-              </w:rPr>
-            </w:r>
-            <w:r>
-              <w:rPr>
-                <w:rFonts w:ascii="Yu Gothic" w:hAnsi="Yu Gothic" w:eastAsia="Yu Gothic"/>
-                <w:sz w:val="18"/>
+            <w:tcW w:type="dxa" w:w="1654"/>
+          </w:tcPr>
+          <w:p>
+            <w:r>
+              <w:rPr>
+                <w:sz w:val="17"/>
+              </w:rPr>
+            </w:r>
+            <w:r>
+              <w:rPr>
+                <w:rFonts w:ascii="Yu Gothic" w:hAnsi="Yu Gothic" w:eastAsia="Yu Gothic"/>
+                <w:sz w:val="17"/>
               </w:rPr>
               <w:t>任意</w:t>
             </w:r>
@@ -6956,18 +6956,18 @@
         </w:tc>
         <w:tc>
           <w:tcPr>
-            <w:tcW w:type="dxa" w:w="1440"/>
-          </w:tcPr>
-          <w:p>
-            <w:r>
-              <w:rPr>
-                <w:sz w:val="18"/>
+            <w:tcW w:type="dxa" w:w="1654"/>
+          </w:tcPr>
+          <w:p>
+            <w:r>
+              <w:rPr>
+                <w:sz w:val="17"/>
               </w:rPr>
             </w:r>
             <w:r>
               <w:rPr>
                 <w:rFonts w:ascii="Consolas" w:hAnsi="Consolas" w:eastAsia="Consolas"/>
-                <w:sz w:val="18"/>
+                <w:sz w:val="17"/>
               </w:rPr>
               <w:t>instance/auth.db</w:t>
             </w:r>
@@ -6975,18 +6975,18 @@
         </w:tc>
         <w:tc>
           <w:tcPr>
-            <w:tcW w:type="dxa" w:w="1440"/>
-          </w:tcPr>
-          <w:p>
-            <w:r>
-              <w:rPr>
-                <w:sz w:val="18"/>
+            <w:tcW w:type="dxa" w:w="1654"/>
+          </w:tcPr>
+          <w:p>
+            <w:r>
+              <w:rPr>
+                <w:sz w:val="17"/>
               </w:rPr>
             </w:r>
             <w:r>
               <w:rPr>
                 <w:rFonts w:ascii="Consolas" w:hAnsi="Consolas" w:eastAsia="Consolas"/>
-                <w:sz w:val="18"/>
+                <w:sz w:val="17"/>
               </w:rPr>
               <w:t>WEBSPEC2DOC_AUTH_DB=instance/auth_prod.db</w:t>
             </w:r>
@@ -6994,18 +6994,18 @@
         </w:tc>
         <w:tc>
           <w:tcPr>
-            <w:tcW w:type="dxa" w:w="1440"/>
-          </w:tcPr>
-          <w:p>
-            <w:r>
-              <w:rPr>
-                <w:sz w:val="18"/>
-              </w:rPr>
-            </w:r>
-            <w:r>
-              <w:rPr>
-                <w:rFonts w:ascii="Yu Gothic" w:hAnsi="Yu Gothic" w:eastAsia="Yu Gothic"/>
-                <w:sz w:val="18"/>
+            <w:tcW w:type="dxa" w:w="1654"/>
+          </w:tcPr>
+          <w:p>
+            <w:r>
+              <w:rPr>
+                <w:sz w:val="17"/>
+              </w:rPr>
+            </w:r>
+            <w:r>
+              <w:rPr>
+                <w:rFonts w:ascii="Yu Gothic" w:hAnsi="Yu Gothic" w:eastAsia="Yu Gothic"/>
+                <w:sz w:val="17"/>
               </w:rPr>
               <w:t>認証データの格納先切替</w:t>
             </w:r>
@@ -7015,18 +7015,18 @@
       <w:tr>
         <w:tc>
           <w:tcPr>
-            <w:tcW w:type="dxa" w:w="1440"/>
-          </w:tcPr>
-          <w:p>
-            <w:r>
-              <w:rPr>
-                <w:sz w:val="18"/>
+            <w:tcW w:type="dxa" w:w="1654"/>
+          </w:tcPr>
+          <w:p>
+            <w:r>
+              <w:rPr>
+                <w:sz w:val="17"/>
               </w:rPr>
             </w:r>
             <w:r>
               <w:rPr>
                 <w:rFonts w:ascii="Consolas" w:hAnsi="Consolas" w:eastAsia="Consolas"/>
-                <w:sz w:val="18"/>
+                <w:sz w:val="17"/>
               </w:rPr>
               <w:t>WEBSPEC2DOC_SESSION_HOURS</w:t>
             </w:r>
@@ -7034,18 +7034,18 @@
         </w:tc>
         <w:tc>
           <w:tcPr>
-            <w:tcW w:type="dxa" w:w="1440"/>
-          </w:tcPr>
-          <w:p>
-            <w:r>
-              <w:rPr>
-                <w:sz w:val="18"/>
-              </w:rPr>
-            </w:r>
-            <w:r>
-              <w:rPr>
-                <w:rFonts w:ascii="Yu Gothic" w:hAnsi="Yu Gothic" w:eastAsia="Yu Gothic"/>
-                <w:sz w:val="18"/>
+            <w:tcW w:type="dxa" w:w="1654"/>
+          </w:tcPr>
+          <w:p>
+            <w:r>
+              <w:rPr>
+                <w:sz w:val="17"/>
+              </w:rPr>
+            </w:r>
+            <w:r>
+              <w:rPr>
+                <w:rFonts w:ascii="Yu Gothic" w:hAnsi="Yu Gothic" w:eastAsia="Yu Gothic"/>
+                <w:sz w:val="17"/>
               </w:rPr>
               <w:t>セッション有効時間</w:t>
             </w:r>
@@ -7053,18 +7053,18 @@
         </w:tc>
         <w:tc>
           <w:tcPr>
-            <w:tcW w:type="dxa" w:w="1440"/>
-          </w:tcPr>
-          <w:p>
-            <w:r>
-              <w:rPr>
-                <w:sz w:val="18"/>
-              </w:rPr>
-            </w:r>
-            <w:r>
-              <w:rPr>
-                <w:rFonts w:ascii="Yu Gothic" w:hAnsi="Yu Gothic" w:eastAsia="Yu Gothic"/>
-                <w:sz w:val="18"/>
+            <w:tcW w:type="dxa" w:w="1654"/>
+          </w:tcPr>
+          <w:p>
+            <w:r>
+              <w:rPr>
+                <w:sz w:val="17"/>
+              </w:rPr>
+            </w:r>
+            <w:r>
+              <w:rPr>
+                <w:rFonts w:ascii="Yu Gothic" w:hAnsi="Yu Gothic" w:eastAsia="Yu Gothic"/>
+                <w:sz w:val="17"/>
               </w:rPr>
               <w:t>任意</w:t>
             </w:r>
@@ -7072,18 +7072,18 @@
         </w:tc>
         <w:tc>
           <w:tcPr>
-            <w:tcW w:type="dxa" w:w="1440"/>
-          </w:tcPr>
-          <w:p>
-            <w:r>
-              <w:rPr>
-                <w:sz w:val="18"/>
+            <w:tcW w:type="dxa" w:w="1654"/>
+          </w:tcPr>
+          <w:p>
+            <w:r>
+              <w:rPr>
+                <w:sz w:val="17"/>
               </w:rPr>
             </w:r>
             <w:r>
               <w:rPr>
                 <w:rFonts w:ascii="Consolas" w:hAnsi="Consolas" w:eastAsia="Consolas"/>
-                <w:sz w:val="18"/>
+                <w:sz w:val="17"/>
               </w:rPr>
               <w:t>12</w:t>
             </w:r>
@@ -7091,18 +7091,18 @@
         </w:tc>
         <w:tc>
           <w:tcPr>
-            <w:tcW w:type="dxa" w:w="1440"/>
-          </w:tcPr>
-          <w:p>
-            <w:r>
-              <w:rPr>
-                <w:sz w:val="18"/>
+            <w:tcW w:type="dxa" w:w="1654"/>
+          </w:tcPr>
+          <w:p>
+            <w:r>
+              <w:rPr>
+                <w:sz w:val="17"/>
               </w:rPr>
             </w:r>
             <w:r>
               <w:rPr>
                 <w:rFonts w:ascii="Consolas" w:hAnsi="Consolas" w:eastAsia="Consolas"/>
-                <w:sz w:val="18"/>
+                <w:sz w:val="17"/>
               </w:rPr>
               <w:t>WEBSPEC2DOC_SESSION_HOURS=8</w:t>
             </w:r>
@@ -7110,18 +7110,18 @@
         </w:tc>
         <w:tc>
           <w:tcPr>
-            <w:tcW w:type="dxa" w:w="1440"/>
-          </w:tcPr>
-          <w:p>
-            <w:r>
-              <w:rPr>
-                <w:sz w:val="18"/>
-              </w:rPr>
-            </w:r>
-            <w:r>
-              <w:rPr>
-                <w:rFonts w:ascii="Yu Gothic" w:hAnsi="Yu Gothic" w:eastAsia="Yu Gothic"/>
-                <w:sz w:val="18"/>
+            <w:tcW w:type="dxa" w:w="1654"/>
+          </w:tcPr>
+          <w:p>
+            <w:r>
+              <w:rPr>
+                <w:sz w:val="17"/>
+              </w:rPr>
+            </w:r>
+            <w:r>
+              <w:rPr>
+                <w:rFonts w:ascii="Yu Gothic" w:hAnsi="Yu Gothic" w:eastAsia="Yu Gothic"/>
+                <w:sz w:val="17"/>
               </w:rPr>
               <w:t>セッション切れまでの時間・再ログイン頻度</w:t>
             </w:r>
@@ -7131,18 +7131,18 @@
       <w:tr>
         <w:tc>
           <w:tcPr>
-            <w:tcW w:type="dxa" w:w="1440"/>
-          </w:tcPr>
-          <w:p>
-            <w:r>
-              <w:rPr>
-                <w:sz w:val="18"/>
+            <w:tcW w:type="dxa" w:w="1654"/>
+          </w:tcPr>
+          <w:p>
+            <w:r>
+              <w:rPr>
+                <w:sz w:val="17"/>
               </w:rPr>
             </w:r>
             <w:r>
               <w:rPr>
                 <w:rFonts w:ascii="Consolas" w:hAnsi="Consolas" w:eastAsia="Consolas"/>
-                <w:sz w:val="18"/>
+                <w:sz w:val="17"/>
               </w:rPr>
               <w:t>WEBSPEC2DOC_SECURE_COOKIES</w:t>
             </w:r>
@@ -7150,32 +7150,32 @@
         </w:tc>
         <w:tc>
           <w:tcPr>
-            <w:tcW w:type="dxa" w:w="1440"/>
-          </w:tcPr>
-          <w:p>
-            <w:r>
-              <w:rPr>
-                <w:sz w:val="18"/>
-              </w:rPr>
-            </w:r>
-            <w:r>
-              <w:rPr>
-                <w:rFonts w:ascii="Yu Gothic" w:hAnsi="Yu Gothic" w:eastAsia="Yu Gothic"/>
-                <w:sz w:val="18"/>
+            <w:tcW w:type="dxa" w:w="1654"/>
+          </w:tcPr>
+          <w:p>
+            <w:r>
+              <w:rPr>
+                <w:sz w:val="17"/>
+              </w:rPr>
+            </w:r>
+            <w:r>
+              <w:rPr>
+                <w:rFonts w:ascii="Yu Gothic" w:hAnsi="Yu Gothic" w:eastAsia="Yu Gothic"/>
+                <w:sz w:val="17"/>
               </w:rPr>
               <w:t xml:space="preserve">HTTPS終端の背後で </w:t>
             </w:r>
             <w:r>
               <w:rPr>
                 <w:rFonts w:ascii="Consolas" w:hAnsi="Consolas" w:eastAsia="Consolas"/>
-                <w:sz w:val="18"/>
+                <w:sz w:val="17"/>
               </w:rPr>
               <w:t>1</w:t>
             </w:r>
             <w:r>
               <w:rPr>
                 <w:rFonts w:ascii="Yu Gothic" w:hAnsi="Yu Gothic" w:eastAsia="Yu Gothic"/>
-                <w:sz w:val="18"/>
+                <w:sz w:val="17"/>
               </w:rPr>
               <w:t>（Secureクッキー）</w:t>
             </w:r>
@@ -7183,18 +7183,18 @@
         </w:tc>
         <w:tc>
           <w:tcPr>
-            <w:tcW w:type="dxa" w:w="1440"/>
-          </w:tcPr>
-          <w:p>
-            <w:r>
-              <w:rPr>
-                <w:sz w:val="18"/>
-              </w:rPr>
-            </w:r>
-            <w:r>
-              <w:rPr>
-                <w:rFonts w:ascii="Yu Gothic" w:hAnsi="Yu Gothic" w:eastAsia="Yu Gothic"/>
-                <w:sz w:val="18"/>
+            <w:tcW w:type="dxa" w:w="1654"/>
+          </w:tcPr>
+          <w:p>
+            <w:r>
+              <w:rPr>
+                <w:sz w:val="17"/>
+              </w:rPr>
+            </w:r>
+            <w:r>
+              <w:rPr>
+                <w:rFonts w:ascii="Yu Gothic" w:hAnsi="Yu Gothic" w:eastAsia="Yu Gothic"/>
+                <w:sz w:val="17"/>
               </w:rPr>
               <w:t>任意</w:t>
             </w:r>
@@ -7202,18 +7202,18 @@
         </w:tc>
         <w:tc>
           <w:tcPr>
-            <w:tcW w:type="dxa" w:w="1440"/>
-          </w:tcPr>
-          <w:p>
-            <w:r>
-              <w:rPr>
-                <w:sz w:val="18"/>
-              </w:rPr>
-            </w:r>
-            <w:r>
-              <w:rPr>
-                <w:rFonts w:ascii="Yu Gothic" w:hAnsi="Yu Gothic" w:eastAsia="Yu Gothic"/>
-                <w:sz w:val="18"/>
+            <w:tcW w:type="dxa" w:w="1654"/>
+          </w:tcPr>
+          <w:p>
+            <w:r>
+              <w:rPr>
+                <w:sz w:val="17"/>
+              </w:rPr>
+            </w:r>
+            <w:r>
+              <w:rPr>
+                <w:rFonts w:ascii="Yu Gothic" w:hAnsi="Yu Gothic" w:eastAsia="Yu Gothic"/>
+                <w:sz w:val="17"/>
               </w:rPr>
               <w:t>OFF</w:t>
             </w:r>
@@ -7221,18 +7221,18 @@
         </w:tc>
         <w:tc>
           <w:tcPr>
-            <w:tcW w:type="dxa" w:w="1440"/>
-          </w:tcPr>
-          <w:p>
-            <w:r>
-              <w:rPr>
-                <w:sz w:val="18"/>
+            <w:tcW w:type="dxa" w:w="1654"/>
+          </w:tcPr>
+          <w:p>
+            <w:r>
+              <w:rPr>
+                <w:sz w:val="17"/>
               </w:rPr>
             </w:r>
             <w:r>
               <w:rPr>
                 <w:rFonts w:ascii="Consolas" w:hAnsi="Consolas" w:eastAsia="Consolas"/>
-                <w:sz w:val="18"/>
+                <w:sz w:val="17"/>
               </w:rPr>
               <w:t>WEBSPEC2DOC_SECURE_COOKIES=1</w:t>
             </w:r>
@@ -7240,18 +7240,18 @@
         </w:tc>
         <w:tc>
           <w:tcPr>
-            <w:tcW w:type="dxa" w:w="1440"/>
-          </w:tcPr>
-          <w:p>
-            <w:r>
-              <w:rPr>
-                <w:sz w:val="18"/>
-              </w:rPr>
-            </w:r>
-            <w:r>
-              <w:rPr>
-                <w:rFonts w:ascii="Yu Gothic" w:hAnsi="Yu Gothic" w:eastAsia="Yu Gothic"/>
-                <w:sz w:val="18"/>
+            <w:tcW w:type="dxa" w:w="1654"/>
+          </w:tcPr>
+          <w:p>
+            <w:r>
+              <w:rPr>
+                <w:sz w:val="17"/>
+              </w:rPr>
+            </w:r>
+            <w:r>
+              <w:rPr>
+                <w:rFonts w:ascii="Yu Gothic" w:hAnsi="Yu Gothic" w:eastAsia="Yu Gothic"/>
+                <w:sz w:val="17"/>
               </w:rPr>
               <w:t>Cookie送信可否。非HTTPS環境で誤設定するとログイン不能になり得る</w:t>
             </w:r>
@@ -7261,18 +7261,18 @@
       <w:tr>
         <w:tc>
           <w:tcPr>
-            <w:tcW w:type="dxa" w:w="1440"/>
-          </w:tcPr>
-          <w:p>
-            <w:r>
-              <w:rPr>
-                <w:sz w:val="18"/>
+            <w:tcW w:type="dxa" w:w="1654"/>
+          </w:tcPr>
+          <w:p>
+            <w:r>
+              <w:rPr>
+                <w:sz w:val="17"/>
               </w:rPr>
             </w:r>
             <w:r>
               <w:rPr>
                 <w:rFonts w:ascii="Consolas" w:hAnsi="Consolas" w:eastAsia="Consolas"/>
-                <w:sz w:val="18"/>
+                <w:sz w:val="17"/>
               </w:rPr>
               <w:t>WEBSPEC2DOC_SECRET_KEY</w:t>
             </w:r>
@@ -7280,18 +7280,18 @@
         </w:tc>
         <w:tc>
           <w:tcPr>
-            <w:tcW w:type="dxa" w:w="1440"/>
-          </w:tcPr>
-          <w:p>
-            <w:r>
-              <w:rPr>
-                <w:sz w:val="18"/>
-              </w:rPr>
-            </w:r>
-            <w:r>
-              <w:rPr>
-                <w:rFonts w:ascii="Yu Gothic" w:hAnsi="Yu Gothic" w:eastAsia="Yu Gothic"/>
-                <w:sz w:val="18"/>
+            <w:tcW w:type="dxa" w:w="1654"/>
+          </w:tcPr>
+          <w:p>
+            <w:r>
+              <w:rPr>
+                <w:sz w:val="17"/>
+              </w:rPr>
+            </w:r>
+            <w:r>
+              <w:rPr>
+                <w:rFonts w:ascii="Yu Gothic" w:hAnsi="Yu Gothic" w:eastAsia="Yu Gothic"/>
+                <w:sz w:val="17"/>
               </w:rPr>
               <w:t>セッション署名鍵</w:t>
             </w:r>
@@ -7299,18 +7299,18 @@
         </w:tc>
         <w:tc>
           <w:tcPr>
-            <w:tcW w:type="dxa" w:w="1440"/>
-          </w:tcPr>
-          <w:p>
-            <w:r>
-              <w:rPr>
-                <w:sz w:val="18"/>
-              </w:rPr>
-            </w:r>
-            <w:r>
-              <w:rPr>
-                <w:rFonts w:ascii="Yu Gothic" w:hAnsi="Yu Gothic" w:eastAsia="Yu Gothic"/>
-                <w:sz w:val="18"/>
+            <w:tcW w:type="dxa" w:w="1654"/>
+          </w:tcPr>
+          <w:p>
+            <w:r>
+              <w:rPr>
+                <w:sz w:val="17"/>
+              </w:rPr>
+            </w:r>
+            <w:r>
+              <w:rPr>
+                <w:rFonts w:ascii="Yu Gothic" w:hAnsi="Yu Gothic" w:eastAsia="Yu Gothic"/>
+                <w:sz w:val="17"/>
               </w:rPr>
               <w:t>任意</w:t>
             </w:r>
@@ -7318,32 +7318,32 @@
         </w:tc>
         <w:tc>
           <w:tcPr>
-            <w:tcW w:type="dxa" w:w="1440"/>
-          </w:tcPr>
-          <w:p>
-            <w:r>
-              <w:rPr>
-                <w:sz w:val="18"/>
-              </w:rPr>
-            </w:r>
-            <w:r>
-              <w:rPr>
-                <w:rFonts w:ascii="Yu Gothic" w:hAnsi="Yu Gothic" w:eastAsia="Yu Gothic"/>
-                <w:sz w:val="18"/>
+            <w:tcW w:type="dxa" w:w="1654"/>
+          </w:tcPr>
+          <w:p>
+            <w:r>
+              <w:rPr>
+                <w:sz w:val="17"/>
+              </w:rPr>
+            </w:r>
+            <w:r>
+              <w:rPr>
+                <w:rFonts w:ascii="Yu Gothic" w:hAnsi="Yu Gothic" w:eastAsia="Yu Gothic"/>
+                <w:sz w:val="17"/>
               </w:rPr>
               <w:t>自動生成（</w:t>
             </w:r>
             <w:r>
               <w:rPr>
                 <w:rFonts w:ascii="Consolas" w:hAnsi="Consolas" w:eastAsia="Consolas"/>
-                <w:sz w:val="18"/>
+                <w:sz w:val="17"/>
               </w:rPr>
               <w:t>instance/secret_key</w:t>
             </w:r>
             <w:r>
               <w:rPr>
                 <w:rFonts w:ascii="Yu Gothic" w:hAnsi="Yu Gothic" w:eastAsia="Yu Gothic"/>
-                <w:sz w:val="18"/>
+                <w:sz w:val="17"/>
               </w:rPr>
               <w:t>, 0600）</w:t>
             </w:r>
@@ -7351,18 +7351,18 @@
         </w:tc>
         <w:tc>
           <w:tcPr>
-            <w:tcW w:type="dxa" w:w="1440"/>
-          </w:tcPr>
-          <w:p>
-            <w:r>
-              <w:rPr>
-                <w:sz w:val="18"/>
-              </w:rPr>
-            </w:r>
-            <w:r>
-              <w:rPr>
-                <w:rFonts w:ascii="Yu Gothic" w:hAnsi="Yu Gothic" w:eastAsia="Yu Gothic"/>
-                <w:sz w:val="18"/>
+            <w:tcW w:type="dxa" w:w="1654"/>
+          </w:tcPr>
+          <w:p>
+            <w:r>
+              <w:rPr>
+                <w:sz w:val="17"/>
+              </w:rPr>
+            </w:r>
+            <w:r>
+              <w:rPr>
+                <w:rFonts w:ascii="Yu Gothic" w:hAnsi="Yu Gothic" w:eastAsia="Yu Gothic"/>
+                <w:sz w:val="17"/>
               </w:rPr>
               <w:t>実値は記載しない</w:t>
             </w:r>
@@ -7370,18 +7370,18 @@
         </w:tc>
         <w:tc>
           <w:tcPr>
-            <w:tcW w:type="dxa" w:w="1440"/>
-          </w:tcPr>
-          <w:p>
-            <w:r>
-              <w:rPr>
-                <w:sz w:val="18"/>
-              </w:rPr>
-            </w:r>
-            <w:r>
-              <w:rPr>
-                <w:rFonts w:ascii="Yu Gothic" w:hAnsi="Yu Gothic" w:eastAsia="Yu Gothic"/>
-                <w:sz w:val="18"/>
+            <w:tcW w:type="dxa" w:w="1654"/>
+          </w:tcPr>
+          <w:p>
+            <w:r>
+              <w:rPr>
+                <w:sz w:val="17"/>
+              </w:rPr>
+            </w:r>
+            <w:r>
+              <w:rPr>
+                <w:rFonts w:ascii="Yu Gothic" w:hAnsi="Yu Gothic" w:eastAsia="Yu Gothic"/>
+                <w:sz w:val="17"/>
               </w:rPr>
               <w:t>値変更で既存セッションが全失効する</w:t>
             </w:r>
@@ -7391,18 +7391,18 @@
       <w:tr>
         <w:tc>
           <w:tcPr>
-            <w:tcW w:type="dxa" w:w="1440"/>
-          </w:tcPr>
-          <w:p>
-            <w:r>
-              <w:rPr>
-                <w:sz w:val="18"/>
+            <w:tcW w:type="dxa" w:w="1654"/>
+          </w:tcPr>
+          <w:p>
+            <w:r>
+              <w:rPr>
+                <w:sz w:val="17"/>
               </w:rPr>
             </w:r>
             <w:r>
               <w:rPr>
                 <w:rFonts w:ascii="Consolas" w:hAnsi="Consolas" w:eastAsia="Consolas"/>
-                <w:sz w:val="18"/>
+                <w:sz w:val="17"/>
               </w:rPr>
               <w:t>WEBSPEC2DOC_ALLOW_LOCAL</w:t>
             </w:r>
@@ -7410,18 +7410,18 @@
         </w:tc>
         <w:tc>
           <w:tcPr>
-            <w:tcW w:type="dxa" w:w="1440"/>
-          </w:tcPr>
-          <w:p>
-            <w:r>
-              <w:rPr>
-                <w:sz w:val="18"/>
-              </w:rPr>
-            </w:r>
-            <w:r>
-              <w:rPr>
-                <w:rFonts w:ascii="Yu Gothic" w:hAnsi="Yu Gothic" w:eastAsia="Yu Gothic"/>
-                <w:sz w:val="18"/>
+            <w:tcW w:type="dxa" w:w="1654"/>
+          </w:tcPr>
+          <w:p>
+            <w:r>
+              <w:rPr>
+                <w:sz w:val="17"/>
+              </w:rPr>
+            </w:r>
+            <w:r>
+              <w:rPr>
+                <w:rFonts w:ascii="Yu Gothic" w:hAnsi="Yu Gothic" w:eastAsia="Yu Gothic"/>
+                <w:sz w:val="17"/>
               </w:rPr>
               <w:t>ローカルURLクロールの許可（SSRF保護のバイパス）</w:t>
             </w:r>
@@ -7429,18 +7429,18 @@
         </w:tc>
         <w:tc>
           <w:tcPr>
-            <w:tcW w:type="dxa" w:w="1440"/>
-          </w:tcPr>
-          <w:p>
-            <w:r>
-              <w:rPr>
-                <w:sz w:val="18"/>
-              </w:rPr>
-            </w:r>
-            <w:r>
-              <w:rPr>
-                <w:rFonts w:ascii="Yu Gothic" w:hAnsi="Yu Gothic" w:eastAsia="Yu Gothic"/>
-                <w:sz w:val="18"/>
+            <w:tcW w:type="dxa" w:w="1654"/>
+          </w:tcPr>
+          <w:p>
+            <w:r>
+              <w:rPr>
+                <w:sz w:val="17"/>
+              </w:rPr>
+            </w:r>
+            <w:r>
+              <w:rPr>
+                <w:rFonts w:ascii="Yu Gothic" w:hAnsi="Yu Gothic" w:eastAsia="Yu Gothic"/>
+                <w:sz w:val="17"/>
               </w:rPr>
               <w:t>任意</w:t>
             </w:r>
@@ -7448,18 +7448,18 @@
         </w:tc>
         <w:tc>
           <w:tcPr>
-            <w:tcW w:type="dxa" w:w="1440"/>
-          </w:tcPr>
-          <w:p>
-            <w:r>
-              <w:rPr>
-                <w:sz w:val="18"/>
-              </w:rPr>
-            </w:r>
-            <w:r>
-              <w:rPr>
-                <w:rFonts w:ascii="Yu Gothic" w:hAnsi="Yu Gothic" w:eastAsia="Yu Gothic"/>
-                <w:sz w:val="18"/>
+            <w:tcW w:type="dxa" w:w="1654"/>
+          </w:tcPr>
+          <w:p>
+            <w:r>
+              <w:rPr>
+                <w:sz w:val="17"/>
+              </w:rPr>
+            </w:r>
+            <w:r>
+              <w:rPr>
+                <w:rFonts w:ascii="Yu Gothic" w:hAnsi="Yu Gothic" w:eastAsia="Yu Gothic"/>
+                <w:sz w:val="17"/>
               </w:rPr>
               <w:t>OFF</w:t>
             </w:r>
@@ -7467,25 +7467,25 @@
         </w:tc>
         <w:tc>
           <w:tcPr>
-            <w:tcW w:type="dxa" w:w="1440"/>
-          </w:tcPr>
-          <w:p>
-            <w:r>
-              <w:rPr>
-                <w:sz w:val="18"/>
+            <w:tcW w:type="dxa" w:w="1654"/>
+          </w:tcPr>
+          <w:p>
+            <w:r>
+              <w:rPr>
+                <w:sz w:val="17"/>
               </w:rPr>
             </w:r>
             <w:r>
               <w:rPr>
                 <w:rFonts w:ascii="Consolas" w:hAnsi="Consolas" w:eastAsia="Consolas"/>
-                <w:sz w:val="18"/>
+                <w:sz w:val="17"/>
               </w:rPr>
               <w:t>WEBSPEC2DOC_ALLOW_LOCAL=1</w:t>
             </w:r>
             <w:r>
               <w:rPr>
                 <w:rFonts w:ascii="Yu Gothic" w:hAnsi="Yu Gothic" w:eastAsia="Yu Gothic"/>
-                <w:sz w:val="18"/>
+                <w:sz w:val="17"/>
               </w:rPr>
               <w:t>（信頼環境限定）</w:t>
             </w:r>
@@ -7493,18 +7493,18 @@
         </w:tc>
         <w:tc>
           <w:tcPr>
-            <w:tcW w:type="dxa" w:w="1440"/>
-          </w:tcPr>
-          <w:p>
-            <w:r>
-              <w:rPr>
-                <w:sz w:val="18"/>
-              </w:rPr>
-            </w:r>
-            <w:r>
-              <w:rPr>
-                <w:rFonts w:ascii="Yu Gothic" w:hAnsi="Yu Gothic" w:eastAsia="Yu Gothic"/>
-                <w:sz w:val="18"/>
+            <w:tcW w:type="dxa" w:w="1654"/>
+          </w:tcPr>
+          <w:p>
+            <w:r>
+              <w:rPr>
+                <w:sz w:val="17"/>
+              </w:rPr>
+            </w:r>
+            <w:r>
+              <w:rPr>
+                <w:rFonts w:ascii="Yu Gothic" w:hAnsi="Yu Gothic" w:eastAsia="Yu Gothic"/>
+                <w:sz w:val="17"/>
               </w:rPr>
               <w:t>ローカル/イントラURLへのクロール可否（SSRF境界）</w:t>
             </w:r>
@@ -7514,18 +7514,18 @@
       <w:tr>
         <w:tc>
           <w:tcPr>
-            <w:tcW w:type="dxa" w:w="1440"/>
-          </w:tcPr>
-          <w:p>
-            <w:r>
-              <w:rPr>
-                <w:sz w:val="18"/>
+            <w:tcW w:type="dxa" w:w="1654"/>
+          </w:tcPr>
+          <w:p>
+            <w:r>
+              <w:rPr>
+                <w:sz w:val="17"/>
               </w:rPr>
             </w:r>
             <w:r>
               <w:rPr>
                 <w:rFonts w:ascii="Consolas" w:hAnsi="Consolas" w:eastAsia="Consolas"/>
-                <w:sz w:val="18"/>
+                <w:sz w:val="17"/>
               </w:rPr>
               <w:t>WEBSPEC2DOC_ALLOW_FORM_SUBMIT</w:t>
             </w:r>
@@ -7533,18 +7533,18 @@
         </w:tc>
         <w:tc>
           <w:tcPr>
-            <w:tcW w:type="dxa" w:w="1440"/>
-          </w:tcPr>
-          <w:p>
-            <w:r>
-              <w:rPr>
-                <w:sz w:val="18"/>
-              </w:rPr>
-            </w:r>
-            <w:r>
-              <w:rPr>
-                <w:rFonts w:ascii="Yu Gothic" w:hAnsi="Yu Gothic" w:eastAsia="Yu Gothic"/>
-                <w:sz w:val="18"/>
+            <w:tcW w:type="dxa" w:w="1654"/>
+          </w:tcPr>
+          <w:p>
+            <w:r>
+              <w:rPr>
+                <w:sz w:val="17"/>
+              </w:rPr>
+            </w:r>
+            <w:r>
+              <w:rPr>
+                <w:rFonts w:ascii="Yu Gothic" w:hAnsi="Yu Gothic" w:eastAsia="Yu Gothic"/>
+                <w:sz w:val="17"/>
               </w:rPr>
               <w:t>フォーム送信を伴うクロールの解禁（二重オプトインの片方）</w:t>
             </w:r>
@@ -7552,18 +7552,18 @@
         </w:tc>
         <w:tc>
           <w:tcPr>
-            <w:tcW w:type="dxa" w:w="1440"/>
-          </w:tcPr>
-          <w:p>
-            <w:r>
-              <w:rPr>
-                <w:sz w:val="18"/>
-              </w:rPr>
-            </w:r>
-            <w:r>
-              <w:rPr>
-                <w:rFonts w:ascii="Yu Gothic" w:hAnsi="Yu Gothic" w:eastAsia="Yu Gothic"/>
-                <w:sz w:val="18"/>
+            <w:tcW w:type="dxa" w:w="1654"/>
+          </w:tcPr>
+          <w:p>
+            <w:r>
+              <w:rPr>
+                <w:sz w:val="17"/>
+              </w:rPr>
+            </w:r>
+            <w:r>
+              <w:rPr>
+                <w:rFonts w:ascii="Yu Gothic" w:hAnsi="Yu Gothic" w:eastAsia="Yu Gothic"/>
+                <w:sz w:val="17"/>
               </w:rPr>
               <w:t>任意</w:t>
             </w:r>
@@ -7571,18 +7571,18 @@
         </w:tc>
         <w:tc>
           <w:tcPr>
-            <w:tcW w:type="dxa" w:w="1440"/>
-          </w:tcPr>
-          <w:p>
-            <w:r>
-              <w:rPr>
-                <w:sz w:val="18"/>
-              </w:rPr>
-            </w:r>
-            <w:r>
-              <w:rPr>
-                <w:rFonts w:ascii="Yu Gothic" w:hAnsi="Yu Gothic" w:eastAsia="Yu Gothic"/>
-                <w:sz w:val="18"/>
+            <w:tcW w:type="dxa" w:w="1654"/>
+          </w:tcPr>
+          <w:p>
+            <w:r>
+              <w:rPr>
+                <w:sz w:val="17"/>
+              </w:rPr>
+            </w:r>
+            <w:r>
+              <w:rPr>
+                <w:rFonts w:ascii="Yu Gothic" w:hAnsi="Yu Gothic" w:eastAsia="Yu Gothic"/>
+                <w:sz w:val="17"/>
               </w:rPr>
               <w:t>OFF</w:t>
             </w:r>
@@ -7590,18 +7590,18 @@
         </w:tc>
         <w:tc>
           <w:tcPr>
-            <w:tcW w:type="dxa" w:w="1440"/>
-          </w:tcPr>
-          <w:p>
-            <w:r>
-              <w:rPr>
-                <w:sz w:val="18"/>
-              </w:rPr>
-            </w:r>
-            <w:r>
-              <w:rPr>
-                <w:rFonts w:ascii="Yu Gothic" w:hAnsi="Yu Gothic" w:eastAsia="Yu Gothic"/>
-                <w:sz w:val="18"/>
+            <w:tcW w:type="dxa" w:w="1654"/>
+          </w:tcPr>
+          <w:p>
+            <w:r>
+              <w:rPr>
+                <w:sz w:val="17"/>
+              </w:rPr>
+            </w:r>
+            <w:r>
+              <w:rPr>
+                <w:rFonts w:ascii="Yu Gothic" w:hAnsi="Yu Gothic" w:eastAsia="Yu Gothic"/>
+                <w:sz w:val="17"/>
               </w:rPr>
               <w:t>テスト環境限定</w:t>
             </w:r>
@@ -7609,18 +7609,18 @@
         </w:tc>
         <w:tc>
           <w:tcPr>
-            <w:tcW w:type="dxa" w:w="1440"/>
-          </w:tcPr>
-          <w:p>
-            <w:r>
-              <w:rPr>
-                <w:sz w:val="18"/>
-              </w:rPr>
-            </w:r>
-            <w:r>
-              <w:rPr>
-                <w:rFonts w:ascii="Yu Gothic" w:hAnsi="Yu Gothic" w:eastAsia="Yu Gothic"/>
-                <w:sz w:val="18"/>
+            <w:tcW w:type="dxa" w:w="1654"/>
+          </w:tcPr>
+          <w:p>
+            <w:r>
+              <w:rPr>
+                <w:sz w:val="17"/>
+              </w:rPr>
+            </w:r>
+            <w:r>
+              <w:rPr>
+                <w:rFonts w:ascii="Yu Gothic" w:hAnsi="Yu Gothic" w:eastAsia="Yu Gothic"/>
+                <w:sz w:val="17"/>
               </w:rPr>
               <w:t>フォーム送信を伴うクロールの可否</w:t>
             </w:r>
@@ -7630,18 +7630,18 @@
       <w:tr>
         <w:tc>
           <w:tcPr>
-            <w:tcW w:type="dxa" w:w="1440"/>
-          </w:tcPr>
-          <w:p>
-            <w:r>
-              <w:rPr>
-                <w:sz w:val="18"/>
+            <w:tcW w:type="dxa" w:w="1654"/>
+          </w:tcPr>
+          <w:p>
+            <w:r>
+              <w:rPr>
+                <w:sz w:val="17"/>
               </w:rPr>
             </w:r>
             <w:r>
               <w:rPr>
                 <w:rFonts w:ascii="Consolas" w:hAnsi="Consolas" w:eastAsia="Consolas"/>
-                <w:sz w:val="18"/>
+                <w:sz w:val="17"/>
               </w:rPr>
               <w:t>VIEWPOINTS_DB</w:t>
             </w:r>
@@ -7649,18 +7649,18 @@
         </w:tc>
         <w:tc>
           <w:tcPr>
-            <w:tcW w:type="dxa" w:w="1440"/>
-          </w:tcPr>
-          <w:p>
-            <w:r>
-              <w:rPr>
-                <w:sz w:val="18"/>
-              </w:rPr>
-            </w:r>
-            <w:r>
-              <w:rPr>
-                <w:rFonts w:ascii="Yu Gothic" w:hAnsi="Yu Gothic" w:eastAsia="Yu Gothic"/>
-                <w:sz w:val="18"/>
+            <w:tcW w:type="dxa" w:w="1654"/>
+          </w:tcPr>
+          <w:p>
+            <w:r>
+              <w:rPr>
+                <w:sz w:val="17"/>
+              </w:rPr>
+            </w:r>
+            <w:r>
+              <w:rPr>
+                <w:rFonts w:ascii="Yu Gothic" w:hAnsi="Yu Gothic" w:eastAsia="Yu Gothic"/>
+                <w:sz w:val="17"/>
               </w:rPr>
               <w:t>観点DBのパス</w:t>
             </w:r>
@@ -7668,18 +7668,18 @@
         </w:tc>
         <w:tc>
           <w:tcPr>
-            <w:tcW w:type="dxa" w:w="1440"/>
-          </w:tcPr>
-          <w:p>
-            <w:r>
-              <w:rPr>
-                <w:sz w:val="18"/>
-              </w:rPr>
-            </w:r>
-            <w:r>
-              <w:rPr>
-                <w:rFonts w:ascii="Yu Gothic" w:hAnsi="Yu Gothic" w:eastAsia="Yu Gothic"/>
-                <w:sz w:val="18"/>
+            <w:tcW w:type="dxa" w:w="1654"/>
+          </w:tcPr>
+          <w:p>
+            <w:r>
+              <w:rPr>
+                <w:sz w:val="17"/>
+              </w:rPr>
+            </w:r>
+            <w:r>
+              <w:rPr>
+                <w:rFonts w:ascii="Yu Gothic" w:hAnsi="Yu Gothic" w:eastAsia="Yu Gothic"/>
+                <w:sz w:val="17"/>
               </w:rPr>
               <w:t>任意</w:t>
             </w:r>
@@ -7687,18 +7687,18 @@
         </w:tc>
         <w:tc>
           <w:tcPr>
-            <w:tcW w:type="dxa" w:w="1440"/>
-          </w:tcPr>
-          <w:p>
-            <w:r>
-              <w:rPr>
-                <w:sz w:val="18"/>
+            <w:tcW w:type="dxa" w:w="1654"/>
+          </w:tcPr>
+          <w:p>
+            <w:r>
+              <w:rPr>
+                <w:sz w:val="17"/>
               </w:rPr>
             </w:r>
             <w:r>
               <w:rPr>
                 <w:rFonts w:ascii="Consolas" w:hAnsi="Consolas" w:eastAsia="Consolas"/>
-                <w:sz w:val="18"/>
+                <w:sz w:val="17"/>
               </w:rPr>
               <w:t>instance/viewpoints.db</w:t>
             </w:r>
@@ -7706,18 +7706,18 @@
         </w:tc>
         <w:tc>
           <w:tcPr>
-            <w:tcW w:type="dxa" w:w="1440"/>
-          </w:tcPr>
-          <w:p>
-            <w:r>
-              <w:rPr>
-                <w:sz w:val="18"/>
-              </w:rPr>
-            </w:r>
-            <w:r>
-              <w:rPr>
-                <w:rFonts w:ascii="Yu Gothic" w:hAnsi="Yu Gothic" w:eastAsia="Yu Gothic"/>
-                <w:sz w:val="18"/>
+            <w:tcW w:type="dxa" w:w="1654"/>
+          </w:tcPr>
+          <w:p>
+            <w:r>
+              <w:rPr>
+                <w:sz w:val="17"/>
+              </w:rPr>
+            </w:r>
+            <w:r>
+              <w:rPr>
+                <w:rFonts w:ascii="Yu Gothic" w:hAnsi="Yu Gothic" w:eastAsia="Yu Gothic"/>
+                <w:sz w:val="17"/>
               </w:rPr>
               <w:t>—</w:t>
             </w:r>
@@ -7725,18 +7725,18 @@
         </w:tc>
         <w:tc>
           <w:tcPr>
-            <w:tcW w:type="dxa" w:w="1440"/>
-          </w:tcPr>
-          <w:p>
-            <w:r>
-              <w:rPr>
-                <w:sz w:val="18"/>
-              </w:rPr>
-            </w:r>
-            <w:r>
-              <w:rPr>
-                <w:rFonts w:ascii="Yu Gothic" w:hAnsi="Yu Gothic" w:eastAsia="Yu Gothic"/>
-                <w:sz w:val="18"/>
+            <w:tcW w:type="dxa" w:w="1654"/>
+          </w:tcPr>
+          <w:p>
+            <w:r>
+              <w:rPr>
+                <w:sz w:val="17"/>
+              </w:rPr>
+            </w:r>
+            <w:r>
+              <w:rPr>
+                <w:rFonts w:ascii="Yu Gothic" w:hAnsi="Yu Gothic" w:eastAsia="Yu Gothic"/>
+                <w:sz w:val="17"/>
               </w:rPr>
               <w:t>観点データの参照先切替（テスト隔離にも使用）</w:t>
             </w:r>
@@ -7746,18 +7746,18 @@
       <w:tr>
         <w:tc>
           <w:tcPr>
-            <w:tcW w:type="dxa" w:w="1440"/>
-          </w:tcPr>
-          <w:p>
-            <w:r>
-              <w:rPr>
-                <w:sz w:val="18"/>
+            <w:tcW w:type="dxa" w:w="1654"/>
+          </w:tcPr>
+          <w:p>
+            <w:r>
+              <w:rPr>
+                <w:sz w:val="17"/>
               </w:rPr>
             </w:r>
             <w:r>
               <w:rPr>
                 <w:rFonts w:ascii="Consolas" w:hAnsi="Consolas" w:eastAsia="Consolas"/>
-                <w:sz w:val="18"/>
+                <w:sz w:val="17"/>
               </w:rPr>
               <w:t>QA_VIEWPOINTS_CSV</w:t>
             </w:r>
@@ -7765,18 +7765,18 @@
         </w:tc>
         <w:tc>
           <w:tcPr>
-            <w:tcW w:type="dxa" w:w="1440"/>
-          </w:tcPr>
-          <w:p>
-            <w:r>
-              <w:rPr>
-                <w:sz w:val="18"/>
-              </w:rPr>
-            </w:r>
-            <w:r>
-              <w:rPr>
-                <w:rFonts w:ascii="Yu Gothic" w:hAnsi="Yu Gothic" w:eastAsia="Yu Gothic"/>
-                <w:sz w:val="18"/>
+            <w:tcW w:type="dxa" w:w="1654"/>
+          </w:tcPr>
+          <w:p>
+            <w:r>
+              <w:rPr>
+                <w:sz w:val="17"/>
+              </w:rPr>
+            </w:r>
+            <w:r>
+              <w:rPr>
+                <w:rFonts w:ascii="Yu Gothic" w:hAnsi="Yu Gothic" w:eastAsia="Yu Gothic"/>
+                <w:sz w:val="17"/>
               </w:rPr>
               <w:t>観点サマリCSVのパス</w:t>
             </w:r>
@@ -7784,18 +7784,18 @@
         </w:tc>
         <w:tc>
           <w:tcPr>
-            <w:tcW w:type="dxa" w:w="1440"/>
-          </w:tcPr>
-          <w:p>
-            <w:r>
-              <w:rPr>
-                <w:sz w:val="18"/>
-              </w:rPr>
-            </w:r>
-            <w:r>
-              <w:rPr>
-                <w:rFonts w:ascii="Yu Gothic" w:hAnsi="Yu Gothic" w:eastAsia="Yu Gothic"/>
-                <w:sz w:val="18"/>
+            <w:tcW w:type="dxa" w:w="1654"/>
+          </w:tcPr>
+          <w:p>
+            <w:r>
+              <w:rPr>
+                <w:sz w:val="17"/>
+              </w:rPr>
+            </w:r>
+            <w:r>
+              <w:rPr>
+                <w:rFonts w:ascii="Yu Gothic" w:hAnsi="Yu Gothic" w:eastAsia="Yu Gothic"/>
+                <w:sz w:val="17"/>
               </w:rPr>
               <w:t>任意</w:t>
             </w:r>
@@ -7803,18 +7803,18 @@
         </w:tc>
         <w:tc>
           <w:tcPr>
-            <w:tcW w:type="dxa" w:w="1440"/>
-          </w:tcPr>
-          <w:p>
-            <w:r>
-              <w:rPr>
-                <w:sz w:val="18"/>
+            <w:tcW w:type="dxa" w:w="1654"/>
+          </w:tcPr>
+          <w:p>
+            <w:r>
+              <w:rPr>
+                <w:sz w:val="17"/>
               </w:rPr>
             </w:r>
             <w:r>
               <w:rPr>
                 <w:rFonts w:ascii="Consolas" w:hAnsi="Consolas" w:eastAsia="Consolas"/>
-                <w:sz w:val="18"/>
+                <w:sz w:val="17"/>
               </w:rPr>
               <w:t>data/qa_viewpoints_summary.csv</w:t>
             </w:r>
@@ -7822,18 +7822,18 @@
         </w:tc>
         <w:tc>
           <w:tcPr>
-            <w:tcW w:type="dxa" w:w="1440"/>
-          </w:tcPr>
-          <w:p>
-            <w:r>
-              <w:rPr>
-                <w:sz w:val="18"/>
-              </w:rPr>
-            </w:r>
-            <w:r>
-              <w:rPr>
-                <w:rFonts w:ascii="Yu Gothic" w:hAnsi="Yu Gothic" w:eastAsia="Yu Gothic"/>
-                <w:sz w:val="18"/>
+            <w:tcW w:type="dxa" w:w="1654"/>
+          </w:tcPr>
+          <w:p>
+            <w:r>
+              <w:rPr>
+                <w:sz w:val="17"/>
+              </w:rPr>
+            </w:r>
+            <w:r>
+              <w:rPr>
+                <w:rFonts w:ascii="Yu Gothic" w:hAnsi="Yu Gothic" w:eastAsia="Yu Gothic"/>
+                <w:sz w:val="17"/>
               </w:rPr>
               <w:t>—</w:t>
             </w:r>
@@ -7841,18 +7841,18 @@
         </w:tc>
         <w:tc>
           <w:tcPr>
-            <w:tcW w:type="dxa" w:w="1440"/>
-          </w:tcPr>
-          <w:p>
-            <w:r>
-              <w:rPr>
-                <w:sz w:val="18"/>
-              </w:rPr>
-            </w:r>
-            <w:r>
-              <w:rPr>
-                <w:rFonts w:ascii="Yu Gothic" w:hAnsi="Yu Gothic" w:eastAsia="Yu Gothic"/>
-                <w:sz w:val="18"/>
+            <w:tcW w:type="dxa" w:w="1654"/>
+          </w:tcPr>
+          <w:p>
+            <w:r>
+              <w:rPr>
+                <w:sz w:val="17"/>
+              </w:rPr>
+            </w:r>
+            <w:r>
+              <w:rPr>
+                <w:rFonts w:ascii="Yu Gothic" w:hAnsi="Yu Gothic" w:eastAsia="Yu Gothic"/>
+                <w:sz w:val="17"/>
               </w:rPr>
               <w:t>観点サマリの参照元切替</w:t>
             </w:r>
@@ -7862,18 +7862,18 @@
       <w:tr>
         <w:tc>
           <w:tcPr>
-            <w:tcW w:type="dxa" w:w="1440"/>
-          </w:tcPr>
-          <w:p>
-            <w:r>
-              <w:rPr>
-                <w:sz w:val="18"/>
+            <w:tcW w:type="dxa" w:w="1654"/>
+          </w:tcPr>
+          <w:p>
+            <w:r>
+              <w:rPr>
+                <w:sz w:val="17"/>
               </w:rPr>
             </w:r>
             <w:r>
               <w:rPr>
                 <w:rFonts w:ascii="Consolas" w:hAnsi="Consolas" w:eastAsia="Consolas"/>
-                <w:sz w:val="18"/>
+                <w:sz w:val="17"/>
               </w:rPr>
               <w:t>VIEWPOINT_TEMPLATES_DIR</w:t>
             </w:r>
@@ -7881,18 +7881,18 @@
         </w:tc>
         <w:tc>
           <w:tcPr>
-            <w:tcW w:type="dxa" w:w="1440"/>
-          </w:tcPr>
-          <w:p>
-            <w:r>
-              <w:rPr>
-                <w:sz w:val="18"/>
-              </w:rPr>
-            </w:r>
-            <w:r>
-              <w:rPr>
-                <w:rFonts w:ascii="Yu Gothic" w:hAnsi="Yu Gothic" w:eastAsia="Yu Gothic"/>
-                <w:sz w:val="18"/>
+            <w:tcW w:type="dxa" w:w="1654"/>
+          </w:tcPr>
+          <w:p>
+            <w:r>
+              <w:rPr>
+                <w:sz w:val="17"/>
+              </w:rPr>
+            </w:r>
+            <w:r>
+              <w:rPr>
+                <w:rFonts w:ascii="Yu Gothic" w:hAnsi="Yu Gothic" w:eastAsia="Yu Gothic"/>
+                <w:sz w:val="17"/>
               </w:rPr>
               <w:t>観点テンプレート格納先</w:t>
             </w:r>
@@ -7900,18 +7900,18 @@
         </w:tc>
         <w:tc>
           <w:tcPr>
-            <w:tcW w:type="dxa" w:w="1440"/>
-          </w:tcPr>
-          <w:p>
-            <w:r>
-              <w:rPr>
-                <w:sz w:val="18"/>
-              </w:rPr>
-            </w:r>
-            <w:r>
-              <w:rPr>
-                <w:rFonts w:ascii="Yu Gothic" w:hAnsi="Yu Gothic" w:eastAsia="Yu Gothic"/>
-                <w:sz w:val="18"/>
+            <w:tcW w:type="dxa" w:w="1654"/>
+          </w:tcPr>
+          <w:p>
+            <w:r>
+              <w:rPr>
+                <w:sz w:val="17"/>
+              </w:rPr>
+            </w:r>
+            <w:r>
+              <w:rPr>
+                <w:rFonts w:ascii="Yu Gothic" w:hAnsi="Yu Gothic" w:eastAsia="Yu Gothic"/>
+                <w:sz w:val="17"/>
               </w:rPr>
               <w:t>任意</w:t>
             </w:r>
@@ -7919,18 +7919,18 @@
         </w:tc>
         <w:tc>
           <w:tcPr>
-            <w:tcW w:type="dxa" w:w="1440"/>
-          </w:tcPr>
-          <w:p>
-            <w:r>
-              <w:rPr>
-                <w:sz w:val="18"/>
+            <w:tcW w:type="dxa" w:w="1654"/>
+          </w:tcPr>
+          <w:p>
+            <w:r>
+              <w:rPr>
+                <w:sz w:val="17"/>
               </w:rPr>
             </w:r>
             <w:r>
               <w:rPr>
                 <w:rFonts w:ascii="Consolas" w:hAnsi="Consolas" w:eastAsia="Consolas"/>
-                <w:sz w:val="18"/>
+                <w:sz w:val="17"/>
               </w:rPr>
               <w:t>data/viewpoint_templates</w:t>
             </w:r>
@@ -7938,18 +7938,18 @@
         </w:tc>
         <w:tc>
           <w:tcPr>
-            <w:tcW w:type="dxa" w:w="1440"/>
-          </w:tcPr>
-          <w:p>
-            <w:r>
-              <w:rPr>
-                <w:sz w:val="18"/>
-              </w:rPr>
-            </w:r>
-            <w:r>
-              <w:rPr>
-                <w:rFonts w:ascii="Yu Gothic" w:hAnsi="Yu Gothic" w:eastAsia="Yu Gothic"/>
-                <w:sz w:val="18"/>
+            <w:tcW w:type="dxa" w:w="1654"/>
+          </w:tcPr>
+          <w:p>
+            <w:r>
+              <w:rPr>
+                <w:sz w:val="17"/>
+              </w:rPr>
+            </w:r>
+            <w:r>
+              <w:rPr>
+                <w:rFonts w:ascii="Yu Gothic" w:hAnsi="Yu Gothic" w:eastAsia="Yu Gothic"/>
+                <w:sz w:val="17"/>
               </w:rPr>
               <w:t>—</w:t>
             </w:r>
@@ -7957,18 +7957,18 @@
         </w:tc>
         <w:tc>
           <w:tcPr>
-            <w:tcW w:type="dxa" w:w="1440"/>
-          </w:tcPr>
-          <w:p>
-            <w:r>
-              <w:rPr>
-                <w:sz w:val="18"/>
-              </w:rPr>
-            </w:r>
-            <w:r>
-              <w:rPr>
-                <w:rFonts w:ascii="Yu Gothic" w:hAnsi="Yu Gothic" w:eastAsia="Yu Gothic"/>
-                <w:sz w:val="18"/>
+            <w:tcW w:type="dxa" w:w="1654"/>
+          </w:tcPr>
+          <w:p>
+            <w:r>
+              <w:rPr>
+                <w:sz w:val="17"/>
+              </w:rPr>
+            </w:r>
+            <w:r>
+              <w:rPr>
+                <w:rFonts w:ascii="Yu Gothic" w:hAnsi="Yu Gothic" w:eastAsia="Yu Gothic"/>
+                <w:sz w:val="17"/>
               </w:rPr>
               <w:t>テンプレート読み込み元切替</w:t>
             </w:r>
@@ -7978,18 +7978,18 @@
       <w:tr>
         <w:tc>
           <w:tcPr>
-            <w:tcW w:type="dxa" w:w="1440"/>
-          </w:tcPr>
-          <w:p>
-            <w:r>
-              <w:rPr>
-                <w:sz w:val="18"/>
+            <w:tcW w:type="dxa" w:w="1654"/>
+          </w:tcPr>
+          <w:p>
+            <w:r>
+              <w:rPr>
+                <w:sz w:val="17"/>
               </w:rPr>
             </w:r>
             <w:r>
               <w:rPr>
                 <w:rFonts w:ascii="Consolas" w:hAnsi="Consolas" w:eastAsia="Consolas"/>
-                <w:sz w:val="18"/>
+                <w:sz w:val="17"/>
               </w:rPr>
               <w:t>WEBSPEC2DOC_DATA_DIR</w:t>
             </w:r>
@@ -7997,18 +7997,18 @@
         </w:tc>
         <w:tc>
           <w:tcPr>
-            <w:tcW w:type="dxa" w:w="1440"/>
-          </w:tcPr>
-          <w:p>
-            <w:r>
-              <w:rPr>
-                <w:sz w:val="18"/>
-              </w:rPr>
-            </w:r>
-            <w:r>
-              <w:rPr>
-                <w:rFonts w:ascii="Yu Gothic" w:hAnsi="Yu Gothic" w:eastAsia="Yu Gothic"/>
-                <w:sz w:val="18"/>
+            <w:tcW w:type="dxa" w:w="1654"/>
+          </w:tcPr>
+          <w:p>
+            <w:r>
+              <w:rPr>
+                <w:sz w:val="17"/>
+              </w:rPr>
+            </w:r>
+            <w:r>
+              <w:rPr>
+                <w:rFonts w:ascii="Yu Gothic" w:hAnsi="Yu Gothic" w:eastAsia="Yu Gothic"/>
+                <w:sz w:val="17"/>
               </w:rPr>
               <w:t>データ格納先ルート</w:t>
             </w:r>
@@ -8016,18 +8016,18 @@
         </w:tc>
         <w:tc>
           <w:tcPr>
-            <w:tcW w:type="dxa" w:w="1440"/>
-          </w:tcPr>
-          <w:p>
-            <w:r>
-              <w:rPr>
-                <w:sz w:val="18"/>
-              </w:rPr>
-            </w:r>
-            <w:r>
-              <w:rPr>
-                <w:rFonts w:ascii="Yu Gothic" w:hAnsi="Yu Gothic" w:eastAsia="Yu Gothic"/>
-                <w:sz w:val="18"/>
+            <w:tcW w:type="dxa" w:w="1654"/>
+          </w:tcPr>
+          <w:p>
+            <w:r>
+              <w:rPr>
+                <w:sz w:val="17"/>
+              </w:rPr>
+            </w:r>
+            <w:r>
+              <w:rPr>
+                <w:rFonts w:ascii="Yu Gothic" w:hAnsi="Yu Gothic" w:eastAsia="Yu Gothic"/>
+                <w:sz w:val="17"/>
               </w:rPr>
               <w:t>任意</w:t>
             </w:r>
@@ -8035,18 +8035,18 @@
         </w:tc>
         <w:tc>
           <w:tcPr>
-            <w:tcW w:type="dxa" w:w="1440"/>
-          </w:tcPr>
-          <w:p>
-            <w:r>
-              <w:rPr>
-                <w:sz w:val="18"/>
+            <w:tcW w:type="dxa" w:w="1654"/>
+          </w:tcPr>
+          <w:p>
+            <w:r>
+              <w:rPr>
+                <w:sz w:val="17"/>
               </w:rPr>
             </w:r>
             <w:r>
               <w:rPr>
                 <w:rFonts w:ascii="Consolas" w:hAnsi="Consolas" w:eastAsia="Consolas"/>
-                <w:sz w:val="18"/>
+                <w:sz w:val="17"/>
               </w:rPr>
               <w:t>data</w:t>
             </w:r>
@@ -8054,18 +8054,18 @@
         </w:tc>
         <w:tc>
           <w:tcPr>
-            <w:tcW w:type="dxa" w:w="1440"/>
-          </w:tcPr>
-          <w:p>
-            <w:r>
-              <w:rPr>
-                <w:sz w:val="18"/>
-              </w:rPr>
-            </w:r>
-            <w:r>
-              <w:rPr>
-                <w:rFonts w:ascii="Yu Gothic" w:hAnsi="Yu Gothic" w:eastAsia="Yu Gothic"/>
-                <w:sz w:val="18"/>
+            <w:tcW w:type="dxa" w:w="1654"/>
+          </w:tcPr>
+          <w:p>
+            <w:r>
+              <w:rPr>
+                <w:sz w:val="17"/>
+              </w:rPr>
+            </w:r>
+            <w:r>
+              <w:rPr>
+                <w:rFonts w:ascii="Yu Gothic" w:hAnsi="Yu Gothic" w:eastAsia="Yu Gothic"/>
+                <w:sz w:val="17"/>
               </w:rPr>
               <w:t>—</w:t>
             </w:r>
@@ -8073,18 +8073,18 @@
         </w:tc>
         <w:tc>
           <w:tcPr>
-            <w:tcW w:type="dxa" w:w="1440"/>
-          </w:tcPr>
-          <w:p>
-            <w:r>
-              <w:rPr>
-                <w:sz w:val="18"/>
-              </w:rPr>
-            </w:r>
-            <w:r>
-              <w:rPr>
-                <w:rFonts w:ascii="Yu Gothic" w:hAnsi="Yu Gothic" w:eastAsia="Yu Gothic"/>
-                <w:sz w:val="18"/>
+            <w:tcW w:type="dxa" w:w="1654"/>
+          </w:tcPr>
+          <w:p>
+            <w:r>
+              <w:rPr>
+                <w:sz w:val="17"/>
+              </w:rPr>
+            </w:r>
+            <w:r>
+              <w:rPr>
+                <w:rFonts w:ascii="Yu Gothic" w:hAnsi="Yu Gothic" w:eastAsia="Yu Gothic"/>
+                <w:sz w:val="17"/>
               </w:rPr>
               <w:t>データ格納ルート全体の切替</w:t>
             </w:r>
@@ -8094,18 +8094,18 @@
       <w:tr>
         <w:tc>
           <w:tcPr>
-            <w:tcW w:type="dxa" w:w="1440"/>
-          </w:tcPr>
-          <w:p>
-            <w:r>
-              <w:rPr>
-                <w:sz w:val="18"/>
+            <w:tcW w:type="dxa" w:w="1654"/>
+          </w:tcPr>
+          <w:p>
+            <w:r>
+              <w:rPr>
+                <w:sz w:val="17"/>
               </w:rPr>
             </w:r>
             <w:r>
               <w:rPr>
                 <w:rFonts w:ascii="Consolas" w:hAnsi="Consolas" w:eastAsia="Consolas"/>
-                <w:sz w:val="18"/>
+                <w:sz w:val="17"/>
               </w:rPr>
               <w:t>TEST_DESIGN_SETTINGS_FILE</w:t>
             </w:r>
@@ -8113,18 +8113,18 @@
         </w:tc>
         <w:tc>
           <w:tcPr>
-            <w:tcW w:type="dxa" w:w="1440"/>
-          </w:tcPr>
-          <w:p>
-            <w:r>
-              <w:rPr>
-                <w:sz w:val="18"/>
-              </w:rPr>
-            </w:r>
-            <w:r>
-              <w:rPr>
-                <w:rFonts w:ascii="Yu Gothic" w:hAnsi="Yu Gothic" w:eastAsia="Yu Gothic"/>
-                <w:sz w:val="18"/>
+            <w:tcW w:type="dxa" w:w="1654"/>
+          </w:tcPr>
+          <w:p>
+            <w:r>
+              <w:rPr>
+                <w:sz w:val="17"/>
+              </w:rPr>
+            </w:r>
+            <w:r>
+              <w:rPr>
+                <w:rFonts w:ascii="Yu Gothic" w:hAnsi="Yu Gothic" w:eastAsia="Yu Gothic"/>
+                <w:sz w:val="17"/>
               </w:rPr>
               <w:t>テスト設計設定ファイル</w:t>
             </w:r>
@@ -8132,18 +8132,18 @@
         </w:tc>
         <w:tc>
           <w:tcPr>
-            <w:tcW w:type="dxa" w:w="1440"/>
-          </w:tcPr>
-          <w:p>
-            <w:r>
-              <w:rPr>
-                <w:sz w:val="18"/>
-              </w:rPr>
-            </w:r>
-            <w:r>
-              <w:rPr>
-                <w:rFonts w:ascii="Yu Gothic" w:hAnsi="Yu Gothic" w:eastAsia="Yu Gothic"/>
-                <w:sz w:val="18"/>
+            <w:tcW w:type="dxa" w:w="1654"/>
+          </w:tcPr>
+          <w:p>
+            <w:r>
+              <w:rPr>
+                <w:sz w:val="17"/>
+              </w:rPr>
+            </w:r>
+            <w:r>
+              <w:rPr>
+                <w:rFonts w:ascii="Yu Gothic" w:hAnsi="Yu Gothic" w:eastAsia="Yu Gothic"/>
+                <w:sz w:val="17"/>
               </w:rPr>
               <w:t>任意</w:t>
             </w:r>
@@ -8151,18 +8151,18 @@
         </w:tc>
         <w:tc>
           <w:tcPr>
-            <w:tcW w:type="dxa" w:w="1440"/>
-          </w:tcPr>
-          <w:p>
-            <w:r>
-              <w:rPr>
-                <w:sz w:val="18"/>
+            <w:tcW w:type="dxa" w:w="1654"/>
+          </w:tcPr>
+          <w:p>
+            <w:r>
+              <w:rPr>
+                <w:sz w:val="17"/>
               </w:rPr>
             </w:r>
             <w:r>
               <w:rPr>
                 <w:rFonts w:ascii="Consolas" w:hAnsi="Consolas" w:eastAsia="Consolas"/>
-                <w:sz w:val="18"/>
+                <w:sz w:val="17"/>
               </w:rPr>
               <w:t>instance/test_design_settings.json</w:t>
             </w:r>
@@ -8170,18 +8170,18 @@
         </w:tc>
         <w:tc>
           <w:tcPr>
-            <w:tcW w:type="dxa" w:w="1440"/>
-          </w:tcPr>
-          <w:p>
-            <w:r>
-              <w:rPr>
-                <w:sz w:val="18"/>
-              </w:rPr>
-            </w:r>
-            <w:r>
-              <w:rPr>
-                <w:rFonts w:ascii="Yu Gothic" w:hAnsi="Yu Gothic" w:eastAsia="Yu Gothic"/>
-                <w:sz w:val="18"/>
+            <w:tcW w:type="dxa" w:w="1654"/>
+          </w:tcPr>
+          <w:p>
+            <w:r>
+              <w:rPr>
+                <w:sz w:val="17"/>
+              </w:rPr>
+            </w:r>
+            <w:r>
+              <w:rPr>
+                <w:rFonts w:ascii="Yu Gothic" w:hAnsi="Yu Gothic" w:eastAsia="Yu Gothic"/>
+                <w:sz w:val="17"/>
               </w:rPr>
               <w:t>—</w:t>
             </w:r>
@@ -8189,18 +8189,18 @@
         </w:tc>
         <w:tc>
           <w:tcPr>
-            <w:tcW w:type="dxa" w:w="1440"/>
-          </w:tcPr>
-          <w:p>
-            <w:r>
-              <w:rPr>
-                <w:sz w:val="18"/>
-              </w:rPr>
-            </w:r>
-            <w:r>
-              <w:rPr>
-                <w:rFonts w:ascii="Yu Gothic" w:hAnsi="Yu Gothic" w:eastAsia="Yu Gothic"/>
-                <w:sz w:val="18"/>
+            <w:tcW w:type="dxa" w:w="1654"/>
+          </w:tcPr>
+          <w:p>
+            <w:r>
+              <w:rPr>
+                <w:sz w:val="17"/>
+              </w:rPr>
+            </w:r>
+            <w:r>
+              <w:rPr>
+                <w:rFonts w:ascii="Yu Gothic" w:hAnsi="Yu Gothic" w:eastAsia="Yu Gothic"/>
+                <w:sz w:val="17"/>
               </w:rPr>
               <w:t>テスト設計設定の保存先切替</w:t>
             </w:r>
@@ -8210,18 +8210,18 @@
       <w:tr>
         <w:tc>
           <w:tcPr>
-            <w:tcW w:type="dxa" w:w="1440"/>
-          </w:tcPr>
-          <w:p>
-            <w:r>
-              <w:rPr>
-                <w:sz w:val="18"/>
+            <w:tcW w:type="dxa" w:w="1654"/>
+          </w:tcPr>
+          <w:p>
+            <w:r>
+              <w:rPr>
+                <w:sz w:val="17"/>
               </w:rPr>
             </w:r>
             <w:r>
               <w:rPr>
                 <w:rFonts w:ascii="Consolas" w:hAnsi="Consolas" w:eastAsia="Consolas"/>
-                <w:sz w:val="18"/>
+                <w:sz w:val="17"/>
               </w:rPr>
               <w:t>OPENAI_API_KEY</w:t>
             </w:r>
@@ -8229,18 +8229,18 @@
         </w:tc>
         <w:tc>
           <w:tcPr>
-            <w:tcW w:type="dxa" w:w="1440"/>
-          </w:tcPr>
-          <w:p>
-            <w:r>
-              <w:rPr>
-                <w:sz w:val="18"/>
-              </w:rPr>
-            </w:r>
-            <w:r>
-              <w:rPr>
-                <w:rFonts w:ascii="Yu Gothic" w:hAnsi="Yu Gothic" w:eastAsia="Yu Gothic"/>
-                <w:sz w:val="18"/>
+            <w:tcW w:type="dxa" w:w="1654"/>
+          </w:tcPr>
+          <w:p>
+            <w:r>
+              <w:rPr>
+                <w:sz w:val="17"/>
+              </w:rPr>
+            </w:r>
+            <w:r>
+              <w:rPr>
+                <w:rFonts w:ascii="Yu Gothic" w:hAnsi="Yu Gothic" w:eastAsia="Yu Gothic"/>
+                <w:sz w:val="17"/>
               </w:rPr>
               <w:t>LLM補完（未設定時はルールベースにフォールバック）</w:t>
             </w:r>
@@ -8248,18 +8248,18 @@
         </w:tc>
         <w:tc>
           <w:tcPr>
-            <w:tcW w:type="dxa" w:w="1440"/>
-          </w:tcPr>
-          <w:p>
-            <w:r>
-              <w:rPr>
-                <w:sz w:val="18"/>
-              </w:rPr>
-            </w:r>
-            <w:r>
-              <w:rPr>
-                <w:rFonts w:ascii="Yu Gothic" w:hAnsi="Yu Gothic" w:eastAsia="Yu Gothic"/>
-                <w:sz w:val="18"/>
+            <w:tcW w:type="dxa" w:w="1654"/>
+          </w:tcPr>
+          <w:p>
+            <w:r>
+              <w:rPr>
+                <w:sz w:val="17"/>
+              </w:rPr>
+            </w:r>
+            <w:r>
+              <w:rPr>
+                <w:rFonts w:ascii="Yu Gothic" w:hAnsi="Yu Gothic" w:eastAsia="Yu Gothic"/>
+                <w:sz w:val="17"/>
               </w:rPr>
               <w:t>任意</w:t>
             </w:r>
@@ -8267,18 +8267,18 @@
         </w:tc>
         <w:tc>
           <w:tcPr>
-            <w:tcW w:type="dxa" w:w="1440"/>
-          </w:tcPr>
-          <w:p>
-            <w:r>
-              <w:rPr>
-                <w:sz w:val="18"/>
-              </w:rPr>
-            </w:r>
-            <w:r>
-              <w:rPr>
-                <w:rFonts w:ascii="Yu Gothic" w:hAnsi="Yu Gothic" w:eastAsia="Yu Gothic"/>
-                <w:sz w:val="18"/>
+            <w:tcW w:type="dxa" w:w="1654"/>
+          </w:tcPr>
+          <w:p>
+            <w:r>
+              <w:rPr>
+                <w:sz w:val="17"/>
+              </w:rPr>
+            </w:r>
+            <w:r>
+              <w:rPr>
+                <w:rFonts w:ascii="Yu Gothic" w:hAnsi="Yu Gothic" w:eastAsia="Yu Gothic"/>
+                <w:sz w:val="17"/>
               </w:rPr>
               <w:t>未設定</w:t>
             </w:r>
@@ -8286,18 +8286,18 @@
         </w:tc>
         <w:tc>
           <w:tcPr>
-            <w:tcW w:type="dxa" w:w="1440"/>
-          </w:tcPr>
-          <w:p>
-            <w:r>
-              <w:rPr>
-                <w:sz w:val="18"/>
-              </w:rPr>
-            </w:r>
-            <w:r>
-              <w:rPr>
-                <w:rFonts w:ascii="Yu Gothic" w:hAnsi="Yu Gothic" w:eastAsia="Yu Gothic"/>
-                <w:sz w:val="18"/>
+            <w:tcW w:type="dxa" w:w="1654"/>
+          </w:tcPr>
+          <w:p>
+            <w:r>
+              <w:rPr>
+                <w:sz w:val="17"/>
+              </w:rPr>
+            </w:r>
+            <w:r>
+              <w:rPr>
+                <w:rFonts w:ascii="Yu Gothic" w:hAnsi="Yu Gothic" w:eastAsia="Yu Gothic"/>
+                <w:sz w:val="17"/>
               </w:rPr>
               <w:t>実値は記載しない</w:t>
             </w:r>
@@ -8305,18 +8305,18 @@
         </w:tc>
         <w:tc>
           <w:tcPr>
-            <w:tcW w:type="dxa" w:w="1440"/>
-          </w:tcPr>
-          <w:p>
-            <w:r>
-              <w:rPr>
-                <w:sz w:val="18"/>
-              </w:rPr>
-            </w:r>
-            <w:r>
-              <w:rPr>
-                <w:rFonts w:ascii="Yu Gothic" w:hAnsi="Yu Gothic" w:eastAsia="Yu Gothic"/>
-                <w:sz w:val="18"/>
+            <w:tcW w:type="dxa" w:w="1654"/>
+          </w:tcPr>
+          <w:p>
+            <w:r>
+              <w:rPr>
+                <w:sz w:val="17"/>
+              </w:rPr>
+            </w:r>
+            <w:r>
+              <w:rPr>
+                <w:rFonts w:ascii="Yu Gothic" w:hAnsi="Yu Gothic" w:eastAsia="Yu Gothic"/>
+                <w:sz w:val="17"/>
               </w:rPr>
               <w:t>LLM補完機能の有効/無効（未設定でも動作継続）</w:t>
             </w:r>
@@ -8326,18 +8326,18 @@
       <w:tr>
         <w:tc>
           <w:tcPr>
-            <w:tcW w:type="dxa" w:w="1440"/>
-          </w:tcPr>
-          <w:p>
-            <w:r>
-              <w:rPr>
-                <w:sz w:val="18"/>
+            <w:tcW w:type="dxa" w:w="1654"/>
+          </w:tcPr>
+          <w:p>
+            <w:r>
+              <w:rPr>
+                <w:sz w:val="17"/>
               </w:rPr>
             </w:r>
             <w:r>
               <w:rPr>
                 <w:rFonts w:ascii="Consolas" w:hAnsi="Consolas" w:eastAsia="Consolas"/>
-                <w:sz w:val="18"/>
+                <w:sz w:val="17"/>
               </w:rPr>
               <w:t>OPENAI_MODEL</w:t>
             </w:r>
@@ -8345,18 +8345,18 @@
         </w:tc>
         <w:tc>
           <w:tcPr>
-            <w:tcW w:type="dxa" w:w="1440"/>
-          </w:tcPr>
-          <w:p>
-            <w:r>
-              <w:rPr>
-                <w:sz w:val="18"/>
-              </w:rPr>
-            </w:r>
-            <w:r>
-              <w:rPr>
-                <w:rFonts w:ascii="Yu Gothic" w:hAnsi="Yu Gothic" w:eastAsia="Yu Gothic"/>
-                <w:sz w:val="18"/>
+            <w:tcW w:type="dxa" w:w="1654"/>
+          </w:tcPr>
+          <w:p>
+            <w:r>
+              <w:rPr>
+                <w:sz w:val="17"/>
+              </w:rPr>
+            </w:r>
+            <w:r>
+              <w:rPr>
+                <w:rFonts w:ascii="Yu Gothic" w:hAnsi="Yu Gothic" w:eastAsia="Yu Gothic"/>
+                <w:sz w:val="17"/>
               </w:rPr>
               <w:t>使用するLLMモデル名の上書き</w:t>
             </w:r>
@@ -8364,18 +8364,18 @@
         </w:tc>
         <w:tc>
           <w:tcPr>
-            <w:tcW w:type="dxa" w:w="1440"/>
-          </w:tcPr>
-          <w:p>
-            <w:r>
-              <w:rPr>
-                <w:sz w:val="18"/>
-              </w:rPr>
-            </w:r>
-            <w:r>
-              <w:rPr>
-                <w:rFonts w:ascii="Yu Gothic" w:hAnsi="Yu Gothic" w:eastAsia="Yu Gothic"/>
-                <w:sz w:val="18"/>
+            <w:tcW w:type="dxa" w:w="1654"/>
+          </w:tcPr>
+          <w:p>
+            <w:r>
+              <w:rPr>
+                <w:sz w:val="17"/>
+              </w:rPr>
+            </w:r>
+            <w:r>
+              <w:rPr>
+                <w:rFonts w:ascii="Yu Gothic" w:hAnsi="Yu Gothic" w:eastAsia="Yu Gothic"/>
+                <w:sz w:val="17"/>
               </w:rPr>
               <w:t>任意</w:t>
             </w:r>
@@ -8383,53 +8383,53 @@
         </w:tc>
         <w:tc>
           <w:tcPr>
-            <w:tcW w:type="dxa" w:w="1440"/>
-          </w:tcPr>
-          <w:p>
-            <w:r>
-              <w:rPr>
-                <w:sz w:val="18"/>
+            <w:tcW w:type="dxa" w:w="1654"/>
+          </w:tcPr>
+          <w:p>
+            <w:r>
+              <w:rPr>
+                <w:sz w:val="17"/>
               </w:rPr>
             </w:r>
             <w:r>
               <w:rPr>
                 <w:rFonts w:ascii="Consolas" w:hAnsi="Consolas" w:eastAsia="Consolas"/>
-                <w:sz w:val="18"/>
+                <w:sz w:val="17"/>
               </w:rPr>
               <w:t>gpt-5.4-mini</w:t>
             </w:r>
             <w:r>
               <w:rPr>
                 <w:rFonts w:ascii="Yu Gothic" w:hAnsi="Yu Gothic" w:eastAsia="Yu Gothic"/>
-                <w:sz w:val="18"/>
+                <w:sz w:val="17"/>
               </w:rPr>
               <w:t>（</w:t>
             </w:r>
             <w:r>
               <w:rPr>
                 <w:rFonts w:ascii="Consolas" w:hAnsi="Consolas" w:eastAsia="Consolas"/>
-                <w:sz w:val="18"/>
+                <w:sz w:val="17"/>
               </w:rPr>
               <w:t>web/config.py</w:t>
             </w:r>
             <w:r>
               <w:rPr>
                 <w:rFonts w:ascii="Yu Gothic" w:hAnsi="Yu Gothic" w:eastAsia="Yu Gothic"/>
-                <w:sz w:val="18"/>
+                <w:sz w:val="17"/>
               </w:rPr>
               <w:t xml:space="preserve"> の </w:t>
             </w:r>
             <w:r>
               <w:rPr>
                 <w:rFonts w:ascii="Consolas" w:hAnsi="Consolas" w:eastAsia="Consolas"/>
-                <w:sz w:val="18"/>
+                <w:sz w:val="17"/>
               </w:rPr>
               <w:t>DEFAULT_OPENAI_MODEL</w:t>
             </w:r>
             <w:r>
               <w:rPr>
                 <w:rFonts w:ascii="Yu Gothic" w:hAnsi="Yu Gothic" w:eastAsia="Yu Gothic"/>
-                <w:sz w:val="18"/>
+                <w:sz w:val="17"/>
               </w:rPr>
               <w:t>）</w:t>
             </w:r>
@@ -8437,18 +8437,18 @@
         </w:tc>
         <w:tc>
           <w:tcPr>
-            <w:tcW w:type="dxa" w:w="1440"/>
-          </w:tcPr>
-          <w:p>
-            <w:r>
-              <w:rPr>
-                <w:sz w:val="18"/>
+            <w:tcW w:type="dxa" w:w="1654"/>
+          </w:tcPr>
+          <w:p>
+            <w:r>
+              <w:rPr>
+                <w:sz w:val="17"/>
               </w:rPr>
             </w:r>
             <w:r>
               <w:rPr>
                 <w:rFonts w:ascii="Consolas" w:hAnsi="Consolas" w:eastAsia="Consolas"/>
-                <w:sz w:val="18"/>
+                <w:sz w:val="17"/>
               </w:rPr>
               <w:t>OPENAI_MODEL=gpt-5.4</w:t>
             </w:r>
@@ -8456,18 +8456,18 @@
         </w:tc>
         <w:tc>
           <w:tcPr>
-            <w:tcW w:type="dxa" w:w="1440"/>
-          </w:tcPr>
-          <w:p>
-            <w:r>
-              <w:rPr>
-                <w:sz w:val="18"/>
-              </w:rPr>
-            </w:r>
-            <w:r>
-              <w:rPr>
-                <w:rFonts w:ascii="Yu Gothic" w:hAnsi="Yu Gothic" w:eastAsia="Yu Gothic"/>
-                <w:sz w:val="18"/>
+            <w:tcW w:type="dxa" w:w="1654"/>
+          </w:tcPr>
+          <w:p>
+            <w:r>
+              <w:rPr>
+                <w:sz w:val="17"/>
+              </w:rPr>
+            </w:r>
+            <w:r>
+              <w:rPr>
+                <w:rFonts w:ascii="Yu Gothic" w:hAnsi="Yu Gothic" w:eastAsia="Yu Gothic"/>
+                <w:sz w:val="17"/>
               </w:rPr>
               <w:t>LLM応答の品質・コストに影響</w:t>
             </w:r>
@@ -8477,18 +8477,18 @@
       <w:tr>
         <w:tc>
           <w:tcPr>
-            <w:tcW w:type="dxa" w:w="1440"/>
-          </w:tcPr>
-          <w:p>
-            <w:r>
-              <w:rPr>
-                <w:sz w:val="18"/>
+            <w:tcW w:type="dxa" w:w="1654"/>
+          </w:tcPr>
+          <w:p>
+            <w:r>
+              <w:rPr>
+                <w:sz w:val="17"/>
               </w:rPr>
             </w:r>
             <w:r>
               <w:rPr>
                 <w:rFonts w:ascii="Consolas" w:hAnsi="Consolas" w:eastAsia="Consolas"/>
-                <w:sz w:val="18"/>
+                <w:sz w:val="17"/>
               </w:rPr>
               <w:t>WEBSPEC2DOC_OIDC_PROVIDER</w:t>
             </w:r>
@@ -8496,46 +8496,46 @@
         </w:tc>
         <w:tc>
           <w:tcPr>
-            <w:tcW w:type="dxa" w:w="1440"/>
-          </w:tcPr>
-          <w:p>
-            <w:r>
-              <w:rPr>
-                <w:sz w:val="18"/>
-              </w:rPr>
-            </w:r>
-            <w:r>
-              <w:rPr>
-                <w:rFonts w:ascii="Yu Gothic" w:hAnsi="Yu Gothic" w:eastAsia="Yu Gothic"/>
-                <w:sz w:val="18"/>
+            <w:tcW w:type="dxa" w:w="1654"/>
+          </w:tcPr>
+          <w:p>
+            <w:r>
+              <w:rPr>
+                <w:sz w:val="17"/>
+              </w:rPr>
+            </w:r>
+            <w:r>
+              <w:rPr>
+                <w:rFonts w:ascii="Yu Gothic" w:hAnsi="Yu Gothic" w:eastAsia="Yu Gothic"/>
+                <w:sz w:val="17"/>
               </w:rPr>
               <w:t>SSOプロバイダ（</w:t>
             </w:r>
             <w:r>
               <w:rPr>
                 <w:rFonts w:ascii="Consolas" w:hAnsi="Consolas" w:eastAsia="Consolas"/>
-                <w:sz w:val="18"/>
+                <w:sz w:val="17"/>
               </w:rPr>
               <w:t>entra</w:t>
             </w:r>
             <w:r>
               <w:rPr>
                 <w:rFonts w:ascii="Yu Gothic" w:hAnsi="Yu Gothic" w:eastAsia="Yu Gothic"/>
-                <w:sz w:val="18"/>
+                <w:sz w:val="17"/>
               </w:rPr>
               <w:t>/</w:t>
             </w:r>
             <w:r>
               <w:rPr>
                 <w:rFonts w:ascii="Consolas" w:hAnsi="Consolas" w:eastAsia="Consolas"/>
-                <w:sz w:val="18"/>
+                <w:sz w:val="17"/>
               </w:rPr>
               <w:t>google</w:t>
             </w:r>
             <w:r>
               <w:rPr>
                 <w:rFonts w:ascii="Yu Gothic" w:hAnsi="Yu Gothic" w:eastAsia="Yu Gothic"/>
-                <w:sz w:val="18"/>
+                <w:sz w:val="17"/>
               </w:rPr>
               <w:t>）。未設定ならSSO完全無効</w:t>
             </w:r>
@@ -8543,18 +8543,18 @@
         </w:tc>
         <w:tc>
           <w:tcPr>
-            <w:tcW w:type="dxa" w:w="1440"/>
-          </w:tcPr>
-          <w:p>
-            <w:r>
-              <w:rPr>
-                <w:sz w:val="18"/>
-              </w:rPr>
-            </w:r>
-            <w:r>
-              <w:rPr>
-                <w:rFonts w:ascii="Yu Gothic" w:hAnsi="Yu Gothic" w:eastAsia="Yu Gothic"/>
-                <w:sz w:val="18"/>
+            <w:tcW w:type="dxa" w:w="1654"/>
+          </w:tcPr>
+          <w:p>
+            <w:r>
+              <w:rPr>
+                <w:sz w:val="17"/>
+              </w:rPr>
+            </w:r>
+            <w:r>
+              <w:rPr>
+                <w:rFonts w:ascii="Yu Gothic" w:hAnsi="Yu Gothic" w:eastAsia="Yu Gothic"/>
+                <w:sz w:val="17"/>
               </w:rPr>
               <w:t>任意</w:t>
             </w:r>
@@ -8562,18 +8562,18 @@
         </w:tc>
         <w:tc>
           <w:tcPr>
-            <w:tcW w:type="dxa" w:w="1440"/>
-          </w:tcPr>
-          <w:p>
-            <w:r>
-              <w:rPr>
-                <w:sz w:val="18"/>
-              </w:rPr>
-            </w:r>
-            <w:r>
-              <w:rPr>
-                <w:rFonts w:ascii="Yu Gothic" w:hAnsi="Yu Gothic" w:eastAsia="Yu Gothic"/>
-                <w:sz w:val="18"/>
+            <w:tcW w:type="dxa" w:w="1654"/>
+          </w:tcPr>
+          <w:p>
+            <w:r>
+              <w:rPr>
+                <w:sz w:val="17"/>
+              </w:rPr>
+            </w:r>
+            <w:r>
+              <w:rPr>
+                <w:rFonts w:ascii="Yu Gothic" w:hAnsi="Yu Gothic" w:eastAsia="Yu Gothic"/>
+                <w:sz w:val="17"/>
               </w:rPr>
               <w:t>未設定</w:t>
             </w:r>
@@ -8581,18 +8581,18 @@
         </w:tc>
         <w:tc>
           <w:tcPr>
-            <w:tcW w:type="dxa" w:w="1440"/>
-          </w:tcPr>
-          <w:p>
-            <w:r>
-              <w:rPr>
-                <w:sz w:val="18"/>
+            <w:tcW w:type="dxa" w:w="1654"/>
+          </w:tcPr>
+          <w:p>
+            <w:r>
+              <w:rPr>
+                <w:sz w:val="17"/>
               </w:rPr>
             </w:r>
             <w:r>
               <w:rPr>
                 <w:rFonts w:ascii="Consolas" w:hAnsi="Consolas" w:eastAsia="Consolas"/>
-                <w:sz w:val="18"/>
+                <w:sz w:val="17"/>
               </w:rPr>
               <w:t>WEBSPEC2DOC_OIDC_PROVIDER=entra</w:t>
             </w:r>
@@ -8600,18 +8600,18 @@
         </w:tc>
         <w:tc>
           <w:tcPr>
-            <w:tcW w:type="dxa" w:w="1440"/>
-          </w:tcPr>
-          <w:p>
-            <w:r>
-              <w:rPr>
-                <w:sz w:val="18"/>
-              </w:rPr>
-            </w:r>
-            <w:r>
-              <w:rPr>
-                <w:rFonts w:ascii="Yu Gothic" w:hAnsi="Yu Gothic" w:eastAsia="Yu Gothic"/>
-                <w:sz w:val="18"/>
+            <w:tcW w:type="dxa" w:w="1654"/>
+          </w:tcPr>
+          <w:p>
+            <w:r>
+              <w:rPr>
+                <w:sz w:val="17"/>
+              </w:rPr>
+            </w:r>
+            <w:r>
+              <w:rPr>
+                <w:rFonts w:ascii="Yu Gothic" w:hAnsi="Yu Gothic" w:eastAsia="Yu Gothic"/>
+                <w:sz w:val="17"/>
               </w:rPr>
               <w:t>SSOの有効/無効全体</w:t>
             </w:r>
@@ -8621,46 +8621,46 @@
       <w:tr>
         <w:tc>
           <w:tcPr>
-            <w:tcW w:type="dxa" w:w="1440"/>
-          </w:tcPr>
-          <w:p>
-            <w:r>
-              <w:rPr>
-                <w:sz w:val="18"/>
+            <w:tcW w:type="dxa" w:w="1654"/>
+          </w:tcPr>
+          <w:p>
+            <w:r>
+              <w:rPr>
+                <w:sz w:val="17"/>
               </w:rPr>
             </w:r>
             <w:r>
               <w:rPr>
                 <w:rFonts w:ascii="Consolas" w:hAnsi="Consolas" w:eastAsia="Consolas"/>
-                <w:sz w:val="18"/>
+                <w:sz w:val="17"/>
               </w:rPr>
               <w:t>WEBSPEC2DOC_OIDC_CLIENT_ID</w:t>
             </w:r>
             <w:r>
               <w:rPr>
                 <w:rFonts w:ascii="Yu Gothic" w:hAnsi="Yu Gothic" w:eastAsia="Yu Gothic"/>
-                <w:sz w:val="18"/>
+                <w:sz w:val="17"/>
               </w:rPr>
               <w:t xml:space="preserve"> / </w:t>
             </w:r>
             <w:r>
               <w:rPr>
                 <w:rFonts w:ascii="Consolas" w:hAnsi="Consolas" w:eastAsia="Consolas"/>
-                <w:sz w:val="18"/>
+                <w:sz w:val="17"/>
               </w:rPr>
               <w:t>_CLIENT_SECRET</w:t>
             </w:r>
             <w:r>
               <w:rPr>
                 <w:rFonts w:ascii="Yu Gothic" w:hAnsi="Yu Gothic" w:eastAsia="Yu Gothic"/>
-                <w:sz w:val="18"/>
+                <w:sz w:val="17"/>
               </w:rPr>
               <w:t xml:space="preserve"> / </w:t>
             </w:r>
             <w:r>
               <w:rPr>
                 <w:rFonts w:ascii="Consolas" w:hAnsi="Consolas" w:eastAsia="Consolas"/>
-                <w:sz w:val="18"/>
+                <w:sz w:val="17"/>
               </w:rPr>
               <w:t>_REDIRECT_URI</w:t>
             </w:r>
@@ -8668,18 +8668,18 @@
         </w:tc>
         <w:tc>
           <w:tcPr>
-            <w:tcW w:type="dxa" w:w="1440"/>
-          </w:tcPr>
-          <w:p>
-            <w:r>
-              <w:rPr>
-                <w:sz w:val="18"/>
-              </w:rPr>
-            </w:r>
-            <w:r>
-              <w:rPr>
-                <w:rFonts w:ascii="Yu Gothic" w:hAnsi="Yu Gothic" w:eastAsia="Yu Gothic"/>
-                <w:sz w:val="18"/>
+            <w:tcW w:type="dxa" w:w="1654"/>
+          </w:tcPr>
+          <w:p>
+            <w:r>
+              <w:rPr>
+                <w:sz w:val="17"/>
+              </w:rPr>
+            </w:r>
+            <w:r>
+              <w:rPr>
+                <w:rFonts w:ascii="Yu Gothic" w:hAnsi="Yu Gothic" w:eastAsia="Yu Gothic"/>
+                <w:sz w:val="17"/>
               </w:rPr>
               <w:t>SSO有効時必須。不足時は不足変数名を挙げて起動時に失敗する</w:t>
             </w:r>
@@ -8687,18 +8687,18 @@
         </w:tc>
         <w:tc>
           <w:tcPr>
-            <w:tcW w:type="dxa" w:w="1440"/>
-          </w:tcPr>
-          <w:p>
-            <w:r>
-              <w:rPr>
-                <w:sz w:val="18"/>
-              </w:rPr>
-            </w:r>
-            <w:r>
-              <w:rPr>
-                <w:rFonts w:ascii="Yu Gothic" w:hAnsi="Yu Gothic" w:eastAsia="Yu Gothic"/>
-                <w:sz w:val="18"/>
+            <w:tcW w:type="dxa" w:w="1654"/>
+          </w:tcPr>
+          <w:p>
+            <w:r>
+              <w:rPr>
+                <w:sz w:val="17"/>
+              </w:rPr>
+            </w:r>
+            <w:r>
+              <w:rPr>
+                <w:rFonts w:ascii="Yu Gothic" w:hAnsi="Yu Gothic" w:eastAsia="Yu Gothic"/>
+                <w:sz w:val="17"/>
               </w:rPr>
               <w:t>SSO時必須</w:t>
             </w:r>
@@ -8706,18 +8706,18 @@
         </w:tc>
         <w:tc>
           <w:tcPr>
-            <w:tcW w:type="dxa" w:w="1440"/>
-          </w:tcPr>
-          <w:p>
-            <w:r>
-              <w:rPr>
-                <w:sz w:val="18"/>
-              </w:rPr>
-            </w:r>
-            <w:r>
-              <w:rPr>
-                <w:rFonts w:ascii="Yu Gothic" w:hAnsi="Yu Gothic" w:eastAsia="Yu Gothic"/>
-                <w:sz w:val="18"/>
+            <w:tcW w:type="dxa" w:w="1654"/>
+          </w:tcPr>
+          <w:p>
+            <w:r>
+              <w:rPr>
+                <w:sz w:val="17"/>
+              </w:rPr>
+            </w:r>
+            <w:r>
+              <w:rPr>
+                <w:rFonts w:ascii="Yu Gothic" w:hAnsi="Yu Gothic" w:eastAsia="Yu Gothic"/>
+                <w:sz w:val="17"/>
               </w:rPr>
               <w:t>—</w:t>
             </w:r>
@@ -8725,18 +8725,18 @@
         </w:tc>
         <w:tc>
           <w:tcPr>
-            <w:tcW w:type="dxa" w:w="1440"/>
-          </w:tcPr>
-          <w:p>
-            <w:r>
-              <w:rPr>
-                <w:sz w:val="18"/>
-              </w:rPr>
-            </w:r>
-            <w:r>
-              <w:rPr>
-                <w:rFonts w:ascii="Yu Gothic" w:hAnsi="Yu Gothic" w:eastAsia="Yu Gothic"/>
-                <w:sz w:val="18"/>
+            <w:tcW w:type="dxa" w:w="1654"/>
+          </w:tcPr>
+          <w:p>
+            <w:r>
+              <w:rPr>
+                <w:sz w:val="17"/>
+              </w:rPr>
+            </w:r>
+            <w:r>
+              <w:rPr>
+                <w:rFonts w:ascii="Yu Gothic" w:hAnsi="Yu Gothic" w:eastAsia="Yu Gothic"/>
+                <w:sz w:val="17"/>
               </w:rPr>
               <w:t>実値は記載しない</w:t>
             </w:r>
@@ -8744,18 +8744,18 @@
         </w:tc>
         <w:tc>
           <w:tcPr>
-            <w:tcW w:type="dxa" w:w="1440"/>
-          </w:tcPr>
-          <w:p>
-            <w:r>
-              <w:rPr>
-                <w:sz w:val="18"/>
-              </w:rPr>
-            </w:r>
-            <w:r>
-              <w:rPr>
-                <w:rFonts w:ascii="Yu Gothic" w:hAnsi="Yu Gothic" w:eastAsia="Yu Gothic"/>
-                <w:sz w:val="18"/>
+            <w:tcW w:type="dxa" w:w="1654"/>
+          </w:tcPr>
+          <w:p>
+            <w:r>
+              <w:rPr>
+                <w:sz w:val="17"/>
+              </w:rPr>
+            </w:r>
+            <w:r>
+              <w:rPr>
+                <w:rFonts w:ascii="Yu Gothic" w:hAnsi="Yu Gothic" w:eastAsia="Yu Gothic"/>
+                <w:sz w:val="17"/>
               </w:rPr>
               <w:t>SSO起動可否（不足時は起動失敗）</w:t>
             </w:r>
@@ -8765,18 +8765,18 @@
       <w:tr>
         <w:tc>
           <w:tcPr>
-            <w:tcW w:type="dxa" w:w="1440"/>
-          </w:tcPr>
-          <w:p>
-            <w:r>
-              <w:rPr>
-                <w:sz w:val="18"/>
+            <w:tcW w:type="dxa" w:w="1654"/>
+          </w:tcPr>
+          <w:p>
+            <w:r>
+              <w:rPr>
+                <w:sz w:val="17"/>
               </w:rPr>
             </w:r>
             <w:r>
               <w:rPr>
                 <w:rFonts w:ascii="Consolas" w:hAnsi="Consolas" w:eastAsia="Consolas"/>
-                <w:sz w:val="18"/>
+                <w:sz w:val="17"/>
               </w:rPr>
               <w:t>WEBSPEC2DOC_OIDC_TENANT</w:t>
             </w:r>
@@ -8784,18 +8784,18 @@
         </w:tc>
         <w:tc>
           <w:tcPr>
-            <w:tcW w:type="dxa" w:w="1440"/>
-          </w:tcPr>
-          <w:p>
-            <w:r>
-              <w:rPr>
-                <w:sz w:val="18"/>
-              </w:rPr>
-            </w:r>
-            <w:r>
-              <w:rPr>
-                <w:rFonts w:ascii="Yu Gothic" w:hAnsi="Yu Gothic" w:eastAsia="Yu Gothic"/>
-                <w:sz w:val="18"/>
+            <w:tcW w:type="dxa" w:w="1654"/>
+          </w:tcPr>
+          <w:p>
+            <w:r>
+              <w:rPr>
+                <w:sz w:val="17"/>
+              </w:rPr>
+            </w:r>
+            <w:r>
+              <w:rPr>
+                <w:rFonts w:ascii="Yu Gothic" w:hAnsi="Yu Gothic" w:eastAsia="Yu Gothic"/>
+                <w:sz w:val="17"/>
               </w:rPr>
               <w:t>Entra IDのテナント（issuer組み立て用）</w:t>
             </w:r>
@@ -8803,18 +8803,18 @@
         </w:tc>
         <w:tc>
           <w:tcPr>
-            <w:tcW w:type="dxa" w:w="1440"/>
-          </w:tcPr>
-          <w:p>
-            <w:r>
-              <w:rPr>
-                <w:sz w:val="18"/>
-              </w:rPr>
-            </w:r>
-            <w:r>
-              <w:rPr>
-                <w:rFonts w:ascii="Yu Gothic" w:hAnsi="Yu Gothic" w:eastAsia="Yu Gothic"/>
-                <w:sz w:val="18"/>
+            <w:tcW w:type="dxa" w:w="1654"/>
+          </w:tcPr>
+          <w:p>
+            <w:r>
+              <w:rPr>
+                <w:sz w:val="17"/>
+              </w:rPr>
+            </w:r>
+            <w:r>
+              <w:rPr>
+                <w:rFonts w:ascii="Yu Gothic" w:hAnsi="Yu Gothic" w:eastAsia="Yu Gothic"/>
+                <w:sz w:val="17"/>
               </w:rPr>
               <w:t>任意</w:t>
             </w:r>
@@ -8822,18 +8822,18 @@
         </w:tc>
         <w:tc>
           <w:tcPr>
-            <w:tcW w:type="dxa" w:w="1440"/>
-          </w:tcPr>
-          <w:p>
-            <w:r>
-              <w:rPr>
-                <w:sz w:val="18"/>
+            <w:tcW w:type="dxa" w:w="1654"/>
+          </w:tcPr>
+          <w:p>
+            <w:r>
+              <w:rPr>
+                <w:sz w:val="17"/>
               </w:rPr>
             </w:r>
             <w:r>
               <w:rPr>
                 <w:rFonts w:ascii="Consolas" w:hAnsi="Consolas" w:eastAsia="Consolas"/>
-                <w:sz w:val="18"/>
+                <w:sz w:val="17"/>
               </w:rPr>
               <w:t>common</w:t>
             </w:r>
@@ -8841,18 +8841,18 @@
         </w:tc>
         <w:tc>
           <w:tcPr>
-            <w:tcW w:type="dxa" w:w="1440"/>
-          </w:tcPr>
-          <w:p>
-            <w:r>
-              <w:rPr>
-                <w:sz w:val="18"/>
-              </w:rPr>
-            </w:r>
-            <w:r>
-              <w:rPr>
-                <w:rFonts w:ascii="Yu Gothic" w:hAnsi="Yu Gothic" w:eastAsia="Yu Gothic"/>
-                <w:sz w:val="18"/>
+            <w:tcW w:type="dxa" w:w="1654"/>
+          </w:tcPr>
+          <w:p>
+            <w:r>
+              <w:rPr>
+                <w:sz w:val="17"/>
+              </w:rPr>
+            </w:r>
+            <w:r>
+              <w:rPr>
+                <w:rFonts w:ascii="Yu Gothic" w:hAnsi="Yu Gothic" w:eastAsia="Yu Gothic"/>
+                <w:sz w:val="17"/>
               </w:rPr>
               <w:t>—</w:t>
             </w:r>
@@ -8860,18 +8860,18 @@
         </w:tc>
         <w:tc>
           <w:tcPr>
-            <w:tcW w:type="dxa" w:w="1440"/>
-          </w:tcPr>
-          <w:p>
-            <w:r>
-              <w:rPr>
-                <w:sz w:val="18"/>
-              </w:rPr>
-            </w:r>
-            <w:r>
-              <w:rPr>
-                <w:rFonts w:ascii="Yu Gothic" w:hAnsi="Yu Gothic" w:eastAsia="Yu Gothic"/>
-                <w:sz w:val="18"/>
+            <w:tcW w:type="dxa" w:w="1654"/>
+          </w:tcPr>
+          <w:p>
+            <w:r>
+              <w:rPr>
+                <w:sz w:val="17"/>
+              </w:rPr>
+            </w:r>
+            <w:r>
+              <w:rPr>
+                <w:rFonts w:ascii="Yu Gothic" w:hAnsi="Yu Gothic" w:eastAsia="Yu Gothic"/>
+                <w:sz w:val="17"/>
               </w:rPr>
               <w:t>Entra ID issuer解決</w:t>
             </w:r>
@@ -8881,18 +8881,18 @@
       <w:tr>
         <w:tc>
           <w:tcPr>
-            <w:tcW w:type="dxa" w:w="1440"/>
-          </w:tcPr>
-          <w:p>
-            <w:r>
-              <w:rPr>
-                <w:sz w:val="18"/>
+            <w:tcW w:type="dxa" w:w="1654"/>
+          </w:tcPr>
+          <w:p>
+            <w:r>
+              <w:rPr>
+                <w:sz w:val="17"/>
               </w:rPr>
             </w:r>
             <w:r>
               <w:rPr>
                 <w:rFonts w:ascii="Consolas" w:hAnsi="Consolas" w:eastAsia="Consolas"/>
-                <w:sz w:val="18"/>
+                <w:sz w:val="17"/>
               </w:rPr>
               <w:t>WEBSPEC2DOC_OIDC_ALLOWED_DOMAINS</w:t>
             </w:r>
@@ -8900,18 +8900,18 @@
         </w:tc>
         <w:tc>
           <w:tcPr>
-            <w:tcW w:type="dxa" w:w="1440"/>
-          </w:tcPr>
-          <w:p>
-            <w:r>
-              <w:rPr>
-                <w:sz w:val="18"/>
-              </w:rPr>
-            </w:r>
-            <w:r>
-              <w:rPr>
-                <w:rFonts w:ascii="Yu Gothic" w:hAnsi="Yu Gothic" w:eastAsia="Yu Gothic"/>
-                <w:sz w:val="18"/>
+            <w:tcW w:type="dxa" w:w="1654"/>
+          </w:tcPr>
+          <w:p>
+            <w:r>
+              <w:rPr>
+                <w:sz w:val="17"/>
+              </w:rPr>
+            </w:r>
+            <w:r>
+              <w:rPr>
+                <w:rFonts w:ascii="Yu Gothic" w:hAnsi="Yu Gothic" w:eastAsia="Yu Gothic"/>
+                <w:sz w:val="17"/>
               </w:rPr>
               <w:t>SSOを許可するメールドメイン（カンマ区切り）</w:t>
             </w:r>
@@ -8919,18 +8919,18 @@
         </w:tc>
         <w:tc>
           <w:tcPr>
-            <w:tcW w:type="dxa" w:w="1440"/>
-          </w:tcPr>
-          <w:p>
-            <w:r>
-              <w:rPr>
-                <w:sz w:val="18"/>
-              </w:rPr>
-            </w:r>
-            <w:r>
-              <w:rPr>
-                <w:rFonts w:ascii="Yu Gothic" w:hAnsi="Yu Gothic" w:eastAsia="Yu Gothic"/>
-                <w:sz w:val="18"/>
+            <w:tcW w:type="dxa" w:w="1654"/>
+          </w:tcPr>
+          <w:p>
+            <w:r>
+              <w:rPr>
+                <w:sz w:val="17"/>
+              </w:rPr>
+            </w:r>
+            <w:r>
+              <w:rPr>
+                <w:rFonts w:ascii="Yu Gothic" w:hAnsi="Yu Gothic" w:eastAsia="Yu Gothic"/>
+                <w:sz w:val="17"/>
               </w:rPr>
               <w:t>任意</w:t>
             </w:r>
@@ -8938,18 +8938,18 @@
         </w:tc>
         <w:tc>
           <w:tcPr>
-            <w:tcW w:type="dxa" w:w="1440"/>
-          </w:tcPr>
-          <w:p>
-            <w:r>
-              <w:rPr>
-                <w:sz w:val="18"/>
-              </w:rPr>
-            </w:r>
-            <w:r>
-              <w:rPr>
-                <w:rFonts w:ascii="Yu Gothic" w:hAnsi="Yu Gothic" w:eastAsia="Yu Gothic"/>
-                <w:sz w:val="18"/>
+            <w:tcW w:type="dxa" w:w="1654"/>
+          </w:tcPr>
+          <w:p>
+            <w:r>
+              <w:rPr>
+                <w:sz w:val="17"/>
+              </w:rPr>
+            </w:r>
+            <w:r>
+              <w:rPr>
+                <w:rFonts w:ascii="Yu Gothic" w:hAnsi="Yu Gothic" w:eastAsia="Yu Gothic"/>
+                <w:sz w:val="17"/>
               </w:rPr>
               <w:t>未設定</w:t>
             </w:r>
@@ -8957,18 +8957,18 @@
         </w:tc>
         <w:tc>
           <w:tcPr>
-            <w:tcW w:type="dxa" w:w="1440"/>
-          </w:tcPr>
-          <w:p>
-            <w:r>
-              <w:rPr>
-                <w:sz w:val="18"/>
+            <w:tcW w:type="dxa" w:w="1654"/>
+          </w:tcPr>
+          <w:p>
+            <w:r>
+              <w:rPr>
+                <w:sz w:val="17"/>
               </w:rPr>
             </w:r>
             <w:r>
               <w:rPr>
                 <w:rFonts w:ascii="Consolas" w:hAnsi="Consolas" w:eastAsia="Consolas"/>
-                <w:sz w:val="18"/>
+                <w:sz w:val="17"/>
               </w:rPr>
               <w:t>example.co.jp</w:t>
             </w:r>
@@ -8976,18 +8976,18 @@
         </w:tc>
         <w:tc>
           <w:tcPr>
-            <w:tcW w:type="dxa" w:w="1440"/>
-          </w:tcPr>
-          <w:p>
-            <w:r>
-              <w:rPr>
-                <w:sz w:val="18"/>
-              </w:rPr>
-            </w:r>
-            <w:r>
-              <w:rPr>
-                <w:rFonts w:ascii="Yu Gothic" w:hAnsi="Yu Gothic" w:eastAsia="Yu Gothic"/>
-                <w:sz w:val="18"/>
+            <w:tcW w:type="dxa" w:w="1654"/>
+          </w:tcPr>
+          <w:p>
+            <w:r>
+              <w:rPr>
+                <w:sz w:val="17"/>
+              </w:rPr>
+            </w:r>
+            <w:r>
+              <w:rPr>
+                <w:rFonts w:ascii="Yu Gothic" w:hAnsi="Yu Gothic" w:eastAsia="Yu Gothic"/>
+                <w:sz w:val="17"/>
               </w:rPr>
               <w:t>SSOログイン許可範囲</w:t>
             </w:r>
@@ -8997,18 +8997,18 @@
       <w:tr>
         <w:tc>
           <w:tcPr>
-            <w:tcW w:type="dxa" w:w="1440"/>
-          </w:tcPr>
-          <w:p>
-            <w:r>
-              <w:rPr>
-                <w:sz w:val="18"/>
+            <w:tcW w:type="dxa" w:w="1654"/>
+          </w:tcPr>
+          <w:p>
+            <w:r>
+              <w:rPr>
+                <w:sz w:val="17"/>
               </w:rPr>
             </w:r>
             <w:r>
               <w:rPr>
                 <w:rFonts w:ascii="Consolas" w:hAnsi="Consolas" w:eastAsia="Consolas"/>
-                <w:sz w:val="18"/>
+                <w:sz w:val="17"/>
               </w:rPr>
               <w:t>PLAYWRIGHT_BROWSERS_PATH</w:t>
             </w:r>
@@ -9016,18 +9016,18 @@
         </w:tc>
         <w:tc>
           <w:tcPr>
-            <w:tcW w:type="dxa" w:w="1440"/>
-          </w:tcPr>
-          <w:p>
-            <w:r>
-              <w:rPr>
-                <w:sz w:val="18"/>
-              </w:rPr>
-            </w:r>
-            <w:r>
-              <w:rPr>
-                <w:rFonts w:ascii="Yu Gothic" w:hAnsi="Yu Gothic" w:eastAsia="Yu Gothic"/>
-                <w:sz w:val="18"/>
+            <w:tcW w:type="dxa" w:w="1654"/>
+          </w:tcPr>
+          <w:p>
+            <w:r>
+              <w:rPr>
+                <w:sz w:val="17"/>
+              </w:rPr>
+            </w:r>
+            <w:r>
+              <w:rPr>
+                <w:rFonts w:ascii="Yu Gothic" w:hAnsi="Yu Gothic" w:eastAsia="Yu Gothic"/>
+                <w:sz w:val="17"/>
               </w:rPr>
               <w:t>Playwrightブラウザの導入・参照先</w:t>
             </w:r>
@@ -9035,18 +9035,18 @@
         </w:tc>
         <w:tc>
           <w:tcPr>
-            <w:tcW w:type="dxa" w:w="1440"/>
-          </w:tcPr>
-          <w:p>
-            <w:r>
-              <w:rPr>
-                <w:sz w:val="18"/>
-              </w:rPr>
-            </w:r>
-            <w:r>
-              <w:rPr>
-                <w:rFonts w:ascii="Yu Gothic" w:hAnsi="Yu Gothic" w:eastAsia="Yu Gothic"/>
-                <w:sz w:val="18"/>
+            <w:tcW w:type="dxa" w:w="1654"/>
+          </w:tcPr>
+          <w:p>
+            <w:r>
+              <w:rPr>
+                <w:sz w:val="17"/>
+              </w:rPr>
+            </w:r>
+            <w:r>
+              <w:rPr>
+                <w:rFonts w:ascii="Yu Gothic" w:hAnsi="Yu Gothic" w:eastAsia="Yu Gothic"/>
+                <w:sz w:val="17"/>
               </w:rPr>
               <w:t>任意（Makefileが既定をexport）</w:t>
             </w:r>
@@ -9054,25 +9054,25 @@
         </w:tc>
         <w:tc>
           <w:tcPr>
-            <w:tcW w:type="dxa" w:w="1440"/>
-          </w:tcPr>
-          <w:p>
-            <w:r>
-              <w:rPr>
-                <w:sz w:val="18"/>
+            <w:tcW w:type="dxa" w:w="1654"/>
+          </w:tcPr>
+          <w:p>
+            <w:r>
+              <w:rPr>
+                <w:sz w:val="17"/>
               </w:rPr>
             </w:r>
             <w:r>
               <w:rPr>
                 <w:rFonts w:ascii="Consolas" w:hAnsi="Consolas" w:eastAsia="Consolas"/>
-                <w:sz w:val="18"/>
+                <w:sz w:val="17"/>
               </w:rPr>
               <w:t>.runtime/ms-playwright</w:t>
             </w:r>
             <w:r>
               <w:rPr>
                 <w:rFonts w:ascii="Yu Gothic" w:hAnsi="Yu Gothic" w:eastAsia="Yu Gothic"/>
-                <w:sz w:val="18"/>
+                <w:sz w:val="17"/>
               </w:rPr>
               <w:t>（Makefile経由時）</w:t>
             </w:r>
@@ -9080,18 +9080,18 @@
         </w:tc>
         <w:tc>
           <w:tcPr>
-            <w:tcW w:type="dxa" w:w="1440"/>
-          </w:tcPr>
-          <w:p>
-            <w:r>
-              <w:rPr>
-                <w:sz w:val="18"/>
-              </w:rPr>
-            </w:r>
-            <w:r>
-              <w:rPr>
-                <w:rFonts w:ascii="Yu Gothic" w:hAnsi="Yu Gothic" w:eastAsia="Yu Gothic"/>
-                <w:sz w:val="18"/>
+            <w:tcW w:type="dxa" w:w="1654"/>
+          </w:tcPr>
+          <w:p>
+            <w:r>
+              <w:rPr>
+                <w:sz w:val="17"/>
+              </w:rPr>
+            </w:r>
+            <w:r>
+              <w:rPr>
+                <w:rFonts w:ascii="Yu Gothic" w:hAnsi="Yu Gothic" w:eastAsia="Yu Gothic"/>
+                <w:sz w:val="17"/>
               </w:rPr>
               <w:t>—</w:t>
             </w:r>
@@ -9099,18 +9099,18 @@
         </w:tc>
         <w:tc>
           <w:tcPr>
-            <w:tcW w:type="dxa" w:w="1440"/>
-          </w:tcPr>
-          <w:p>
-            <w:r>
-              <w:rPr>
-                <w:sz w:val="18"/>
-              </w:rPr>
-            </w:r>
-            <w:r>
-              <w:rPr>
-                <w:rFonts w:ascii="Yu Gothic" w:hAnsi="Yu Gothic" w:eastAsia="Yu Gothic"/>
-                <w:sz w:val="18"/>
+            <w:tcW w:type="dxa" w:w="1654"/>
+          </w:tcPr>
+          <w:p>
+            <w:r>
+              <w:rPr>
+                <w:sz w:val="17"/>
+              </w:rPr>
+            </w:r>
+            <w:r>
+              <w:rPr>
+                <w:rFonts w:ascii="Yu Gothic" w:hAnsi="Yu Gothic" w:eastAsia="Yu Gothic"/>
+                <w:sz w:val="17"/>
               </w:rPr>
               <w:t>Chromiumの導入・参照先。誤設定でブラウザ未検出になり得る</w:t>
             </w:r>
@@ -9120,18 +9120,18 @@
       <w:tr>
         <w:tc>
           <w:tcPr>
-            <w:tcW w:type="dxa" w:w="1440"/>
-          </w:tcPr>
-          <w:p>
-            <w:r>
-              <w:rPr>
-                <w:sz w:val="18"/>
+            <w:tcW w:type="dxa" w:w="1654"/>
+          </w:tcPr>
+          <w:p>
+            <w:r>
+              <w:rPr>
+                <w:sz w:val="17"/>
               </w:rPr>
             </w:r>
             <w:r>
               <w:rPr>
                 <w:rFonts w:ascii="Consolas" w:hAnsi="Consolas" w:eastAsia="Consolas"/>
-                <w:sz w:val="18"/>
+                <w:sz w:val="17"/>
               </w:rPr>
               <w:t>WEBSPEC2DOC_E2E_URL</w:t>
             </w:r>
@@ -9139,32 +9139,32 @@
         </w:tc>
         <w:tc>
           <w:tcPr>
-            <w:tcW w:type="dxa" w:w="1440"/>
-          </w:tcPr>
-          <w:p>
-            <w:r>
-              <w:rPr>
-                <w:sz w:val="18"/>
-              </w:rPr>
-            </w:r>
-            <w:r>
-              <w:rPr>
-                <w:rFonts w:ascii="Yu Gothic" w:hAnsi="Yu Gothic" w:eastAsia="Yu Gothic"/>
-                <w:sz w:val="18"/>
+            <w:tcW w:type="dxa" w:w="1654"/>
+          </w:tcPr>
+          <w:p>
+            <w:r>
+              <w:rPr>
+                <w:sz w:val="17"/>
+              </w:rPr>
+            </w:r>
+            <w:r>
+              <w:rPr>
+                <w:rFonts w:ascii="Yu Gothic" w:hAnsi="Yu Gothic" w:eastAsia="Yu Gothic"/>
+                <w:sz w:val="17"/>
               </w:rPr>
               <w:t>E2Eテスト対象URLの上書き（</w:t>
             </w:r>
             <w:r>
               <w:rPr>
                 <w:rFonts w:ascii="Consolas" w:hAnsi="Consolas" w:eastAsia="Consolas"/>
-                <w:sz w:val="18"/>
+                <w:sz w:val="17"/>
               </w:rPr>
               <w:t>make verify-ui</w:t>
             </w:r>
             <w:r>
               <w:rPr>
                 <w:rFonts w:ascii="Yu Gothic" w:hAnsi="Yu Gothic" w:eastAsia="Yu Gothic"/>
-                <w:sz w:val="18"/>
+                <w:sz w:val="17"/>
               </w:rPr>
               <w:t>用、開発時のみ）</w:t>
             </w:r>
@@ -9172,18 +9172,18 @@
         </w:tc>
         <w:tc>
           <w:tcPr>
-            <w:tcW w:type="dxa" w:w="1440"/>
-          </w:tcPr>
-          <w:p>
-            <w:r>
-              <w:rPr>
-                <w:sz w:val="18"/>
-              </w:rPr>
-            </w:r>
-            <w:r>
-              <w:rPr>
-                <w:rFonts w:ascii="Yu Gothic" w:hAnsi="Yu Gothic" w:eastAsia="Yu Gothic"/>
-                <w:sz w:val="18"/>
+            <w:tcW w:type="dxa" w:w="1654"/>
+          </w:tcPr>
+          <w:p>
+            <w:r>
+              <w:rPr>
+                <w:sz w:val="17"/>
+              </w:rPr>
+            </w:r>
+            <w:r>
+              <w:rPr>
+                <w:rFonts w:ascii="Yu Gothic" w:hAnsi="Yu Gothic" w:eastAsia="Yu Gothic"/>
+                <w:sz w:val="17"/>
               </w:rPr>
               <w:t>任意</w:t>
             </w:r>
@@ -9191,18 +9191,18 @@
         </w:tc>
         <w:tc>
           <w:tcPr>
-            <w:tcW w:type="dxa" w:w="1440"/>
-          </w:tcPr>
-          <w:p>
-            <w:r>
-              <w:rPr>
-                <w:sz w:val="18"/>
+            <w:tcW w:type="dxa" w:w="1654"/>
+          </w:tcPr>
+          <w:p>
+            <w:r>
+              <w:rPr>
+                <w:sz w:val="17"/>
               </w:rPr>
             </w:r>
             <w:r>
               <w:rPr>
                 <w:rFonts w:ascii="Consolas" w:hAnsi="Consolas" w:eastAsia="Consolas"/>
-                <w:sz w:val="18"/>
+                <w:sz w:val="17"/>
               </w:rPr>
               <w:t>http://127.0.0.1:8765</w:t>
             </w:r>
@@ -9210,18 +9210,18 @@
         </w:tc>
         <w:tc>
           <w:tcPr>
-            <w:tcW w:type="dxa" w:w="1440"/>
-          </w:tcPr>
-          <w:p>
-            <w:r>
-              <w:rPr>
-                <w:sz w:val="18"/>
-              </w:rPr>
-            </w:r>
-            <w:r>
-              <w:rPr>
-                <w:rFonts w:ascii="Yu Gothic" w:hAnsi="Yu Gothic" w:eastAsia="Yu Gothic"/>
-                <w:sz w:val="18"/>
+            <w:tcW w:type="dxa" w:w="1654"/>
+          </w:tcPr>
+          <w:p>
+            <w:r>
+              <w:rPr>
+                <w:sz w:val="17"/>
+              </w:rPr>
+            </w:r>
+            <w:r>
+              <w:rPr>
+                <w:rFonts w:ascii="Yu Gothic" w:hAnsi="Yu Gothic" w:eastAsia="Yu Gothic"/>
+                <w:sz w:val="17"/>
               </w:rPr>
               <w:t>ポート競合時に使用</w:t>
             </w:r>
@@ -9229,18 +9229,18 @@
         </w:tc>
         <w:tc>
           <w:tcPr>
-            <w:tcW w:type="dxa" w:w="1440"/>
-          </w:tcPr>
-          <w:p>
-            <w:r>
-              <w:rPr>
-                <w:sz w:val="18"/>
-              </w:rPr>
-            </w:r>
-            <w:r>
-              <w:rPr>
-                <w:rFonts w:ascii="Yu Gothic" w:hAnsi="Yu Gothic" w:eastAsia="Yu Gothic"/>
-                <w:sz w:val="18"/>
+            <w:tcW w:type="dxa" w:w="1654"/>
+          </w:tcPr>
+          <w:p>
+            <w:r>
+              <w:rPr>
+                <w:sz w:val="17"/>
+              </w:rPr>
+            </w:r>
+            <w:r>
+              <w:rPr>
+                <w:rFonts w:ascii="Yu Gothic" w:hAnsi="Yu Gothic" w:eastAsia="Yu Gothic"/>
+                <w:sz w:val="17"/>
               </w:rPr>
               <w:t>E2Eテスト対象の切替のみ。本番動作に影響なし</w:t>
             </w:r>
@@ -9285,17 +9285,17 @@
       <w:tblPr>
         <w:tblStyle w:val="TableGrid"/>
         <w:tblW w:type="auto" w:w="0"/>
-        <w:tblLayout w:type="autofit"/>
+        <w:tblLayout w:type="fixed"/>
         <w:tblLook w:firstColumn="1" w:firstRow="1" w:lastColumn="0" w:lastRow="0" w:noHBand="0" w:noVBand="1" w:val="04A0"/>
       </w:tblPr>
       <w:tblGrid>
-        <w:gridCol w:w="4320"/>
-        <w:gridCol w:w="4320"/>
+        <w:gridCol w:w="4961"/>
+        <w:gridCol w:w="4961"/>
       </w:tblGrid>
       <w:tr>
         <w:tc>
           <w:tcPr>
-            <w:tcW w:type="dxa" w:w="4320"/>
+            <w:tcW w:type="dxa" w:w="4961"/>
             <w:shd w:fill="D9E2F3"/>
           </w:tcPr>
           <w:p>
@@ -9317,7 +9317,7 @@
         </w:tc>
         <w:tc>
           <w:tcPr>
-            <w:tcW w:type="dxa" w:w="4320"/>
+            <w:tcW w:type="dxa" w:w="4961"/>
             <w:shd w:fill="D9E2F3"/>
           </w:tcPr>
           <w:p>
@@ -9341,7 +9341,7 @@
       <w:tr>
         <w:tc>
           <w:tcPr>
-            <w:tcW w:type="dxa" w:w="4320"/>
+            <w:tcW w:type="dxa" w:w="4961"/>
           </w:tcPr>
           <w:p>
             <w:r>
@@ -9360,7 +9360,7 @@
         </w:tc>
         <w:tc>
           <w:tcPr>
-            <w:tcW w:type="dxa" w:w="4320"/>
+            <w:tcW w:type="dxa" w:w="4961"/>
           </w:tcPr>
           <w:p>
             <w:r>
@@ -9381,7 +9381,7 @@
       <w:tr>
         <w:tc>
           <w:tcPr>
-            <w:tcW w:type="dxa" w:w="4320"/>
+            <w:tcW w:type="dxa" w:w="4961"/>
           </w:tcPr>
           <w:p>
             <w:r>
@@ -9400,7 +9400,7 @@
         </w:tc>
         <w:tc>
           <w:tcPr>
-            <w:tcW w:type="dxa" w:w="4320"/>
+            <w:tcW w:type="dxa" w:w="4961"/>
           </w:tcPr>
           <w:p>
             <w:r>
@@ -9421,7 +9421,7 @@
       <w:tr>
         <w:tc>
           <w:tcPr>
-            <w:tcW w:type="dxa" w:w="4320"/>
+            <w:tcW w:type="dxa" w:w="4961"/>
           </w:tcPr>
           <w:p>
             <w:r>
@@ -9440,7 +9440,7 @@
         </w:tc>
         <w:tc>
           <w:tcPr>
-            <w:tcW w:type="dxa" w:w="4320"/>
+            <w:tcW w:type="dxa" w:w="4961"/>
           </w:tcPr>
           <w:p>
             <w:r>
@@ -9713,7 +9713,7 @@
       <w:tr>
         <w:tc>
           <w:tcPr>
-            <w:tcW w:type="dxa" w:w="4320"/>
+            <w:tcW w:type="dxa" w:w="4961"/>
           </w:tcPr>
           <w:p>
             <w:r>
@@ -9732,7 +9732,7 @@
         </w:tc>
         <w:tc>
           <w:tcPr>
-            <w:tcW w:type="dxa" w:w="4320"/>
+            <w:tcW w:type="dxa" w:w="4961"/>
           </w:tcPr>
           <w:p>
             <w:r>
@@ -9781,7 +9781,7 @@
       <w:tr>
         <w:tc>
           <w:tcPr>
-            <w:tcW w:type="dxa" w:w="4320"/>
+            <w:tcW w:type="dxa" w:w="4961"/>
           </w:tcPr>
           <w:p>
             <w:r>
@@ -9800,7 +9800,7 @@
         </w:tc>
         <w:tc>
           <w:tcPr>
-            <w:tcW w:type="dxa" w:w="4320"/>
+            <w:tcW w:type="dxa" w:w="4961"/>
           </w:tcPr>
           <w:p>
             <w:r>
@@ -9863,7 +9863,7 @@
       <w:tr>
         <w:tc>
           <w:tcPr>
-            <w:tcW w:type="dxa" w:w="4320"/>
+            <w:tcW w:type="dxa" w:w="4961"/>
           </w:tcPr>
           <w:p>
             <w:r>
@@ -9882,7 +9882,7 @@
         </w:tc>
         <w:tc>
           <w:tcPr>
-            <w:tcW w:type="dxa" w:w="4320"/>
+            <w:tcW w:type="dxa" w:w="4961"/>
           </w:tcPr>
           <w:p>
             <w:r>
@@ -9903,7 +9903,7 @@
       <w:tr>
         <w:tc>
           <w:tcPr>
-            <w:tcW w:type="dxa" w:w="4320"/>
+            <w:tcW w:type="dxa" w:w="4961"/>
           </w:tcPr>
           <w:p>
             <w:r>
@@ -9922,7 +9922,7 @@
         </w:tc>
         <w:tc>
           <w:tcPr>
-            <w:tcW w:type="dxa" w:w="4320"/>
+            <w:tcW w:type="dxa" w:w="4961"/>
           </w:tcPr>
           <w:p>
             <w:r>
@@ -9943,7 +9943,7 @@
       <w:tr>
         <w:tc>
           <w:tcPr>
-            <w:tcW w:type="dxa" w:w="4320"/>
+            <w:tcW w:type="dxa" w:w="4961"/>
           </w:tcPr>
           <w:p>
             <w:r>
@@ -9962,7 +9962,7 @@
         </w:tc>
         <w:tc>
           <w:tcPr>
-            <w:tcW w:type="dxa" w:w="4320"/>
+            <w:tcW w:type="dxa" w:w="4961"/>
           </w:tcPr>
           <w:p>
             <w:r>
@@ -9997,7 +9997,7 @@
       <w:tr>
         <w:tc>
           <w:tcPr>
-            <w:tcW w:type="dxa" w:w="4320"/>
+            <w:tcW w:type="dxa" w:w="4961"/>
           </w:tcPr>
           <w:p>
             <w:r>
@@ -10016,7 +10016,7 @@
         </w:tc>
         <w:tc>
           <w:tcPr>
-            <w:tcW w:type="dxa" w:w="4320"/>
+            <w:tcW w:type="dxa" w:w="4961"/>
           </w:tcPr>
           <w:p>
             <w:r>
@@ -10037,7 +10037,7 @@
       <w:tr>
         <w:tc>
           <w:tcPr>
-            <w:tcW w:type="dxa" w:w="4320"/>
+            <w:tcW w:type="dxa" w:w="4961"/>
           </w:tcPr>
           <w:p>
             <w:r>
@@ -10056,7 +10056,7 @@
         </w:tc>
         <w:tc>
           <w:tcPr>
-            <w:tcW w:type="dxa" w:w="4320"/>
+            <w:tcW w:type="dxa" w:w="4961"/>
           </w:tcPr>
           <w:p>
             <w:r>
@@ -10077,7 +10077,7 @@
       <w:tr>
         <w:tc>
           <w:tcPr>
-            <w:tcW w:type="dxa" w:w="4320"/>
+            <w:tcW w:type="dxa" w:w="4961"/>
           </w:tcPr>
           <w:p>
             <w:r>
@@ -10096,7 +10096,7 @@
         </w:tc>
         <w:tc>
           <w:tcPr>
-            <w:tcW w:type="dxa" w:w="4320"/>
+            <w:tcW w:type="dxa" w:w="4961"/>
           </w:tcPr>
           <w:p>
             <w:r>
@@ -10117,7 +10117,7 @@
       <w:tr>
         <w:tc>
           <w:tcPr>
-            <w:tcW w:type="dxa" w:w="4320"/>
+            <w:tcW w:type="dxa" w:w="4961"/>
           </w:tcPr>
           <w:p>
             <w:r>
@@ -10136,7 +10136,7 @@
         </w:tc>
         <w:tc>
           <w:tcPr>
-            <w:tcW w:type="dxa" w:w="4320"/>
+            <w:tcW w:type="dxa" w:w="4961"/>
           </w:tcPr>
           <w:p>
             <w:r>
@@ -10157,7 +10157,7 @@
       <w:tr>
         <w:tc>
           <w:tcPr>
-            <w:tcW w:type="dxa" w:w="4320"/>
+            <w:tcW w:type="dxa" w:w="4961"/>
           </w:tcPr>
           <w:p>
             <w:r>
@@ -10176,7 +10176,7 @@
         </w:tc>
         <w:tc>
           <w:tcPr>
-            <w:tcW w:type="dxa" w:w="4320"/>
+            <w:tcW w:type="dxa" w:w="4961"/>
           </w:tcPr>
           <w:p>
             <w:r>
@@ -10211,7 +10211,7 @@
       <w:tr>
         <w:tc>
           <w:tcPr>
-            <w:tcW w:type="dxa" w:w="4320"/>
+            <w:tcW w:type="dxa" w:w="4961"/>
           </w:tcPr>
           <w:p>
             <w:r>
@@ -10230,7 +10230,7 @@
         </w:tc>
         <w:tc>
           <w:tcPr>
-            <w:tcW w:type="dxa" w:w="4320"/>
+            <w:tcW w:type="dxa" w:w="4961"/>
           </w:tcPr>
           <w:p>
             <w:r>
@@ -10251,7 +10251,7 @@
       <w:tr>
         <w:tc>
           <w:tcPr>
-            <w:tcW w:type="dxa" w:w="4320"/>
+            <w:tcW w:type="dxa" w:w="4961"/>
           </w:tcPr>
           <w:p>
             <w:r>
@@ -10270,7 +10270,7 @@
         </w:tc>
         <w:tc>
           <w:tcPr>
-            <w:tcW w:type="dxa" w:w="4320"/>
+            <w:tcW w:type="dxa" w:w="4961"/>
           </w:tcPr>
           <w:p>
             <w:r>
@@ -10291,7 +10291,7 @@
       <w:tr>
         <w:tc>
           <w:tcPr>
-            <w:tcW w:type="dxa" w:w="4320"/>
+            <w:tcW w:type="dxa" w:w="4961"/>
           </w:tcPr>
           <w:p>
             <w:r>
@@ -10310,7 +10310,7 @@
         </w:tc>
         <w:tc>
           <w:tcPr>
-            <w:tcW w:type="dxa" w:w="4320"/>
+            <w:tcW w:type="dxa" w:w="4961"/>
           </w:tcPr>
           <w:p>
             <w:r>
@@ -10345,7 +10345,7 @@
       <w:tr>
         <w:tc>
           <w:tcPr>
-            <w:tcW w:type="dxa" w:w="4320"/>
+            <w:tcW w:type="dxa" w:w="4961"/>
           </w:tcPr>
           <w:p>
             <w:r>
@@ -10364,7 +10364,7 @@
         </w:tc>
         <w:tc>
           <w:tcPr>
-            <w:tcW w:type="dxa" w:w="4320"/>
+            <w:tcW w:type="dxa" w:w="4961"/>
           </w:tcPr>
           <w:p>
             <w:r>
@@ -10385,7 +10385,7 @@
       <w:tr>
         <w:tc>
           <w:tcPr>
-            <w:tcW w:type="dxa" w:w="4320"/>
+            <w:tcW w:type="dxa" w:w="4961"/>
           </w:tcPr>
           <w:p>
             <w:r>
@@ -10404,7 +10404,7 @@
         </w:tc>
         <w:tc>
           <w:tcPr>
-            <w:tcW w:type="dxa" w:w="4320"/>
+            <w:tcW w:type="dxa" w:w="4961"/>
           </w:tcPr>
           <w:p>
             <w:r>
@@ -10439,7 +10439,7 @@
       <w:tr>
         <w:tc>
           <w:tcPr>
-            <w:tcW w:type="dxa" w:w="4320"/>
+            <w:tcW w:type="dxa" w:w="4961"/>
           </w:tcPr>
           <w:p>
             <w:r>
@@ -10458,7 +10458,7 @@
         </w:tc>
         <w:tc>
           <w:tcPr>
-            <w:tcW w:type="dxa" w:w="4320"/>
+            <w:tcW w:type="dxa" w:w="4961"/>
           </w:tcPr>
           <w:p>
             <w:r>
@@ -11131,18 +11131,18 @@
       <w:tblPr>
         <w:tblStyle w:val="TableGrid"/>
         <w:tblW w:type="auto" w:w="0"/>
-        <w:tblLayout w:type="autofit"/>
+        <w:tblLayout w:type="fixed"/>
         <w:tblLook w:firstColumn="1" w:firstRow="1" w:lastColumn="0" w:lastRow="0" w:noHBand="0" w:noVBand="1" w:val="04A0"/>
       </w:tblPr>
       <w:tblGrid>
-        <w:gridCol w:w="2880"/>
-        <w:gridCol w:w="2880"/>
-        <w:gridCol w:w="2880"/>
+        <w:gridCol w:w="3307"/>
+        <w:gridCol w:w="3307"/>
+        <w:gridCol w:w="3307"/>
       </w:tblGrid>
       <w:tr>
         <w:tc>
           <w:tcPr>
-            <w:tcW w:type="dxa" w:w="2880"/>
+            <w:tcW w:type="dxa" w:w="3307"/>
             <w:shd w:fill="D9E2F3"/>
           </w:tcPr>
           <w:p>
@@ -11164,7 +11164,7 @@
         </w:tc>
         <w:tc>
           <w:tcPr>
-            <w:tcW w:type="dxa" w:w="2880"/>
+            <w:tcW w:type="dxa" w:w="3307"/>
             <w:shd w:fill="D9E2F3"/>
           </w:tcPr>
           <w:p>
@@ -11186,7 +11186,7 @@
         </w:tc>
         <w:tc>
           <w:tcPr>
-            <w:tcW w:type="dxa" w:w="2880"/>
+            <w:tcW w:type="dxa" w:w="3307"/>
             <w:shd w:fill="D9E2F3"/>
           </w:tcPr>
           <w:p>
@@ -11210,7 +11210,7 @@
       <w:tr>
         <w:tc>
           <w:tcPr>
-            <w:tcW w:type="dxa" w:w="2880"/>
+            <w:tcW w:type="dxa" w:w="3307"/>
           </w:tcPr>
           <w:p>
             <w:r>
@@ -11229,7 +11229,7 @@
         </w:tc>
         <w:tc>
           <w:tcPr>
-            <w:tcW w:type="dxa" w:w="2880"/>
+            <w:tcW w:type="dxa" w:w="3307"/>
           </w:tcPr>
           <w:p>
             <w:r>
@@ -11255,7 +11255,7 @@
         </w:tc>
         <w:tc>
           <w:tcPr>
-            <w:tcW w:type="dxa" w:w="2880"/>
+            <w:tcW w:type="dxa" w:w="3307"/>
           </w:tcPr>
           <w:p>
             <w:r>
@@ -11297,7 +11297,7 @@
       <w:tr>
         <w:tc>
           <w:tcPr>
-            <w:tcW w:type="dxa" w:w="2880"/>
+            <w:tcW w:type="dxa" w:w="3307"/>
           </w:tcPr>
           <w:p>
             <w:r>
@@ -11316,7 +11316,7 @@
         </w:tc>
         <w:tc>
           <w:tcPr>
-            <w:tcW w:type="dxa" w:w="2880"/>
+            <w:tcW w:type="dxa" w:w="3307"/>
           </w:tcPr>
           <w:p>
             <w:r>
@@ -11335,7 +11335,7 @@
         </w:tc>
         <w:tc>
           <w:tcPr>
-            <w:tcW w:type="dxa" w:w="2880"/>
+            <w:tcW w:type="dxa" w:w="3307"/>
           </w:tcPr>
           <w:p>
             <w:r>
@@ -11377,7 +11377,7 @@
       <w:tr>
         <w:tc>
           <w:tcPr>
-            <w:tcW w:type="dxa" w:w="2880"/>
+            <w:tcW w:type="dxa" w:w="3307"/>
           </w:tcPr>
           <w:p>
             <w:r>
@@ -11417,7 +11417,7 @@
         </w:tc>
         <w:tc>
           <w:tcPr>
-            <w:tcW w:type="dxa" w:w="2880"/>
+            <w:tcW w:type="dxa" w:w="3307"/>
           </w:tcPr>
           <w:p>
             <w:r>
@@ -11443,7 +11443,7 @@
         </w:tc>
         <w:tc>
           <w:tcPr>
-            <w:tcW w:type="dxa" w:w="2880"/>
+            <w:tcW w:type="dxa" w:w="3307"/>
           </w:tcPr>
           <w:p>
             <w:r>
@@ -11485,7 +11485,7 @@
       <w:tr>
         <w:tc>
           <w:tcPr>
-            <w:tcW w:type="dxa" w:w="2880"/>
+            <w:tcW w:type="dxa" w:w="3307"/>
           </w:tcPr>
           <w:p>
             <w:r>
@@ -11525,7 +11525,7 @@
         </w:tc>
         <w:tc>
           <w:tcPr>
-            <w:tcW w:type="dxa" w:w="2880"/>
+            <w:tcW w:type="dxa" w:w="3307"/>
           </w:tcPr>
           <w:p>
             <w:r>
@@ -11558,7 +11558,7 @@
         </w:tc>
         <w:tc>
           <w:tcPr>
-            <w:tcW w:type="dxa" w:w="2880"/>
+            <w:tcW w:type="dxa" w:w="3307"/>
           </w:tcPr>
           <w:p>
             <w:r>
@@ -11600,7 +11600,7 @@
       <w:tr>
         <w:tc>
           <w:tcPr>
-            <w:tcW w:type="dxa" w:w="2880"/>
+            <w:tcW w:type="dxa" w:w="3307"/>
           </w:tcPr>
           <w:p>
             <w:r>
@@ -11619,7 +11619,7 @@
         </w:tc>
         <w:tc>
           <w:tcPr>
-            <w:tcW w:type="dxa" w:w="2880"/>
+            <w:tcW w:type="dxa" w:w="3307"/>
           </w:tcPr>
           <w:p>
             <w:r>
@@ -11638,7 +11638,7 @@
         </w:tc>
         <w:tc>
           <w:tcPr>
-            <w:tcW w:type="dxa" w:w="2880"/>
+            <w:tcW w:type="dxa" w:w="3307"/>
           </w:tcPr>
           <w:p>
             <w:r>
@@ -11680,7 +11680,7 @@
       <w:tr>
         <w:tc>
           <w:tcPr>
-            <w:tcW w:type="dxa" w:w="2880"/>
+            <w:tcW w:type="dxa" w:w="3307"/>
           </w:tcPr>
           <w:p>
             <w:r>
@@ -11699,7 +11699,7 @@
         </w:tc>
         <w:tc>
           <w:tcPr>
-            <w:tcW w:type="dxa" w:w="2880"/>
+            <w:tcW w:type="dxa" w:w="3307"/>
           </w:tcPr>
           <w:p>
             <w:r>
@@ -11718,7 +11718,7 @@
         </w:tc>
         <w:tc>
           <w:tcPr>
-            <w:tcW w:type="dxa" w:w="2880"/>
+            <w:tcW w:type="dxa" w:w="3307"/>
           </w:tcPr>
           <w:p>
             <w:r>
@@ -11739,7 +11739,7 @@
       <w:tr>
         <w:tc>
           <w:tcPr>
-            <w:tcW w:type="dxa" w:w="2880"/>
+            <w:tcW w:type="dxa" w:w="3307"/>
           </w:tcPr>
           <w:p>
             <w:r>
@@ -11765,7 +11765,7 @@
         </w:tc>
         <w:tc>
           <w:tcPr>
-            <w:tcW w:type="dxa" w:w="2880"/>
+            <w:tcW w:type="dxa" w:w="3307"/>
           </w:tcPr>
           <w:p>
             <w:r>
@@ -11784,7 +11784,7 @@
         </w:tc>
         <w:tc>
           <w:tcPr>
-            <w:tcW w:type="dxa" w:w="2880"/>
+            <w:tcW w:type="dxa" w:w="3307"/>
           </w:tcPr>
           <w:p>
             <w:r>
@@ -11812,7 +11812,7 @@
       <w:tr>
         <w:tc>
           <w:tcPr>
-            <w:tcW w:type="dxa" w:w="2880"/>
+            <w:tcW w:type="dxa" w:w="3307"/>
           </w:tcPr>
           <w:p>
             <w:r>
@@ -11838,7 +11838,7 @@
         </w:tc>
         <w:tc>
           <w:tcPr>
-            <w:tcW w:type="dxa" w:w="2880"/>
+            <w:tcW w:type="dxa" w:w="3307"/>
           </w:tcPr>
           <w:p>
             <w:r>
@@ -11857,7 +11857,7 @@
         </w:tc>
         <w:tc>
           <w:tcPr>
-            <w:tcW w:type="dxa" w:w="2880"/>
+            <w:tcW w:type="dxa" w:w="3307"/>
           </w:tcPr>
           <w:p>
             <w:r>
@@ -11892,7 +11892,7 @@
       <w:tr>
         <w:tc>
           <w:tcPr>
-            <w:tcW w:type="dxa" w:w="2880"/>
+            <w:tcW w:type="dxa" w:w="3307"/>
           </w:tcPr>
           <w:p>
             <w:r>
@@ -11918,7 +11918,7 @@
         </w:tc>
         <w:tc>
           <w:tcPr>
-            <w:tcW w:type="dxa" w:w="2880"/>
+            <w:tcW w:type="dxa" w:w="3307"/>
           </w:tcPr>
           <w:p>
             <w:r>
@@ -11979,7 +11979,7 @@
         </w:tc>
         <w:tc>
           <w:tcPr>
-            <w:tcW w:type="dxa" w:w="2880"/>
+            <w:tcW w:type="dxa" w:w="3307"/>
           </w:tcPr>
           <w:p>
             <w:r>
@@ -12007,7 +12007,7 @@
       <w:tr>
         <w:tc>
           <w:tcPr>
-            <w:tcW w:type="dxa" w:w="2880"/>
+            <w:tcW w:type="dxa" w:w="3307"/>
           </w:tcPr>
           <w:p>
             <w:r>
@@ -12033,7 +12033,7 @@
         </w:tc>
         <w:tc>
           <w:tcPr>
-            <w:tcW w:type="dxa" w:w="2880"/>
+            <w:tcW w:type="dxa" w:w="3307"/>
           </w:tcPr>
           <w:p>
             <w:r>
@@ -12052,7 +12052,7 @@
         </w:tc>
         <w:tc>
           <w:tcPr>
-            <w:tcW w:type="dxa" w:w="2880"/>
+            <w:tcW w:type="dxa" w:w="3307"/>
           </w:tcPr>
           <w:p>
             <w:r>
@@ -12073,7 +12073,7 @@
       <w:tr>
         <w:tc>
           <w:tcPr>
-            <w:tcW w:type="dxa" w:w="2880"/>
+            <w:tcW w:type="dxa" w:w="3307"/>
           </w:tcPr>
           <w:p>
             <w:r>
@@ -12092,7 +12092,7 @@
         </w:tc>
         <w:tc>
           <w:tcPr>
-            <w:tcW w:type="dxa" w:w="2880"/>
+            <w:tcW w:type="dxa" w:w="3307"/>
           </w:tcPr>
           <w:p>
             <w:r>
@@ -12118,7 +12118,7 @@
         </w:tc>
         <w:tc>
           <w:tcPr>
-            <w:tcW w:type="dxa" w:w="2880"/>
+            <w:tcW w:type="dxa" w:w="3307"/>
           </w:tcPr>
           <w:p>
             <w:r>
@@ -12181,7 +12181,7 @@
       <w:tr>
         <w:tc>
           <w:tcPr>
-            <w:tcW w:type="dxa" w:w="2880"/>
+            <w:tcW w:type="dxa" w:w="3307"/>
           </w:tcPr>
           <w:p>
             <w:r>
@@ -12200,7 +12200,7 @@
         </w:tc>
         <w:tc>
           <w:tcPr>
-            <w:tcW w:type="dxa" w:w="2880"/>
+            <w:tcW w:type="dxa" w:w="3307"/>
           </w:tcPr>
           <w:p>
             <w:r>
@@ -12226,7 +12226,7 @@
         </w:tc>
         <w:tc>
           <w:tcPr>
-            <w:tcW w:type="dxa" w:w="2880"/>
+            <w:tcW w:type="dxa" w:w="3307"/>
           </w:tcPr>
           <w:p>
             <w:r>
@@ -12268,7 +12268,7 @@
       <w:tr>
         <w:tc>
           <w:tcPr>
-            <w:tcW w:type="dxa" w:w="2880"/>
+            <w:tcW w:type="dxa" w:w="3307"/>
           </w:tcPr>
           <w:p>
             <w:r>
@@ -12294,7 +12294,7 @@
         </w:tc>
         <w:tc>
           <w:tcPr>
-            <w:tcW w:type="dxa" w:w="2880"/>
+            <w:tcW w:type="dxa" w:w="3307"/>
           </w:tcPr>
           <w:p>
             <w:r>
@@ -12313,7 +12313,7 @@
         </w:tc>
         <w:tc>
           <w:tcPr>
-            <w:tcW w:type="dxa" w:w="2880"/>
+            <w:tcW w:type="dxa" w:w="3307"/>
           </w:tcPr>
           <w:p>
             <w:r>
@@ -12412,18 +12412,18 @@
       <w:tblPr>
         <w:tblStyle w:val="TableGrid"/>
         <w:tblW w:type="auto" w:w="0"/>
-        <w:tblLayout w:type="autofit"/>
+        <w:tblLayout w:type="fixed"/>
         <w:tblLook w:firstColumn="1" w:firstRow="1" w:lastColumn="0" w:lastRow="0" w:noHBand="0" w:noVBand="1" w:val="04A0"/>
       </w:tblPr>
       <w:tblGrid>
-        <w:gridCol w:w="2880"/>
-        <w:gridCol w:w="2880"/>
-        <w:gridCol w:w="2880"/>
+        <w:gridCol w:w="3307"/>
+        <w:gridCol w:w="3307"/>
+        <w:gridCol w:w="3307"/>
       </w:tblGrid>
       <w:tr>
         <w:tc>
           <w:tcPr>
-            <w:tcW w:type="dxa" w:w="2880"/>
+            <w:tcW w:type="dxa" w:w="3307"/>
             <w:shd w:fill="D9E2F3"/>
           </w:tcPr>
           <w:p>
@@ -12445,7 +12445,7 @@
         </w:tc>
         <w:tc>
           <w:tcPr>
-            <w:tcW w:type="dxa" w:w="2880"/>
+            <w:tcW w:type="dxa" w:w="3307"/>
             <w:shd w:fill="D9E2F3"/>
           </w:tcPr>
           <w:p>
@@ -12467,7 +12467,7 @@
         </w:tc>
         <w:tc>
           <w:tcPr>
-            <w:tcW w:type="dxa" w:w="2880"/>
+            <w:tcW w:type="dxa" w:w="3307"/>
             <w:shd w:fill="D9E2F3"/>
           </w:tcPr>
           <w:p>
@@ -12491,7 +12491,7 @@
       <w:tr>
         <w:tc>
           <w:tcPr>
-            <w:tcW w:type="dxa" w:w="2880"/>
+            <w:tcW w:type="dxa" w:w="3307"/>
           </w:tcPr>
           <w:p>
             <w:r>
@@ -12510,7 +12510,7 @@
         </w:tc>
         <w:tc>
           <w:tcPr>
-            <w:tcW w:type="dxa" w:w="2880"/>
+            <w:tcW w:type="dxa" w:w="3307"/>
           </w:tcPr>
           <w:p>
             <w:r>
@@ -12529,7 +12529,7 @@
         </w:tc>
         <w:tc>
           <w:tcPr>
-            <w:tcW w:type="dxa" w:w="2880"/>
+            <w:tcW w:type="dxa" w:w="3307"/>
           </w:tcPr>
           <w:p>
             <w:r>
@@ -12550,7 +12550,7 @@
       <w:tr>
         <w:tc>
           <w:tcPr>
-            <w:tcW w:type="dxa" w:w="2880"/>
+            <w:tcW w:type="dxa" w:w="3307"/>
           </w:tcPr>
           <w:p>
             <w:r>
@@ -12569,7 +12569,7 @@
         </w:tc>
         <w:tc>
           <w:tcPr>
-            <w:tcW w:type="dxa" w:w="2880"/>
+            <w:tcW w:type="dxa" w:w="3307"/>
           </w:tcPr>
           <w:p>
             <w:r>
@@ -12588,7 +12588,7 @@
         </w:tc>
         <w:tc>
           <w:tcPr>
-            <w:tcW w:type="dxa" w:w="2880"/>
+            <w:tcW w:type="dxa" w:w="3307"/>
           </w:tcPr>
           <w:p>
             <w:r>
@@ -12609,7 +12609,7 @@
       <w:tr>
         <w:tc>
           <w:tcPr>
-            <w:tcW w:type="dxa" w:w="2880"/>
+            <w:tcW w:type="dxa" w:w="3307"/>
           </w:tcPr>
           <w:p>
             <w:r>
@@ -12642,7 +12642,7 @@
         </w:tc>
         <w:tc>
           <w:tcPr>
-            <w:tcW w:type="dxa" w:w="2880"/>
+            <w:tcW w:type="dxa" w:w="3307"/>
           </w:tcPr>
           <w:p>
             <w:r>
@@ -12661,7 +12661,7 @@
         </w:tc>
         <w:tc>
           <w:tcPr>
-            <w:tcW w:type="dxa" w:w="2880"/>
+            <w:tcW w:type="dxa" w:w="3307"/>
           </w:tcPr>
           <w:p>
             <w:r>
@@ -12682,7 +12682,7 @@
       <w:tr>
         <w:tc>
           <w:tcPr>
-            <w:tcW w:type="dxa" w:w="2880"/>
+            <w:tcW w:type="dxa" w:w="3307"/>
           </w:tcPr>
           <w:p>
             <w:r>
@@ -12715,7 +12715,7 @@
         </w:tc>
         <w:tc>
           <w:tcPr>
-            <w:tcW w:type="dxa" w:w="2880"/>
+            <w:tcW w:type="dxa" w:w="3307"/>
           </w:tcPr>
           <w:p>
             <w:r>
@@ -12734,7 +12734,7 @@
         </w:tc>
         <w:tc>
           <w:tcPr>
-            <w:tcW w:type="dxa" w:w="2880"/>
+            <w:tcW w:type="dxa" w:w="3307"/>
           </w:tcPr>
           <w:p>
             <w:r>
@@ -12755,7 +12755,7 @@
       <w:tr>
         <w:tc>
           <w:tcPr>
-            <w:tcW w:type="dxa" w:w="2880"/>
+            <w:tcW w:type="dxa" w:w="3307"/>
           </w:tcPr>
           <w:p>
             <w:r>
@@ -12774,7 +12774,7 @@
         </w:tc>
         <w:tc>
           <w:tcPr>
-            <w:tcW w:type="dxa" w:w="2880"/>
+            <w:tcW w:type="dxa" w:w="3307"/>
           </w:tcPr>
           <w:p>
             <w:r>
@@ -12793,7 +12793,7 @@
         </w:tc>
         <w:tc>
           <w:tcPr>
-            <w:tcW w:type="dxa" w:w="2880"/>
+            <w:tcW w:type="dxa" w:w="3307"/>
           </w:tcPr>
           <w:p>
             <w:r>
@@ -12814,7 +12814,7 @@
       <w:tr>
         <w:tc>
           <w:tcPr>
-            <w:tcW w:type="dxa" w:w="2880"/>
+            <w:tcW w:type="dxa" w:w="3307"/>
           </w:tcPr>
           <w:p>
             <w:r>
@@ -12834,7 +12834,7 @@
         </w:tc>
         <w:tc>
           <w:tcPr>
-            <w:tcW w:type="dxa" w:w="2880"/>
+            <w:tcW w:type="dxa" w:w="3307"/>
           </w:tcPr>
           <w:p>
             <w:r>
@@ -12854,7 +12854,7 @@
         </w:tc>
         <w:tc>
           <w:tcPr>
-            <w:tcW w:type="dxa" w:w="2880"/>
+            <w:tcW w:type="dxa" w:w="3307"/>
           </w:tcPr>
           <w:p>
             <w:r>
@@ -13175,19 +13175,19 @@
       <w:tblPr>
         <w:tblStyle w:val="TableGrid"/>
         <w:tblW w:type="auto" w:w="0"/>
-        <w:tblLayout w:type="autofit"/>
+        <w:tblLayout w:type="fixed"/>
         <w:tblLook w:firstColumn="1" w:firstRow="1" w:lastColumn="0" w:lastRow="0" w:noHBand="0" w:noVBand="1" w:val="04A0"/>
       </w:tblPr>
       <w:tblGrid>
-        <w:gridCol w:w="2160"/>
-        <w:gridCol w:w="2160"/>
-        <w:gridCol w:w="2160"/>
-        <w:gridCol w:w="2160"/>
+        <w:gridCol w:w="2480"/>
+        <w:gridCol w:w="2480"/>
+        <w:gridCol w:w="2480"/>
+        <w:gridCol w:w="2480"/>
       </w:tblGrid>
       <w:tr>
         <w:tc>
           <w:tcPr>
-            <w:tcW w:type="dxa" w:w="2160"/>
+            <w:tcW w:type="dxa" w:w="2480"/>
             <w:shd w:fill="D9E2F3"/>
           </w:tcPr>
           <w:p>
@@ -13209,7 +13209,7 @@
         </w:tc>
         <w:tc>
           <w:tcPr>
-            <w:tcW w:type="dxa" w:w="2160"/>
+            <w:tcW w:type="dxa" w:w="2480"/>
             <w:shd w:fill="D9E2F3"/>
           </w:tcPr>
           <w:p>
@@ -13231,7 +13231,7 @@
         </w:tc>
         <w:tc>
           <w:tcPr>
-            <w:tcW w:type="dxa" w:w="2160"/>
+            <w:tcW w:type="dxa" w:w="2480"/>
             <w:shd w:fill="D9E2F3"/>
           </w:tcPr>
           <w:p>
@@ -13253,7 +13253,7 @@
         </w:tc>
         <w:tc>
           <w:tcPr>
-            <w:tcW w:type="dxa" w:w="2160"/>
+            <w:tcW w:type="dxa" w:w="2480"/>
             <w:shd w:fill="D9E2F3"/>
           </w:tcPr>
           <w:p>
@@ -13277,7 +13277,7 @@
       <w:tr>
         <w:tc>
           <w:tcPr>
-            <w:tcW w:type="dxa" w:w="2160"/>
+            <w:tcW w:type="dxa" w:w="2480"/>
           </w:tcPr>
           <w:p>
             <w:r>
@@ -13296,7 +13296,7 @@
         </w:tc>
         <w:tc>
           <w:tcPr>
-            <w:tcW w:type="dxa" w:w="2160"/>
+            <w:tcW w:type="dxa" w:w="2480"/>
           </w:tcPr>
           <w:p>
             <w:r>
@@ -13315,7 +13315,7 @@
         </w:tc>
         <w:tc>
           <w:tcPr>
-            <w:tcW w:type="dxa" w:w="2160"/>
+            <w:tcW w:type="dxa" w:w="2480"/>
           </w:tcPr>
           <w:p>
             <w:r>
@@ -13334,7 +13334,7 @@
         </w:tc>
         <w:tc>
           <w:tcPr>
-            <w:tcW w:type="dxa" w:w="2160"/>
+            <w:tcW w:type="dxa" w:w="2480"/>
           </w:tcPr>
           <w:p>
             <w:r>
@@ -13355,7 +13355,7 @@
       <w:tr>
         <w:tc>
           <w:tcPr>
-            <w:tcW w:type="dxa" w:w="2160"/>
+            <w:tcW w:type="dxa" w:w="2480"/>
           </w:tcPr>
           <w:p>
             <w:r>
@@ -13374,7 +13374,7 @@
         </w:tc>
         <w:tc>
           <w:tcPr>
-            <w:tcW w:type="dxa" w:w="2160"/>
+            <w:tcW w:type="dxa" w:w="2480"/>
           </w:tcPr>
           <w:p>
             <w:r>
@@ -13393,7 +13393,7 @@
         </w:tc>
         <w:tc>
           <w:tcPr>
-            <w:tcW w:type="dxa" w:w="2160"/>
+            <w:tcW w:type="dxa" w:w="2480"/>
           </w:tcPr>
           <w:p>
             <w:r>
@@ -13440,7 +13440,7 @@
         </w:tc>
         <w:tc>
           <w:tcPr>
-            <w:tcW w:type="dxa" w:w="2160"/>
+            <w:tcW w:type="dxa" w:w="2480"/>
           </w:tcPr>
           <w:p>
             <w:r>
@@ -13461,7 +13461,7 @@
       <w:tr>
         <w:tc>
           <w:tcPr>
-            <w:tcW w:type="dxa" w:w="2160"/>
+            <w:tcW w:type="dxa" w:w="2480"/>
           </w:tcPr>
           <w:p>
             <w:r>
@@ -13480,7 +13480,7 @@
         </w:tc>
         <w:tc>
           <w:tcPr>
-            <w:tcW w:type="dxa" w:w="2160"/>
+            <w:tcW w:type="dxa" w:w="2480"/>
           </w:tcPr>
           <w:p>
             <w:r>
@@ -13499,7 +13499,7 @@
         </w:tc>
         <w:tc>
           <w:tcPr>
-            <w:tcW w:type="dxa" w:w="2160"/>
+            <w:tcW w:type="dxa" w:w="2480"/>
           </w:tcPr>
           <w:p>
             <w:r>
@@ -13518,7 +13518,7 @@
         </w:tc>
         <w:tc>
           <w:tcPr>
-            <w:tcW w:type="dxa" w:w="2160"/>
+            <w:tcW w:type="dxa" w:w="2480"/>
           </w:tcPr>
           <w:p>
             <w:r>
@@ -13541,8 +13541,8 @@
     <w:sectPr>
       <w:footerReference w:type="default" r:id="rId9"/>
       <w:headerReference w:type="default" r:id="rId10"/>
-      <w:pgSz w:w="12240" w:h="15840"/>
-      <w:pgMar w:top="1440" w:right="1800" w:bottom="1440" w:left="1800" w:header="720" w:footer="720" w:gutter="0"/>
+      <w:pgSz w:w="11906" w:h="16838"/>
+      <w:pgMar w:top="1417" w:right="850" w:bottom="1134" w:left="1134" w:header="720" w:footer="720" w:gutter="0"/>
       <w:cols w:space="720"/>
       <w:docGrid w:linePitch="360"/>
     </w:sectPr>
